--- a/Simulation Document.docx
+++ b/Simulation Document.docx
@@ -260,7 +260,7 @@
     </w:p>
     <w:p>
       <w:pPr>
-        <w:pStyle w:val="Header"/>
+        <w:pStyle w:val="Kopfzeile"/>
         <w:spacing w:after="0"/>
         <w:outlineLvl w:val="0"/>
         <w:rPr>
@@ -283,7 +283,7 @@
     </w:p>
     <w:p>
       <w:pPr>
-        <w:pStyle w:val="TOC1"/>
+        <w:pStyle w:val="Verzeichnis1"/>
         <w:rPr>
           <w:rFonts w:asciiTheme="minorHAnsi" w:eastAsiaTheme="minorEastAsia" w:hAnsiTheme="minorHAnsi" w:cstheme="minorBidi"/>
           <w:kern w:val="2"/>
@@ -322,21 +322,33 @@
         <w:t>1</w:t>
       </w:r>
       <w:r>
+        <w:rPr>
+          <w:lang w:val="en-GB"/>
+        </w:rPr>
         <w:t xml:space="preserve"> Introduction</w:t>
       </w:r>
       <w:r>
+        <w:rPr>
+          <w:lang w:val="en-GB"/>
+        </w:rPr>
         <w:tab/>
       </w:r>
       <w:r>
         <w:fldChar w:fldCharType="begin"/>
       </w:r>
       <w:r>
+        <w:rPr>
+          <w:lang w:val="en-GB"/>
+        </w:rPr>
         <w:instrText xml:space="preserve"> PAGEREF _Toc224395681 \h </w:instrText>
       </w:r>
       <w:r>
         <w:fldChar w:fldCharType="separate"/>
       </w:r>
       <w:r>
+        <w:rPr>
+          <w:lang w:val="en-GB"/>
+        </w:rPr>
         <w:t>3</w:t>
       </w:r>
       <w:r>
@@ -345,7 +357,7 @@
     </w:p>
     <w:p>
       <w:pPr>
-        <w:pStyle w:val="TOC1"/>
+        <w:pStyle w:val="Verzeichnis1"/>
         <w:rPr>
           <w:rFonts w:asciiTheme="minorHAnsi" w:eastAsiaTheme="minorEastAsia" w:hAnsiTheme="minorHAnsi" w:cstheme="minorBidi"/>
           <w:kern w:val="2"/>
@@ -360,21 +372,33 @@
         <w:t>2</w:t>
       </w:r>
       <w:r>
+        <w:rPr>
+          <w:lang w:val="en-GB"/>
+        </w:rPr>
         <w:t xml:space="preserve"> Methodology &amp; Simulation Architecture</w:t>
       </w:r>
       <w:r>
+        <w:rPr>
+          <w:lang w:val="en-GB"/>
+        </w:rPr>
         <w:tab/>
       </w:r>
       <w:r>
         <w:fldChar w:fldCharType="begin"/>
       </w:r>
       <w:r>
+        <w:rPr>
+          <w:lang w:val="en-GB"/>
+        </w:rPr>
         <w:instrText xml:space="preserve"> PAGEREF _Toc224395682 \h </w:instrText>
       </w:r>
       <w:r>
         <w:fldChar w:fldCharType="separate"/>
       </w:r>
       <w:r>
+        <w:rPr>
+          <w:lang w:val="en-GB"/>
+        </w:rPr>
         <w:t>3</w:t>
       </w:r>
       <w:r>
@@ -383,7 +407,7 @@
     </w:p>
     <w:p>
       <w:pPr>
-        <w:pStyle w:val="TOC2"/>
+        <w:pStyle w:val="Verzeichnis2"/>
         <w:rPr>
           <w:rFonts w:asciiTheme="minorHAnsi" w:eastAsiaTheme="minorEastAsia" w:hAnsiTheme="minorHAnsi" w:cstheme="minorBidi"/>
           <w:kern w:val="2"/>
@@ -418,7 +442,7 @@
     </w:p>
     <w:p>
       <w:pPr>
-        <w:pStyle w:val="TOC2"/>
+        <w:pStyle w:val="Verzeichnis2"/>
         <w:rPr>
           <w:rFonts w:asciiTheme="minorHAnsi" w:eastAsiaTheme="minorEastAsia" w:hAnsiTheme="minorHAnsi" w:cstheme="minorBidi"/>
           <w:kern w:val="2"/>
@@ -453,7 +477,7 @@
     </w:p>
     <w:p>
       <w:pPr>
-        <w:pStyle w:val="TOC2"/>
+        <w:pStyle w:val="Verzeichnis2"/>
         <w:rPr>
           <w:rFonts w:asciiTheme="minorHAnsi" w:eastAsiaTheme="minorEastAsia" w:hAnsiTheme="minorHAnsi" w:cstheme="minorBidi"/>
           <w:kern w:val="2"/>
@@ -488,7 +512,7 @@
     </w:p>
     <w:p>
       <w:pPr>
-        <w:pStyle w:val="TOC1"/>
+        <w:pStyle w:val="Verzeichnis1"/>
         <w:rPr>
           <w:rFonts w:asciiTheme="minorHAnsi" w:eastAsiaTheme="minorEastAsia" w:hAnsiTheme="minorHAnsi" w:cstheme="minorBidi"/>
           <w:kern w:val="2"/>
@@ -503,18 +527,27 @@
         <w:t>3 MODEL PARAMETERS &amp; DATA LOGIC</w:t>
       </w:r>
       <w:r>
+        <w:rPr>
+          <w:lang w:val="en-GB"/>
+        </w:rPr>
         <w:tab/>
       </w:r>
       <w:r>
         <w:fldChar w:fldCharType="begin"/>
       </w:r>
       <w:r>
+        <w:rPr>
+          <w:lang w:val="en-GB"/>
+        </w:rPr>
         <w:instrText xml:space="preserve"> PAGEREF _Toc224395686 \h </w:instrText>
       </w:r>
       <w:r>
         <w:fldChar w:fldCharType="separate"/>
       </w:r>
       <w:r>
+        <w:rPr>
+          <w:lang w:val="en-GB"/>
+        </w:rPr>
         <w:t>5</w:t>
       </w:r>
       <w:r>
@@ -523,7 +556,7 @@
     </w:p>
     <w:p>
       <w:pPr>
-        <w:pStyle w:val="TOC2"/>
+        <w:pStyle w:val="Verzeichnis2"/>
         <w:rPr>
           <w:rFonts w:asciiTheme="minorHAnsi" w:eastAsiaTheme="minorEastAsia" w:hAnsiTheme="minorHAnsi" w:cstheme="minorBidi"/>
           <w:kern w:val="2"/>
@@ -555,7 +588,7 @@
     </w:p>
     <w:p>
       <w:pPr>
-        <w:pStyle w:val="TOC2"/>
+        <w:pStyle w:val="Verzeichnis2"/>
         <w:rPr>
           <w:rFonts w:asciiTheme="minorHAnsi" w:eastAsiaTheme="minorEastAsia" w:hAnsiTheme="minorHAnsi" w:cstheme="minorBidi"/>
           <w:kern w:val="2"/>
@@ -587,7 +620,7 @@
     </w:p>
     <w:p>
       <w:pPr>
-        <w:pStyle w:val="TOC2"/>
+        <w:pStyle w:val="Verzeichnis2"/>
         <w:rPr>
           <w:rFonts w:asciiTheme="minorHAnsi" w:eastAsiaTheme="minorEastAsia" w:hAnsiTheme="minorHAnsi" w:cstheme="minorBidi"/>
           <w:kern w:val="2"/>
@@ -619,7 +652,7 @@
     </w:p>
     <w:p>
       <w:pPr>
-        <w:pStyle w:val="TOC2"/>
+        <w:pStyle w:val="Verzeichnis2"/>
         <w:rPr>
           <w:rFonts w:asciiTheme="minorHAnsi" w:eastAsiaTheme="minorEastAsia" w:hAnsiTheme="minorHAnsi" w:cstheme="minorBidi"/>
           <w:kern w:val="2"/>
@@ -651,7 +684,7 @@
     </w:p>
     <w:p>
       <w:pPr>
-        <w:pStyle w:val="TOC3"/>
+        <w:pStyle w:val="Verzeichnis3"/>
         <w:rPr>
           <w:rFonts w:asciiTheme="minorHAnsi" w:eastAsiaTheme="minorEastAsia" w:hAnsiTheme="minorHAnsi" w:cstheme="minorBidi"/>
           <w:noProof/>
@@ -663,12 +696,14 @@
       <w:r>
         <w:rPr>
           <w:noProof/>
+          <w:lang w:val="en-GB"/>
         </w:rPr>
         <w:t>3.4.1 Variables</w:t>
       </w:r>
       <w:r>
         <w:rPr>
           <w:noProof/>
+          <w:lang w:val="en-GB"/>
         </w:rPr>
         <w:tab/>
       </w:r>
@@ -681,6 +716,7 @@
       <w:r>
         <w:rPr>
           <w:noProof/>
+          <w:lang w:val="en-GB"/>
         </w:rPr>
         <w:instrText xml:space="preserve"> PAGEREF _Toc224395691 \h </w:instrText>
       </w:r>
@@ -698,6 +734,7 @@
       <w:r>
         <w:rPr>
           <w:noProof/>
+          <w:lang w:val="en-GB"/>
         </w:rPr>
         <w:t>10</w:t>
       </w:r>
@@ -710,7 +747,7 @@
     </w:p>
     <w:p>
       <w:pPr>
-        <w:pStyle w:val="TOC3"/>
+        <w:pStyle w:val="Verzeichnis3"/>
         <w:rPr>
           <w:rFonts w:asciiTheme="minorHAnsi" w:eastAsiaTheme="minorEastAsia" w:hAnsiTheme="minorHAnsi" w:cstheme="minorBidi"/>
           <w:noProof/>
@@ -722,12 +759,14 @@
       <w:r>
         <w:rPr>
           <w:noProof/>
+          <w:lang w:val="en-GB"/>
         </w:rPr>
         <w:t>3.4.2 Hydrogen Production Rate</w:t>
       </w:r>
       <w:r>
         <w:rPr>
           <w:noProof/>
+          <w:lang w:val="en-GB"/>
         </w:rPr>
         <w:tab/>
       </w:r>
@@ -740,6 +779,7 @@
       <w:r>
         <w:rPr>
           <w:noProof/>
+          <w:lang w:val="en-GB"/>
         </w:rPr>
         <w:instrText xml:space="preserve"> PAGEREF _Toc224395692 \h </w:instrText>
       </w:r>
@@ -757,6 +797,7 @@
       <w:r>
         <w:rPr>
           <w:noProof/>
+          <w:lang w:val="en-GB"/>
         </w:rPr>
         <w:t>10</w:t>
       </w:r>
@@ -769,7 +810,7 @@
     </w:p>
     <w:p>
       <w:pPr>
-        <w:pStyle w:val="TOC3"/>
+        <w:pStyle w:val="Verzeichnis3"/>
         <w:rPr>
           <w:rFonts w:asciiTheme="minorHAnsi" w:eastAsiaTheme="minorEastAsia" w:hAnsiTheme="minorHAnsi" w:cstheme="minorBidi"/>
           <w:noProof/>
@@ -781,12 +822,14 @@
       <w:r>
         <w:rPr>
           <w:noProof/>
+          <w:lang w:val="en-GB"/>
         </w:rPr>
         <w:t>3.4.3 Oxygen Production Rate</w:t>
       </w:r>
       <w:r>
         <w:rPr>
           <w:noProof/>
+          <w:lang w:val="en-GB"/>
         </w:rPr>
         <w:tab/>
       </w:r>
@@ -799,6 +842,7 @@
       <w:r>
         <w:rPr>
           <w:noProof/>
+          <w:lang w:val="en-GB"/>
         </w:rPr>
         <w:instrText xml:space="preserve"> PAGEREF _Toc224395693 \h </w:instrText>
       </w:r>
@@ -816,6 +860,7 @@
       <w:r>
         <w:rPr>
           <w:noProof/>
+          <w:lang w:val="en-GB"/>
         </w:rPr>
         <w:t>10</w:t>
       </w:r>
@@ -828,7 +873,7 @@
     </w:p>
     <w:p>
       <w:pPr>
-        <w:pStyle w:val="TOC3"/>
+        <w:pStyle w:val="Verzeichnis3"/>
         <w:rPr>
           <w:rFonts w:asciiTheme="minorHAnsi" w:eastAsiaTheme="minorEastAsia" w:hAnsiTheme="minorHAnsi" w:cstheme="minorBidi"/>
           <w:noProof/>
@@ -841,12 +886,14 @@
         <w:rPr>
           <w:rFonts w:eastAsiaTheme="minorEastAsia"/>
           <w:noProof/>
+          <w:lang w:val="en-GB"/>
         </w:rPr>
         <w:t>3.4.4 Fish Tank Oxygen Concentration</w:t>
       </w:r>
       <w:r>
         <w:rPr>
           <w:noProof/>
+          <w:lang w:val="en-GB"/>
         </w:rPr>
         <w:tab/>
       </w:r>
@@ -859,6 +906,7 @@
       <w:r>
         <w:rPr>
           <w:noProof/>
+          <w:lang w:val="en-GB"/>
         </w:rPr>
         <w:instrText xml:space="preserve"> PAGEREF _Toc224395694 \h </w:instrText>
       </w:r>
@@ -876,6 +924,7 @@
       <w:r>
         <w:rPr>
           <w:noProof/>
+          <w:lang w:val="en-GB"/>
         </w:rPr>
         <w:t>11</w:t>
       </w:r>
@@ -888,7 +937,7 @@
     </w:p>
     <w:p>
       <w:pPr>
-        <w:pStyle w:val="TOC3"/>
+        <w:pStyle w:val="Verzeichnis3"/>
         <w:rPr>
           <w:rFonts w:asciiTheme="minorHAnsi" w:eastAsiaTheme="minorEastAsia" w:hAnsiTheme="minorHAnsi" w:cstheme="minorBidi"/>
           <w:noProof/>
@@ -900,12 +949,14 @@
       <w:r>
         <w:rPr>
           <w:noProof/>
+          <w:lang w:val="en-GB"/>
         </w:rPr>
         <w:t>3.4.5 Heat Production Rate</w:t>
       </w:r>
       <w:r>
         <w:rPr>
           <w:noProof/>
+          <w:lang w:val="en-GB"/>
         </w:rPr>
         <w:tab/>
       </w:r>
@@ -918,6 +969,7 @@
       <w:r>
         <w:rPr>
           <w:noProof/>
+          <w:lang w:val="en-GB"/>
         </w:rPr>
         <w:instrText xml:space="preserve"> PAGEREF _Toc224395695 \h </w:instrText>
       </w:r>
@@ -935,6 +987,7 @@
       <w:r>
         <w:rPr>
           <w:noProof/>
+          <w:lang w:val="en-GB"/>
         </w:rPr>
         <w:t>11</w:t>
       </w:r>
@@ -947,7 +1000,7 @@
     </w:p>
     <w:p>
       <w:pPr>
-        <w:pStyle w:val="TOC3"/>
+        <w:pStyle w:val="Verzeichnis3"/>
         <w:rPr>
           <w:rFonts w:asciiTheme="minorHAnsi" w:eastAsiaTheme="minorEastAsia" w:hAnsiTheme="minorHAnsi" w:cstheme="minorBidi"/>
           <w:noProof/>
@@ -959,12 +1012,14 @@
       <w:r>
         <w:rPr>
           <w:noProof/>
+          <w:lang w:val="en-GB"/>
         </w:rPr>
         <w:t>3.4.6 Greenhouse Temperature</w:t>
       </w:r>
       <w:r>
         <w:rPr>
           <w:noProof/>
+          <w:lang w:val="en-GB"/>
         </w:rPr>
         <w:tab/>
       </w:r>
@@ -977,6 +1032,7 @@
       <w:r>
         <w:rPr>
           <w:noProof/>
+          <w:lang w:val="en-GB"/>
         </w:rPr>
         <w:instrText xml:space="preserve"> PAGEREF _Toc224395696 \h </w:instrText>
       </w:r>
@@ -994,6 +1050,7 @@
       <w:r>
         <w:rPr>
           <w:noProof/>
+          <w:lang w:val="en-GB"/>
         </w:rPr>
         <w:t>11</w:t>
       </w:r>
@@ -1006,7 +1063,7 @@
     </w:p>
     <w:p>
       <w:pPr>
-        <w:pStyle w:val="TOC3"/>
+        <w:pStyle w:val="Verzeichnis3"/>
         <w:rPr>
           <w:rFonts w:asciiTheme="minorHAnsi" w:eastAsiaTheme="minorEastAsia" w:hAnsiTheme="minorHAnsi" w:cstheme="minorBidi"/>
           <w:noProof/>
@@ -1065,7 +1122,7 @@
     </w:p>
     <w:p>
       <w:pPr>
-        <w:pStyle w:val="TOC1"/>
+        <w:pStyle w:val="Verzeichnis1"/>
         <w:rPr>
           <w:rFonts w:asciiTheme="minorHAnsi" w:eastAsiaTheme="minorEastAsia" w:hAnsiTheme="minorHAnsi" w:cstheme="minorBidi"/>
           <w:kern w:val="2"/>
@@ -1138,8 +1195,8 @@
         <w:sectPr>
           <w:headerReference w:type="default" r:id="rId9"/>
           <w:footerReference w:type="default" r:id="rId10"/>
-          <w:pgSz w:w="11907" w:h="16840"/>
-          <w:pgMar w:top="1134" w:right="1134" w:bottom="1134" w:left="2268" w:header="709" w:footer="709" w:gutter="0"/>
+          <w:pgSz w:w="11907" w:h="16840" w:code="9"/>
+          <w:pgMar w:top="1134" w:right="1134" w:bottom="1134" w:left="1134" w:header="709" w:footer="709" w:gutter="0"/>
           <w:cols w:space="708"/>
           <w:docGrid w:linePitch="326"/>
         </w:sectPr>
@@ -1150,7 +1207,7 @@
     </w:p>
     <w:p>
       <w:pPr>
-        <w:pStyle w:val="Heading1"/>
+        <w:pStyle w:val="berschrift1"/>
         <w:rPr>
           <w:sz w:val="36"/>
           <w:szCs w:val="36"/>
@@ -1163,7 +1220,7 @@
       <w:bookmarkEnd w:id="3"/>
       <w:r>
         <w:rPr>
-          <w:rStyle w:val="Strong"/>
+          <w:rStyle w:val="Fett"/>
           <w:b/>
           <w:bCs/>
         </w:rPr>
@@ -1173,90 +1230,195 @@
       <w:bookmarkEnd w:id="4"/>
     </w:p>
     <w:p>
-      <w:r>
-        <w:t>The Superfarm project represents a transition from traditional linear industrial models to a circular "Waste-to-Value" framework. The project’s core philosophy, "Using Waste to Grow Fish and Plants," addresses the inherent inefficiencies in green hydrogen production, where byproduct oxygen and thermal energy are often treated as secondary waste streams rather than valuable resources.</w:t>
-      </w:r>
-    </w:p>
-    <w:p>
-      <w:r>
-        <w:t>This simulation acts as a Digital Twin, providing a high-fidelity environment to validate the technical and economic viability of integrating electrolysis with localized agriculture. The primary objectives of the model are</w:t>
-      </w:r>
+      <w:pPr>
+        <w:rPr>
+          <w:lang w:val="en-GB"/>
+        </w:rPr>
+      </w:pPr>
+      <w:r>
+        <w:rPr>
+          <w:lang w:val="en-GB"/>
+        </w:rPr>
+        <w:t xml:space="preserve">The </w:t>
+      </w:r>
+      <w:proofErr w:type="spellStart"/>
+      <w:r>
+        <w:rPr>
+          <w:lang w:val="en-GB"/>
+        </w:rPr>
+        <w:t>Superfarm</w:t>
+      </w:r>
+      <w:proofErr w:type="spellEnd"/>
+      <w:r>
+        <w:rPr>
+          <w:lang w:val="en-GB"/>
+        </w:rPr>
+        <w:t xml:space="preserve"> project represents a transition from traditional linear industrial models to a circular "Waste-to-Value" framework. The project’s core philosophy, "Using Waste to Grow Fish and Plants," addresses the inherent inefficiencies in green hydrogen production, where byproduct oxygen and thermal energy are often treated as secondary waste streams rather than valuable resources.</w:t>
+      </w:r>
+    </w:p>
+    <w:p>
+      <w:r>
+        <w:rPr>
+          <w:lang w:val="en-GB"/>
+        </w:rPr>
+        <w:t xml:space="preserve">This simulation acts as a Digital Twin, providing a high-fidelity environment to validate the technical and economic viability of integrating electrolysis with localized agriculture. </w:t>
+      </w:r>
+      <w:proofErr w:type="spellStart"/>
+      <w:r>
+        <w:t>The</w:t>
+      </w:r>
+      <w:proofErr w:type="spellEnd"/>
+      <w:r>
+        <w:t xml:space="preserve"> </w:t>
+      </w:r>
+      <w:proofErr w:type="spellStart"/>
+      <w:r>
+        <w:t>primary</w:t>
+      </w:r>
+      <w:proofErr w:type="spellEnd"/>
+      <w:r>
+        <w:t xml:space="preserve"> </w:t>
+      </w:r>
+      <w:proofErr w:type="spellStart"/>
+      <w:r>
+        <w:t>objectives</w:t>
+      </w:r>
+      <w:proofErr w:type="spellEnd"/>
+      <w:r>
+        <w:t xml:space="preserve"> of </w:t>
+      </w:r>
+      <w:proofErr w:type="spellStart"/>
+      <w:r>
+        <w:t>the</w:t>
+      </w:r>
+      <w:proofErr w:type="spellEnd"/>
+      <w:r>
+        <w:t xml:space="preserve"> </w:t>
+      </w:r>
+      <w:proofErr w:type="spellStart"/>
+      <w:r>
+        <w:t>model</w:t>
+      </w:r>
+      <w:proofErr w:type="spellEnd"/>
+      <w:r>
+        <w:t xml:space="preserve"> </w:t>
+      </w:r>
+      <w:proofErr w:type="spellStart"/>
+      <w:r>
+        <w:t>are</w:t>
+      </w:r>
+      <w:proofErr w:type="spellEnd"/>
       <w:r>
         <w:t>:</w:t>
       </w:r>
     </w:p>
     <w:p>
       <w:pPr>
-        <w:pStyle w:val="ListParagraph"/>
+        <w:pStyle w:val="Listenabsatz"/>
         <w:numPr>
           <w:ilvl w:val="0"/>
           <w:numId w:val="14"/>
         </w:numPr>
         <w:ind w:left="284" w:hanging="294"/>
-      </w:pPr>
-      <w:r>
+        <w:rPr>
+          <w:lang w:val="en-GB"/>
+        </w:rPr>
+      </w:pPr>
+      <w:r>
+        <w:rPr>
+          <w:lang w:val="en-GB"/>
+        </w:rPr>
         <w:t>System Sustainability &amp; Stability: To evaluate if the intermittent and fluctuating byproduct streams (oxygen and heat) can maintain a stable biological environment for a fish tank and a vertical greenhouse module</w:t>
       </w:r>
       <w:r>
+        <w:rPr>
+          <w:lang w:val="en-GB"/>
+        </w:rPr>
         <w:t>.</w:t>
       </w:r>
     </w:p>
     <w:p>
       <w:pPr>
-        <w:pStyle w:val="ListParagraph"/>
+        <w:pStyle w:val="Listenabsatz"/>
         <w:numPr>
           <w:ilvl w:val="0"/>
           <w:numId w:val="14"/>
         </w:numPr>
         <w:ind w:left="284" w:hanging="294"/>
-      </w:pPr>
-      <w:r>
+        <w:rPr>
+          <w:lang w:val="en-GB"/>
+        </w:rPr>
+      </w:pPr>
+      <w:r>
+        <w:rPr>
+          <w:lang w:val="en-GB"/>
+        </w:rPr>
         <w:t>Engineering Design &amp; Component Sizing: To assist in the precise sizing of physical infrastructure, such as buffer capacities and tank volumes, based on dynamic mass and energy flow rates</w:t>
       </w:r>
       <w:r>
+        <w:rPr>
+          <w:lang w:val="en-GB"/>
+        </w:rPr>
         <w:t>.</w:t>
       </w:r>
     </w:p>
     <w:p>
       <w:pPr>
-        <w:pStyle w:val="ListParagraph"/>
+        <w:pStyle w:val="Listenabsatz"/>
         <w:numPr>
           <w:ilvl w:val="0"/>
           <w:numId w:val="14"/>
         </w:numPr>
         <w:ind w:left="284" w:hanging="294"/>
-      </w:pPr>
-      <w:r>
+        <w:rPr>
+          <w:lang w:val="en-GB"/>
+        </w:rPr>
+      </w:pPr>
+      <w:r>
+        <w:rPr>
+          <w:lang w:val="en-GB"/>
+        </w:rPr>
         <w:t>Economic &amp; Financial Grounding: To generate empirical data necessary for performing accurate Return on Investment (ROI) and operational cost calculations</w:t>
       </w:r>
       <w:r>
+        <w:rPr>
+          <w:lang w:val="en-GB"/>
+        </w:rPr>
         <w:t>.</w:t>
       </w:r>
     </w:p>
     <w:p>
       <w:pPr>
         <w:rPr>
-          <w:rStyle w:val="Strong"/>
-        </w:rPr>
-      </w:pPr>
-      <w:r>
+          <w:rStyle w:val="Fett"/>
+          <w:lang w:val="en-GB"/>
+        </w:rPr>
+      </w:pPr>
+      <w:r>
+        <w:rPr>
+          <w:lang w:val="en-GB"/>
+        </w:rPr>
         <w:t>By focusing on the dynamic balance of these flows within a symbiotic module, this simulation ensures technical reliability before moving to physical implementation</w:t>
       </w:r>
       <w:r>
+        <w:rPr>
+          <w:lang w:val="en-GB"/>
+        </w:rPr>
         <w:t>.</w:t>
       </w:r>
       <w:r>
         <w:rPr>
-          <w:rStyle w:val="Strong"/>
+          <w:rStyle w:val="Fett"/>
           <w:b w:val="0"/>
           <w:bCs w:val="0"/>
+          <w:lang w:val="en-GB"/>
         </w:rPr>
         <w:t xml:space="preserve"> </w:t>
       </w:r>
     </w:p>
     <w:p>
       <w:pPr>
-        <w:pStyle w:val="Heading1"/>
+        <w:pStyle w:val="berschrift1"/>
         <w:rPr>
           <w:sz w:val="36"/>
           <w:szCs w:val="36"/>
@@ -1266,7 +1428,7 @@
       <w:bookmarkStart w:id="5" w:name="_Toc224395682"/>
       <w:r>
         <w:rPr>
-          <w:rStyle w:val="Strong"/>
+          <w:rStyle w:val="Fett"/>
           <w:b/>
           <w:bCs/>
         </w:rPr>
@@ -1351,22 +1513,36 @@
     </w:p>
     <w:p>
       <w:pPr>
-        <w:pStyle w:val="Caption"/>
-        <w:rPr>
-          <w:lang w:val="en-US" w:eastAsia="en-US"/>
-        </w:rPr>
-      </w:pPr>
-      <w:r>
-        <w:rPr>
-          <w:lang w:val="en-US" w:eastAsia="en-US"/>
-        </w:rPr>
-        <w:t xml:space="preserve">Figure 1: System Dynamics Architecture of the Superfarm Digital Twin in </w:t>
+        <w:pStyle w:val="Beschriftung"/>
+        <w:rPr>
+          <w:lang w:val="en-US" w:eastAsia="en-US"/>
+        </w:rPr>
+      </w:pPr>
+      <w:r>
+        <w:rPr>
+          <w:lang w:val="en-US" w:eastAsia="en-US"/>
+        </w:rPr>
+        <w:t xml:space="preserve">Figure 1: System Dynamics Architecture of the </w:t>
       </w:r>
       <w:proofErr w:type="spellStart"/>
       <w:r>
         <w:rPr>
           <w:lang w:val="en-US" w:eastAsia="en-US"/>
         </w:rPr>
+        <w:t>Superfarm</w:t>
+      </w:r>
+      <w:proofErr w:type="spellEnd"/>
+      <w:r>
+        <w:rPr>
+          <w:lang w:val="en-US" w:eastAsia="en-US"/>
+        </w:rPr>
+        <w:t xml:space="preserve"> Digital Twin in </w:t>
+      </w:r>
+      <w:proofErr w:type="spellStart"/>
+      <w:r>
+        <w:rPr>
+          <w:lang w:val="en-US" w:eastAsia="en-US"/>
+        </w:rPr>
         <w:t>AnyLogic</w:t>
       </w:r>
       <w:proofErr w:type="spellEnd"/>
@@ -1406,7 +1582,7 @@
     </w:p>
     <w:p>
       <w:pPr>
-        <w:pStyle w:val="Heading2"/>
+        <w:pStyle w:val="berschrift2"/>
         <w:rPr>
           <w:lang w:val="en-US" w:eastAsia="en-US"/>
         </w:rPr>
@@ -1525,7 +1701,7 @@
     </w:p>
     <w:p>
       <w:pPr>
-        <w:pStyle w:val="Heading2"/>
+        <w:pStyle w:val="berschrift2"/>
         <w:rPr>
           <w:lang w:val="en-US" w:eastAsia="en-US"/>
         </w:rPr>
@@ -1554,7 +1730,7 @@
     </w:p>
     <w:p>
       <w:pPr>
-        <w:pStyle w:val="ListParagraph"/>
+        <w:pStyle w:val="Listenabsatz"/>
         <w:numPr>
           <w:ilvl w:val="0"/>
           <w:numId w:val="15"/>
@@ -1585,7 +1761,7 @@
     </w:p>
     <w:p>
       <w:pPr>
-        <w:pStyle w:val="ListParagraph"/>
+        <w:pStyle w:val="Listenabsatz"/>
         <w:numPr>
           <w:ilvl w:val="0"/>
           <w:numId w:val="15"/>
@@ -1599,7 +1775,6 @@
         <w:rPr>
           <w:lang w:val="en-US" w:eastAsia="en-US"/>
         </w:rPr>
-        <w:lastRenderedPageBreak/>
         <w:t xml:space="preserve">Oxygen Symbiosis: </w:t>
       </w:r>
       <w:r>
@@ -1713,7 +1888,7 @@
     </w:p>
     <w:p>
       <w:pPr>
-        <w:pStyle w:val="ListParagraph"/>
+        <w:pStyle w:val="Listenabsatz"/>
         <w:numPr>
           <w:ilvl w:val="0"/>
           <w:numId w:val="15"/>
@@ -1727,6 +1902,7 @@
         <w:rPr>
           <w:lang w:val="en-US" w:eastAsia="en-US"/>
         </w:rPr>
+        <w:lastRenderedPageBreak/>
         <w:t xml:space="preserve">Biological Respiration: </w:t>
       </w:r>
       <w:r>
@@ -1750,7 +1926,7 @@
     </w:p>
     <w:p>
       <w:pPr>
-        <w:pStyle w:val="Heading2"/>
+        <w:pStyle w:val="berschrift2"/>
         <w:rPr>
           <w:lang w:val="en-US" w:eastAsia="en-US"/>
         </w:rPr>
@@ -1783,6 +1959,9 @@
         <w:t>This model features a dual-sink thermal distribution system</w:t>
       </w:r>
       <w:r>
+        <w:rPr>
+          <w:lang w:val="en-GB"/>
+        </w:rPr>
         <w:t xml:space="preserve"> </w:t>
       </w:r>
       <w:r>
@@ -1800,7 +1979,7 @@
     </w:p>
     <w:p>
       <w:pPr>
-        <w:pStyle w:val="ListParagraph"/>
+        <w:pStyle w:val="Listenabsatz"/>
         <w:numPr>
           <w:ilvl w:val="0"/>
           <w:numId w:val="16"/>
@@ -1865,7 +2044,7 @@
     </w:p>
     <w:p>
       <w:pPr>
-        <w:pStyle w:val="ListParagraph"/>
+        <w:pStyle w:val="Listenabsatz"/>
         <w:numPr>
           <w:ilvl w:val="0"/>
           <w:numId w:val="16"/>
@@ -2024,7 +2203,7 @@
     </w:p>
     <w:p>
       <w:pPr>
-        <w:pStyle w:val="ListParagraph"/>
+        <w:pStyle w:val="Listenabsatz"/>
         <w:numPr>
           <w:ilvl w:val="0"/>
           <w:numId w:val="16"/>
@@ -2119,7 +2298,7 @@
     </w:p>
     <w:p>
       <w:pPr>
-        <w:pStyle w:val="ListParagraph"/>
+        <w:pStyle w:val="Listenabsatz"/>
         <w:numPr>
           <w:ilvl w:val="0"/>
           <w:numId w:val="16"/>
@@ -2191,7 +2370,7 @@
       </w:r>
       <w:r>
         <w:rPr>
-          <w:lang w:eastAsia="en-US"/>
+          <w:lang w:val="en-GB" w:eastAsia="en-US"/>
         </w:rPr>
         <w:t xml:space="preserve">evaluate </w:t>
       </w:r>
@@ -2210,7 +2389,7 @@
     </w:p>
     <w:p>
       <w:pPr>
-        <w:pStyle w:val="Heading1"/>
+        <w:pStyle w:val="berschrift1"/>
         <w:rPr>
           <w:lang w:val="en-US" w:eastAsia="en-US"/>
         </w:rPr>
@@ -2227,7 +2406,7 @@
     <w:p>
       <w:pPr>
         <w:rPr>
-          <w:lang w:val="en-US" w:eastAsia="en-US"/>
+          <w:lang w:val="en-GB"/>
         </w:rPr>
       </w:pPr>
       <w:r>
@@ -2273,12 +2452,24 @@
     </w:p>
     <w:p>
       <w:pPr>
-        <w:pStyle w:val="Heading2"/>
+        <w:pStyle w:val="berschrift2"/>
       </w:pPr>
       <w:bookmarkStart w:id="10" w:name="_Toc224395687"/>
-      <w:r>
-        <w:lastRenderedPageBreak/>
-        <w:t>Wind Farm (P_electrolyzer)</w:t>
+      <w:proofErr w:type="spellStart"/>
+      <w:r>
+        <w:t>Wind</w:t>
+      </w:r>
+      <w:proofErr w:type="spellEnd"/>
+      <w:r>
+        <w:t xml:space="preserve"> Farm (</w:t>
+      </w:r>
+      <w:proofErr w:type="spellStart"/>
+      <w:r>
+        <w:t>P_electrolyzer</w:t>
+      </w:r>
+      <w:proofErr w:type="spellEnd"/>
+      <w:r>
+        <w:t>)</w:t>
       </w:r>
       <w:bookmarkEnd w:id="10"/>
     </w:p>
@@ -2291,6 +2482,7 @@
       <w:r>
         <w:rPr>
           <w:rFonts w:cs="Calibri"/>
+          <w:lang w:val="en-GB"/>
         </w:rPr>
         <w:t xml:space="preserve">The power capacity of the wind farm for the simulation was scaled from proposed projects in Norway </w:t>
       </w:r>
@@ -2303,6 +2495,7 @@
       <w:r>
         <w:rPr>
           <w:rFonts w:cs="Calibri"/>
+          <w:lang w:val="en-GB"/>
         </w:rPr>
         <w:instrText xml:space="preserve"> ADDIN ZOTERO_ITEM CSL_CITATION {"citationID":"96GCyNoF","properties":{"formattedCitation":"[1]","plainCitation":"[1]","noteIndex":0},"citationItems":[{"id":345,"uris":["http://zotero.org/groups/6447497/items/QHKRSVM4"],"itemData":{"id":345,"type":"document","title":"PowerPoint Presentation","URL":"https://www.hydrogen.no/files/documents/medlemsmoter/h2carrier.pdf","accessed":{"date-parts":[["2026",3,6]]}}}],"schema":"https://github.com/citation-style-language/schema/raw/master/csl-citation.json"} </w:instrText>
       </w:r>
@@ -2315,6 +2508,7 @@
       <w:r>
         <w:rPr>
           <w:rFonts w:ascii="Aptos" w:hAnsi="Aptos"/>
+          <w:lang w:val="en-GB"/>
         </w:rPr>
         <w:t>[1]</w:t>
       </w:r>
@@ -2327,18 +2521,36 @@
       <w:r>
         <w:rPr>
           <w:rFonts w:cs="Calibri"/>
-        </w:rPr>
-        <w:t xml:space="preserve">. The capacity factor was taken from the same source and the power output over 24 hours was scaled to data from Fingrid </w:t>
-      </w:r>
+          <w:lang w:val="en-GB"/>
+        </w:rPr>
+        <w:t xml:space="preserve">. The capacity factor was taken from the same source and the power output over 24 hours was scaled to data from </w:t>
+      </w:r>
+      <w:proofErr w:type="spellStart"/>
       <w:r>
         <w:rPr>
           <w:rFonts w:cs="Calibri"/>
+          <w:lang w:val="en-GB"/>
+        </w:rPr>
+        <w:t>Fingrid</w:t>
+      </w:r>
+      <w:proofErr w:type="spellEnd"/>
+      <w:r>
+        <w:rPr>
+          <w:rFonts w:cs="Calibri"/>
+          <w:lang w:val="en-GB"/>
+        </w:rPr>
+        <w:t xml:space="preserve"> </w:t>
+      </w:r>
+      <w:r>
+        <w:rPr>
+          <w:rFonts w:cs="Calibri"/>
         </w:rPr>
         <w:fldChar w:fldCharType="begin"/>
       </w:r>
       <w:r>
         <w:rPr>
           <w:rFonts w:cs="Calibri"/>
+          <w:lang w:val="en-GB"/>
         </w:rPr>
         <w:instrText xml:space="preserve"> ADDIN ZOTERO_ITEM CSL_CITATION {"citationID":"XfvlAsyt","properties":{"formattedCitation":"[2]","plainCitation":"[2]","noteIndex":0},"citationItems":[{"id":356,"uris":["http://zotero.org/groups/6447497/items/9ELM3ZNS"],"itemData":{"id":356,"type":"webpage","title":"Download datasets","URL":"https://data.fingrid.fi/en/data?datasets=181","accessed":{"date-parts":[["2026",3,9]]}}}],"schema":"https://github.com/citation-style-language/schema/raw/master/csl-citation.json"} </w:instrText>
       </w:r>
@@ -2351,6 +2563,7 @@
       <w:r>
         <w:rPr>
           <w:rFonts w:ascii="Aptos" w:hAnsi="Aptos"/>
+          <w:lang w:val="en-GB"/>
         </w:rPr>
         <w:t>[2]</w:t>
       </w:r>
@@ -2363,203 +2576,285 @@
       <w:r>
         <w:rPr>
           <w:rFonts w:cs="Calibri"/>
-        </w:rPr>
-        <w:t xml:space="preserve">. </w:t>
-      </w:r>
+          <w:lang w:val="en-GB"/>
+        </w:rPr>
+        <w:t xml:space="preserve">. Although </w:t>
+      </w:r>
+      <w:proofErr w:type="spellStart"/>
       <w:r>
         <w:rPr>
           <w:rFonts w:cs="Calibri"/>
-        </w:rPr>
-        <w:t xml:space="preserve">Although </w:t>
-      </w:r>
+          <w:lang w:val="en-GB"/>
+        </w:rPr>
+        <w:t>Fingrid</w:t>
+      </w:r>
+      <w:proofErr w:type="spellEnd"/>
       <w:r>
         <w:rPr>
           <w:rFonts w:cs="Calibri"/>
-        </w:rPr>
-        <w:t>Fingrid</w:t>
-      </w:r>
+          <w:lang w:val="en-GB"/>
+        </w:rPr>
+        <w:t xml:space="preserve"> data is for all of Finland, data for specific wind farms is not easily found. Therefore, the profile is the best approximation for our project. </w:t>
+      </w:r>
+      <w:proofErr w:type="spellStart"/>
       <w:r>
         <w:rPr>
           <w:rFonts w:cs="Calibri"/>
         </w:rPr>
+        <w:t>The</w:t>
+      </w:r>
+      <w:proofErr w:type="spellEnd"/>
+      <w:r>
+        <w:rPr>
+          <w:rFonts w:cs="Calibri"/>
+        </w:rPr>
         <w:t xml:space="preserve"> </w:t>
       </w:r>
+      <w:proofErr w:type="spellStart"/>
       <w:r>
         <w:rPr>
           <w:rFonts w:cs="Calibri"/>
         </w:rPr>
-        <w:t>data</w:t>
-      </w:r>
+        <w:t>power</w:t>
+      </w:r>
+      <w:proofErr w:type="spellEnd"/>
       <w:r>
         <w:rPr>
           <w:rFonts w:cs="Calibri"/>
         </w:rPr>
+        <w:t xml:space="preserve"> output </w:t>
+      </w:r>
+      <w:proofErr w:type="spellStart"/>
+      <w:r>
+        <w:rPr>
+          <w:rFonts w:cs="Calibri"/>
+        </w:rPr>
+        <w:t>was</w:t>
+      </w:r>
+      <w:proofErr w:type="spellEnd"/>
+      <w:r>
+        <w:rPr>
+          <w:rFonts w:cs="Calibri"/>
+        </w:rPr>
         <w:t xml:space="preserve"> </w:t>
       </w:r>
+      <w:proofErr w:type="spellStart"/>
       <w:r>
         <w:rPr>
           <w:rFonts w:cs="Calibri"/>
         </w:rPr>
-        <w:t>is</w:t>
-      </w:r>
+        <w:t>scaled</w:t>
+      </w:r>
+      <w:proofErr w:type="spellEnd"/>
       <w:r>
         <w:rPr>
           <w:rFonts w:cs="Calibri"/>
         </w:rPr>
-        <w:t xml:space="preserve"> for </w:t>
-      </w:r>
+        <w:t xml:space="preserve"> as </w:t>
+      </w:r>
+      <w:proofErr w:type="spellStart"/>
       <w:r>
         <w:rPr>
           <w:rFonts w:cs="Calibri"/>
         </w:rPr>
-        <w:t>all</w:t>
-      </w:r>
+        <w:t>follows</w:t>
+      </w:r>
+      <w:proofErr w:type="spellEnd"/>
       <w:r>
         <w:rPr>
           <w:rFonts w:cs="Calibri"/>
         </w:rPr>
-        <w:t xml:space="preserve"> of Finland</w:t>
-      </w:r>
-      <w:r>
-        <w:rPr>
-          <w:rFonts w:cs="Calibri"/>
-        </w:rPr>
-        <w:t>,</w:t>
-      </w:r>
-      <w:r>
-        <w:rPr>
-          <w:rFonts w:cs="Calibri"/>
-        </w:rPr>
-        <w:t xml:space="preserve"> </w:t>
-      </w:r>
-      <w:r>
-        <w:rPr>
-          <w:rFonts w:cs="Calibri"/>
-        </w:rPr>
-        <w:t xml:space="preserve">data for specific wind farms is not easily found. Therefore, </w:t>
-      </w:r>
-      <w:r>
-        <w:rPr>
-          <w:rFonts w:cs="Calibri"/>
-        </w:rPr>
-        <w:t>the profile is the best approximation for our project.</w:t>
-      </w:r>
-      <w:r>
-        <w:rPr>
-          <w:rFonts w:cs="Calibri"/>
-        </w:rPr>
-        <w:t xml:space="preserve"> The power output was scaled as follows:</w:t>
-      </w:r>
-    </w:p>
-    <w:p>
-      <w:pPr>
-        <w:pStyle w:val="ListParagraph"/>
+        <w:t>:</w:t>
+      </w:r>
+    </w:p>
+    <w:p>
+      <w:pPr>
+        <w:pStyle w:val="Listenabsatz"/>
         <w:numPr>
           <w:ilvl w:val="0"/>
           <w:numId w:val="24"/>
         </w:numPr>
         <w:ind w:left="284" w:hanging="294"/>
-      </w:pPr>
-      <w:r>
-        <w:t>Hourly Averaging: The raw 3-minute real-time production data from Fingrid (March 6th-7th) was aggregated into hourly mean values to provide a consistent daily profile.</w:t>
-      </w:r>
-    </w:p>
-    <w:p>
-      <w:pPr>
-        <w:pStyle w:val="ListParagraph"/>
+        <w:rPr>
+          <w:lang w:val="en-GB"/>
+        </w:rPr>
+      </w:pPr>
+      <w:r>
+        <w:rPr>
+          <w:lang w:val="en-GB"/>
+        </w:rPr>
+        <w:lastRenderedPageBreak/>
+        <w:t xml:space="preserve">Hourly Averaging: The raw 3-minute real-time production data from </w:t>
+      </w:r>
+      <w:proofErr w:type="spellStart"/>
+      <w:r>
+        <w:rPr>
+          <w:lang w:val="en-GB"/>
+        </w:rPr>
+        <w:t>Fingrid</w:t>
+      </w:r>
+      <w:proofErr w:type="spellEnd"/>
+      <w:r>
+        <w:rPr>
+          <w:lang w:val="en-GB"/>
+        </w:rPr>
+        <w:t xml:space="preserve"> (March 6th-7th) was aggregated into hourly mean values to provide a consistent daily profile.</w:t>
+      </w:r>
+    </w:p>
+    <w:p>
+      <w:pPr>
+        <w:pStyle w:val="Listenabsatz"/>
         <w:numPr>
           <w:ilvl w:val="0"/>
           <w:numId w:val="24"/>
         </w:numPr>
         <w:ind w:left="284" w:hanging="294"/>
-      </w:pPr>
-      <w:r>
+        <w:rPr>
+          <w:lang w:val="en-GB"/>
+        </w:rPr>
+      </w:pPr>
+      <w:r>
+        <w:rPr>
+          <w:lang w:val="en-GB"/>
+        </w:rPr>
         <w:t>Normalization: Each hourly mean was divided by the total national wind capacity (</w:t>
       </w:r>
       <m:oMath>
         <m:r>
           <w:rPr>
             <w:rFonts w:ascii="Cambria Math" w:hAnsi="Cambria Math"/>
+            <w:lang w:val="en-GB"/>
           </w:rPr>
-          <m:t>9,394 MW</m:t>
+          <m:t xml:space="preserve">9,394 </m:t>
+        </m:r>
+        <m:r>
+          <w:rPr>
+            <w:rFonts w:ascii="Cambria Math" w:hAnsi="Cambria Math"/>
+          </w:rPr>
+          <m:t>MW</m:t>
         </m:r>
       </m:oMath>
       <w:r>
+        <w:rPr>
+          <w:lang w:val="en-GB"/>
+        </w:rPr>
         <w:t>) to derive the dimensionless 'k-factor' representing the regional wind volatility.</w:t>
       </w:r>
     </w:p>
     <w:p>
       <w:pPr>
-        <w:pStyle w:val="ListParagraph"/>
+        <w:pStyle w:val="Listenabsatz"/>
         <w:numPr>
           <w:ilvl w:val="0"/>
           <w:numId w:val="24"/>
         </w:numPr>
         <w:ind w:left="284" w:hanging="294"/>
-      </w:pPr>
-      <w:r>
+        <w:rPr>
+          <w:lang w:val="en-GB"/>
+        </w:rPr>
+      </w:pPr>
+      <w:r>
+        <w:rPr>
+          <w:lang w:val="en-GB"/>
+        </w:rPr>
         <w:t xml:space="preserve">Calibration: Since the raw mean was </w:t>
       </w:r>
       <m:oMath>
         <m:r>
           <w:rPr>
             <w:rFonts w:ascii="Cambria Math" w:hAnsi="Cambria Math"/>
+            <w:lang w:val="en-GB"/>
           </w:rPr>
           <m:t>38.5 %</m:t>
         </m:r>
       </m:oMath>
       <w:r>
+        <w:rPr>
+          <w:lang w:val="en-GB"/>
+        </w:rPr>
         <w:t xml:space="preserve">, a multiplier of </w:t>
       </w:r>
       <m:oMath>
         <m:r>
           <w:rPr>
             <w:rFonts w:ascii="Cambria Math" w:hAnsi="Cambria Math"/>
+            <w:lang w:val="en-GB"/>
           </w:rPr>
           <m:t>1.16739</m:t>
         </m:r>
       </m:oMath>
       <w:r>
+        <w:rPr>
+          <w:lang w:val="en-GB"/>
+        </w:rPr>
         <w:t xml:space="preserve"> was applied to scale the daily average to our target </w:t>
       </w:r>
       <m:oMath>
         <m:r>
           <w:rPr>
             <w:rFonts w:ascii="Cambria Math" w:hAnsi="Cambria Math"/>
+            <w:lang w:val="en-GB"/>
           </w:rPr>
           <m:t>45 %</m:t>
         </m:r>
       </m:oMath>
       <w:r>
+        <w:rPr>
+          <w:lang w:val="en-GB"/>
+        </w:rPr>
         <w:t xml:space="preserve"> Capacity Factor.</w:t>
       </w:r>
     </w:p>
     <w:p>
       <w:pPr>
-        <w:pStyle w:val="ListParagraph"/>
+        <w:pStyle w:val="Listenabsatz"/>
         <w:numPr>
           <w:ilvl w:val="0"/>
           <w:numId w:val="24"/>
         </w:numPr>
         <w:ind w:left="284" w:hanging="294"/>
-      </w:pPr>
-      <w:r>
+        <w:rPr>
+          <w:lang w:val="en-GB"/>
+        </w:rPr>
+      </w:pPr>
+      <w:r>
+        <w:rPr>
+          <w:lang w:val="en-GB"/>
+        </w:rPr>
         <w:t>Energy Scaling: The calibrated factors were multiplied by the farm capacity (</w:t>
       </w:r>
       <m:oMath>
         <m:r>
           <w:rPr>
             <w:rFonts w:ascii="Cambria Math" w:hAnsi="Cambria Math"/>
+            <w:lang w:val="en-GB"/>
           </w:rPr>
-          <m:t>2.9 MW</m:t>
+          <m:t xml:space="preserve">2.9 </m:t>
+        </m:r>
+        <m:r>
+          <w:rPr>
+            <w:rFonts w:ascii="Cambria Math" w:hAnsi="Cambria Math"/>
+          </w:rPr>
+          <m:t>MW</m:t>
         </m:r>
       </m:oMath>
       <w:r>
+        <w:rPr>
+          <w:lang w:val="en-GB"/>
+        </w:rPr>
         <w:t>) to generate the final hourly energy output (MWh).</w:t>
       </w:r>
     </w:p>
     <w:p>
-      <w:r>
+      <w:pPr>
+        <w:rPr>
+          <w:lang w:val="en-GB"/>
+        </w:rPr>
+      </w:pPr>
+      <w:r>
+        <w:rPr>
+          <w:lang w:val="en-GB"/>
+        </w:rPr>
         <w:t>The resulting profile ensures the total energy output over 24 hours is exactly</w:t>
       </w:r>
       <w:r>
@@ -2568,6 +2863,7 @@
           <w:rFonts w:asciiTheme="minorHAnsi" w:eastAsiaTheme="majorEastAsia" w:hAnsiTheme="minorHAnsi" w:cs="Calibri"/>
           <w:sz w:val="22"/>
           <w:szCs w:val="22"/>
+          <w:lang w:val="en-GB"/>
         </w:rPr>
         <w:t xml:space="preserve"> </w:t>
       </w:r>
@@ -2578,8 +2874,9 @@
             <w:rFonts w:ascii="Cambria Math" w:eastAsiaTheme="majorEastAsia" w:hAnsi="Cambria Math" w:cs="Calibri"/>
             <w:sz w:val="22"/>
             <w:szCs w:val="22"/>
+            <w:lang w:val="en-GB"/>
           </w:rPr>
-          <m:t xml:space="preserve">2.9 MW*0.45*24 </m:t>
+          <m:t xml:space="preserve">2.9 </m:t>
         </m:r>
         <m:r>
           <w:rPr>
@@ -2588,47 +2885,99 @@
             <w:sz w:val="22"/>
             <w:szCs w:val="22"/>
           </w:rPr>
-          <m:t>hr</m:t>
+          <m:t>MW</m:t>
+        </m:r>
+        <m:r>
+          <w:rPr>
+            <w:rStyle w:val="math-inline"/>
+            <w:rFonts w:ascii="Cambria Math" w:eastAsiaTheme="majorEastAsia" w:hAnsi="Cambria Math" w:cs="Calibri"/>
+            <w:sz w:val="22"/>
+            <w:szCs w:val="22"/>
+            <w:lang w:val="en-GB"/>
+          </w:rPr>
+          <m:t xml:space="preserve">*0.45*24 </m:t>
+        </m:r>
+        <m:r>
+          <w:rPr>
+            <w:rStyle w:val="math-inline"/>
+            <w:rFonts w:ascii="Cambria Math" w:eastAsiaTheme="majorEastAsia" w:hAnsi="Cambria Math" w:cs="Calibri"/>
+            <w:sz w:val="22"/>
+            <w:szCs w:val="22"/>
+            <w:lang w:val="en-GB"/>
+          </w:rPr>
+          <m:t>h</m:t>
+        </m:r>
+        <m:r>
+          <w:rPr>
+            <w:rStyle w:val="math-inline"/>
+            <w:rFonts w:ascii="Cambria Math" w:eastAsiaTheme="majorEastAsia" w:hAnsi="Cambria Math" w:cs="Calibri"/>
+            <w:sz w:val="22"/>
+            <w:szCs w:val="22"/>
+          </w:rPr>
+          <m:t>r</m:t>
         </m:r>
       </m:oMath>
       <w:r>
+        <w:rPr>
+          <w:lang w:val="en-GB"/>
+        </w:rPr>
         <w:t xml:space="preserve">, with no hourly peak exceeding the </w:t>
       </w:r>
       <m:oMath>
         <m:r>
           <w:rPr>
             <w:rFonts w:ascii="Cambria Math" w:hAnsi="Cambria Math"/>
+            <w:lang w:val="en-GB"/>
           </w:rPr>
-          <m:t>2.9 MW</m:t>
+          <m:t xml:space="preserve">2.9 </m:t>
+        </m:r>
+        <m:r>
+          <w:rPr>
+            <w:rFonts w:ascii="Cambria Math" w:hAnsi="Cambria Math"/>
+          </w:rPr>
+          <m:t>MW</m:t>
         </m:r>
       </m:oMath>
       <w:r>
+        <w:rPr>
+          <w:lang w:val="en-GB"/>
+        </w:rPr>
         <w:t>.</w:t>
       </w:r>
     </w:p>
     <w:p>
       <w:pPr>
-        <w:pStyle w:val="Heading2"/>
-        <w:rPr>
-          <w:rStyle w:val="Strong"/>
+        <w:pStyle w:val="berschrift2"/>
+        <w:rPr>
+          <w:rStyle w:val="Fett"/>
           <w:b/>
           <w:bCs/>
         </w:rPr>
       </w:pPr>
       <w:bookmarkStart w:id="11" w:name="_Toc224395688"/>
-      <w:r>
-        <w:rPr>
-          <w:rStyle w:val="Strong"/>
+      <w:proofErr w:type="spellStart"/>
+      <w:r>
+        <w:rPr>
+          <w:rStyle w:val="Fett"/>
           <w:b/>
           <w:bCs/>
         </w:rPr>
-        <w:t>Fish Farm Design</w:t>
+        <w:t>Fish</w:t>
+      </w:r>
+      <w:proofErr w:type="spellEnd"/>
+      <w:r>
+        <w:rPr>
+          <w:rStyle w:val="Fett"/>
+          <w:b/>
+          <w:bCs/>
+        </w:rPr>
+        <w:t xml:space="preserve"> Farm Design</w:t>
       </w:r>
       <w:bookmarkEnd w:id="11"/>
     </w:p>
     <w:p>
       <w:pPr>
-        <w:pStyle w:val="ListParagraph"/>
+        <w:pStyle w:val="Listenabsatz"/>
         <w:numPr>
           <w:ilvl w:val="0"/>
           <w:numId w:val="25"/>
@@ -2639,36 +2988,65 @@
         <w:adjustRightInd/>
         <w:ind w:left="284" w:hanging="284"/>
         <w:textAlignment w:val="auto"/>
-      </w:pPr>
-      <w:r>
+        <w:rPr>
+          <w:lang w:val="en-GB"/>
+        </w:rPr>
+      </w:pPr>
+      <w:r>
+        <w:rPr>
+          <w:lang w:val="en-GB"/>
+        </w:rPr>
         <w:t xml:space="preserve">The electrolyzer plant has a capacity of </w:t>
       </w:r>
       <m:oMath>
         <m:r>
           <w:rPr>
             <w:rFonts w:ascii="Cambria Math" w:hAnsi="Cambria Math"/>
+            <w:lang w:val="en-GB"/>
           </w:rPr>
-          <m:t>2.5 MW</m:t>
+          <m:t xml:space="preserve">2.5 </m:t>
+        </m:r>
+        <m:r>
+          <w:rPr>
+            <w:rFonts w:ascii="Cambria Math" w:hAnsi="Cambria Math"/>
+          </w:rPr>
+          <m:t>MW</m:t>
         </m:r>
       </m:oMath>
       <w:r>
+        <w:rPr>
+          <w:lang w:val="en-GB"/>
+        </w:rPr>
         <w:t xml:space="preserve">; This assumption is made, as the model is vaguely based on the </w:t>
       </w:r>
       <m:oMath>
         <m:r>
           <w:rPr>
             <w:rFonts w:ascii="Cambria Math" w:hAnsi="Cambria Math"/>
+            <w:lang w:val="en-GB"/>
           </w:rPr>
-          <m:t>2.5 MW</m:t>
+          <m:t xml:space="preserve">2.5 </m:t>
+        </m:r>
+        <m:r>
+          <w:rPr>
+            <w:rFonts w:ascii="Cambria Math" w:hAnsi="Cambria Math"/>
+          </w:rPr>
+          <m:t>MW</m:t>
         </m:r>
       </m:oMath>
       <w:r>
+        <w:rPr>
+          <w:lang w:val="en-GB"/>
+        </w:rPr>
         <w:t xml:space="preserve"> Berlevag project </w:t>
       </w:r>
       <w:r>
         <w:fldChar w:fldCharType="begin"/>
       </w:r>
       <w:r>
+        <w:rPr>
+          <w:lang w:val="en-GB"/>
+        </w:rPr>
         <w:instrText xml:space="preserve"> ADDIN ZOTERO_ITEM CSL_CITATION {"citationID":"Bpri0Alh","properties":{"formattedCitation":"[3], [4]","plainCitation":"[3], [4]","noteIndex":0},"citationItems":[{"id":350,"uris":["http://zotero.org/groups/6447497/items/IWK8SNRJ"],"itemData":{"id":350,"type":"webpage","abstract":"NIB has signed a seven-year loan agreement with Norwegian utility company Varanger Kraft to upgrade their hydrogen facility for commercial operations and improve the electricity distribution network…","container-title":"Nordic Investment Bank","language":"en","title":"NIB lends to Varanger Kraft´s hydrogen and power grid projects","URL":"https://www.nib.int/news/nib-lends-to-varanger-krafts-hydrogen-and-power-grid-projects/","accessed":{"date-parts":[["2026",3,8]]}}},{"id":354,"uris":["http://zotero.org/groups/6447497/items/XLXEC6E7"],"itemData":{"id":354,"type":"webpage","abstract":"Latest report summary","container-title":"CORDIS | European Commission","language":"en","title":"Hydrogen-Aeolic Energy with Optimised eLectrolysers Upstream of Substation | H2020","URL":"https://cordis.europa.eu/project/id/779469/reporting","accessed":{"date-parts":[["2026",3,8]]}}}],"schema":"https://github.com/citation-style-language/schema/raw/master/csl-citation.json"} </w:instrText>
       </w:r>
       <w:r>
@@ -2677,6 +3055,7 @@
       <w:r>
         <w:rPr>
           <w:rFonts w:ascii="Aptos" w:hAnsi="Aptos"/>
+          <w:lang w:val="en-GB"/>
         </w:rPr>
         <w:t>[3], [4]</w:t>
       </w:r>
@@ -2684,12 +3063,15 @@
         <w:fldChar w:fldCharType="end"/>
       </w:r>
       <w:r>
+        <w:rPr>
+          <w:lang w:val="en-GB"/>
+        </w:rPr>
         <w:t>.</w:t>
       </w:r>
     </w:p>
     <w:p>
       <w:pPr>
-        <w:pStyle w:val="ListParagraph"/>
+        <w:pStyle w:val="Listenabsatz"/>
         <w:numPr>
           <w:ilvl w:val="0"/>
           <w:numId w:val="25"/>
@@ -2700,14 +3082,21 @@
         <w:adjustRightInd/>
         <w:ind w:left="284" w:hanging="284"/>
         <w:textAlignment w:val="auto"/>
-      </w:pPr>
-      <w:r>
+        <w:rPr>
+          <w:lang w:val="en-GB"/>
+        </w:rPr>
+      </w:pPr>
+      <w:r>
+        <w:rPr>
+          <w:lang w:val="en-GB"/>
+        </w:rPr>
         <w:t xml:space="preserve">The electrolyzer plant is PEM, with an efficiency of </w:t>
       </w:r>
       <m:oMath>
         <m:r>
           <w:rPr>
             <w:rFonts w:ascii="Cambria Math" w:hAnsi="Cambria Math"/>
+            <w:lang w:val="en-GB"/>
           </w:rPr>
           <m:t>70 %</m:t>
         </m:r>
@@ -2715,19 +3104,21 @@
       <w:r>
         <w:rPr>
           <w:rFonts w:eastAsiaTheme="minorEastAsia"/>
+          <w:lang w:val="en-GB"/>
         </w:rPr>
         <w:t>.</w:t>
       </w:r>
       <w:r>
         <w:rPr>
           <w:rFonts w:eastAsiaTheme="minorEastAsia"/>
+          <w:lang w:val="en-GB"/>
         </w:rPr>
         <w:t xml:space="preserve"> </w:t>
       </w:r>
     </w:p>
     <w:p>
       <w:pPr>
-        <w:pStyle w:val="ListParagraph"/>
+        <w:pStyle w:val="Listenabsatz"/>
         <w:numPr>
           <w:ilvl w:val="0"/>
           <w:numId w:val="25"/>
@@ -2738,36 +3129,65 @@
         <w:adjustRightInd/>
         <w:ind w:left="284" w:hanging="284"/>
         <w:textAlignment w:val="auto"/>
-      </w:pPr>
-      <w:r>
+        <w:rPr>
+          <w:lang w:val="en-GB"/>
+        </w:rPr>
+      </w:pPr>
+      <w:r>
+        <w:rPr>
+          <w:lang w:val="en-GB"/>
+        </w:rPr>
         <w:t xml:space="preserve">The wind farm has a capacity of </w:t>
       </w:r>
       <m:oMath>
         <m:r>
           <w:rPr>
             <w:rFonts w:ascii="Cambria Math" w:hAnsi="Cambria Math"/>
+            <w:lang w:val="en-GB"/>
           </w:rPr>
-          <m:t>2.9 MW</m:t>
+          <m:t xml:space="preserve">2.9 </m:t>
+        </m:r>
+        <m:r>
+          <w:rPr>
+            <w:rFonts w:ascii="Cambria Math" w:hAnsi="Cambria Math"/>
+          </w:rPr>
+          <m:t>MW</m:t>
         </m:r>
       </m:oMath>
       <w:r>
+        <w:rPr>
+          <w:lang w:val="en-GB"/>
+        </w:rPr>
         <w:t xml:space="preserve">; scaled from the </w:t>
       </w:r>
       <m:oMath>
         <m:r>
           <w:rPr>
             <w:rFonts w:ascii="Cambria Math" w:hAnsi="Cambria Math"/>
+            <w:lang w:val="en-GB"/>
           </w:rPr>
-          <m:t>175 MW</m:t>
+          <m:t xml:space="preserve">175 </m:t>
+        </m:r>
+        <m:r>
+          <w:rPr>
+            <w:rFonts w:ascii="Cambria Math" w:hAnsi="Cambria Math"/>
+          </w:rPr>
+          <m:t>MW</m:t>
         </m:r>
       </m:oMath>
       <w:r>
+        <w:rPr>
+          <w:lang w:val="en-GB"/>
+        </w:rPr>
         <w:t xml:space="preserve"> electrolyzer project and assuming that the entire power output is used for hydrogen production </w:t>
       </w:r>
       <w:r>
         <w:fldChar w:fldCharType="begin"/>
       </w:r>
       <w:r>
+        <w:rPr>
+          <w:lang w:val="en-GB"/>
+        </w:rPr>
         <w:instrText xml:space="preserve"> ADDIN ZOTERO_ITEM CSL_CITATION {"citationID":"h8ABuPI3","properties":{"formattedCitation":"[1]","plainCitation":"[1]","noteIndex":0},"citationItems":[{"id":345,"uris":["http://zotero.org/groups/6447497/items/QHKRSVM4"],"itemData":{"id":345,"type":"document","title":"PowerPoint Presentation","URL":"https://www.hydrogen.no/files/documents/medlemsmoter/h2carrier.pdf","accessed":{"date-parts":[["2026",3,6]]}}}],"schema":"https://github.com/citation-style-language/schema/raw/master/csl-citation.json"} </w:instrText>
       </w:r>
       <w:r>
@@ -2776,6 +3196,7 @@
       <w:r>
         <w:rPr>
           <w:rFonts w:ascii="Aptos" w:hAnsi="Aptos"/>
+          <w:lang w:val="en-GB"/>
         </w:rPr>
         <w:t>[1]</w:t>
       </w:r>
@@ -2783,12 +3204,15 @@
         <w:fldChar w:fldCharType="end"/>
       </w:r>
       <w:r>
+        <w:rPr>
+          <w:lang w:val="en-GB"/>
+        </w:rPr>
         <w:t>.</w:t>
       </w:r>
     </w:p>
     <w:p>
       <w:pPr>
-        <w:pStyle w:val="ListParagraph"/>
+        <w:pStyle w:val="Listenabsatz"/>
         <w:numPr>
           <w:ilvl w:val="0"/>
           <w:numId w:val="25"/>
@@ -2799,25 +3223,38 @@
         <w:adjustRightInd/>
         <w:ind w:left="284" w:hanging="284"/>
         <w:textAlignment w:val="auto"/>
-      </w:pPr>
-      <w:r>
+        <w:rPr>
+          <w:lang w:val="en-GB"/>
+        </w:rPr>
+      </w:pPr>
+      <w:r>
+        <w:rPr>
+          <w:lang w:val="en-GB"/>
+        </w:rPr>
         <w:t xml:space="preserve">The wind farm has a capacity factor of </w:t>
       </w:r>
       <m:oMath>
         <m:r>
           <w:rPr>
             <w:rFonts w:ascii="Cambria Math" w:hAnsi="Cambria Math"/>
+            <w:lang w:val="en-GB"/>
           </w:rPr>
           <m:t>45 %</m:t>
         </m:r>
       </m:oMath>
       <w:r>
+        <w:rPr>
+          <w:lang w:val="en-GB"/>
+        </w:rPr>
         <w:t xml:space="preserve"> </w:t>
       </w:r>
       <w:r>
         <w:fldChar w:fldCharType="begin"/>
       </w:r>
       <w:r>
+        <w:rPr>
+          <w:lang w:val="en-GB"/>
+        </w:rPr>
         <w:instrText xml:space="preserve"> ADDIN ZOTERO_ITEM CSL_CITATION {"citationID":"iMCWyHp0","properties":{"formattedCitation":"[1]","plainCitation":"[1]","noteIndex":0},"citationItems":[{"id":345,"uris":["http://zotero.org/groups/6447497/items/QHKRSVM4"],"itemData":{"id":345,"type":"document","title":"PowerPoint Presentation","URL":"https://www.hydrogen.no/files/documents/medlemsmoter/h2carrier.pdf","accessed":{"date-parts":[["2026",3,6]]}}}],"schema":"https://github.com/citation-style-language/schema/raw/master/csl-citation.json"} </w:instrText>
       </w:r>
       <w:r>
@@ -2826,6 +3263,7 @@
       <w:r>
         <w:rPr>
           <w:rFonts w:ascii="Aptos" w:hAnsi="Aptos"/>
+          <w:lang w:val="en-GB"/>
         </w:rPr>
         <w:t>[1]</w:t>
       </w:r>
@@ -2833,15 +3271,21 @@
         <w:fldChar w:fldCharType="end"/>
       </w:r>
       <w:r>
+        <w:rPr>
+          <w:lang w:val="en-GB"/>
+        </w:rPr>
         <w:t xml:space="preserve"> (The lower capacity factor from the projects in the source is selected for safety margin)</w:t>
       </w:r>
       <w:r>
+        <w:rPr>
+          <w:lang w:val="en-GB"/>
+        </w:rPr>
         <w:t>.</w:t>
       </w:r>
     </w:p>
     <w:p>
       <w:pPr>
-        <w:pStyle w:val="ListParagraph"/>
+        <w:pStyle w:val="Listenabsatz"/>
         <w:numPr>
           <w:ilvl w:val="0"/>
           <w:numId w:val="25"/>
@@ -2852,57 +3296,166 @@
         <w:adjustRightInd/>
         <w:ind w:left="284" w:hanging="284"/>
         <w:textAlignment w:val="auto"/>
-      </w:pPr>
-      <w:r>
+        <w:rPr>
+          <w:lang w:val="en-GB"/>
+        </w:rPr>
+      </w:pPr>
+      <w:r>
+        <w:rPr>
+          <w:lang w:val="en-GB"/>
+        </w:rPr>
         <w:t xml:space="preserve">Fish are assumed to consume </w:t>
       </w:r>
       <m:oMath>
         <m:r>
           <w:rPr>
             <w:rFonts w:ascii="Cambria Math" w:hAnsi="Cambria Math"/>
+            <w:lang w:val="en-GB"/>
           </w:rPr>
-          <m:t xml:space="preserve">350 mg </m:t>
+          <m:t>350</m:t>
         </m:r>
-        <m:sSub>
-          <m:sSubPr>
+        <m:f>
+          <m:fPr>
             <m:ctrlPr>
               <w:rPr>
                 <w:rFonts w:ascii="Cambria Math" w:hAnsi="Cambria Math"/>
                 <w:i/>
+                <w:lang w:val="en-GB"/>
               </w:rPr>
             </m:ctrlPr>
-          </m:sSubPr>
-          <m:e>
+          </m:fPr>
+          <m:num>
             <m:r>
               <w:rPr>
                 <w:rFonts w:ascii="Cambria Math" w:hAnsi="Cambria Math"/>
               </w:rPr>
-              <m:t>O</m:t>
+              <m:t>m</m:t>
             </m:r>
-          </m:e>
-          <m:sub>
+            <m:sSub>
+              <m:sSubPr>
+                <m:ctrlPr>
+                  <w:rPr>
+                    <w:rFonts w:ascii="Cambria Math" w:hAnsi="Cambria Math"/>
+                    <w:i/>
+                    <w:lang w:val="en-GB"/>
+                  </w:rPr>
+                </m:ctrlPr>
+              </m:sSubPr>
+              <m:e>
+                <m:r>
+                  <w:rPr>
+                    <w:rFonts w:ascii="Cambria Math" w:hAnsi="Cambria Math"/>
+                  </w:rPr>
+                  <m:t>g</m:t>
+                </m:r>
+                <m:ctrlPr>
+                  <w:rPr>
+                    <w:rFonts w:ascii="Cambria Math" w:hAnsi="Cambria Math"/>
+                    <w:i/>
+                  </w:rPr>
+                </m:ctrlPr>
+              </m:e>
+              <m:sub>
+                <m:sSub>
+                  <m:sSubPr>
+                    <m:ctrlPr>
+                      <w:rPr>
+                        <w:rFonts w:ascii="Cambria Math" w:hAnsi="Cambria Math"/>
+                        <w:i/>
+                      </w:rPr>
+                    </m:ctrlPr>
+                  </m:sSubPr>
+                  <m:e>
+                    <m:r>
+                      <w:rPr>
+                        <w:rFonts w:ascii="Cambria Math" w:hAnsi="Cambria Math"/>
+                      </w:rPr>
+                      <m:t>O</m:t>
+                    </m:r>
+                  </m:e>
+                  <m:sub>
+                    <m:r>
+                      <w:rPr>
+                        <w:rFonts w:ascii="Cambria Math" w:hAnsi="Cambria Math"/>
+                        <w:lang w:val="en-GB"/>
+                      </w:rPr>
+                      <m:t>2</m:t>
+                    </m:r>
+                  </m:sub>
+                </m:sSub>
+              </m:sub>
+            </m:sSub>
+          </m:num>
+          <m:den>
             <m:r>
               <w:rPr>
                 <w:rFonts w:ascii="Cambria Math" w:hAnsi="Cambria Math"/>
               </w:rPr>
-              <m:t>2</m:t>
+              <m:t>k</m:t>
             </m:r>
-          </m:sub>
-        </m:sSub>
+            <m:sSub>
+              <m:sSubPr>
+                <m:ctrlPr>
+                  <w:rPr>
+                    <w:rFonts w:ascii="Cambria Math" w:hAnsi="Cambria Math"/>
+                    <w:i/>
+                    <w:lang w:val="en-GB"/>
+                  </w:rPr>
+                </m:ctrlPr>
+              </m:sSubPr>
+              <m:e>
+                <m:r>
+                  <w:rPr>
+                    <w:rFonts w:ascii="Cambria Math" w:hAnsi="Cambria Math"/>
+                  </w:rPr>
+                  <m:t>g</m:t>
+                </m:r>
+                <m:ctrlPr>
+                  <w:rPr>
+                    <w:rFonts w:ascii="Cambria Math" w:hAnsi="Cambria Math"/>
+                    <w:i/>
+                  </w:rPr>
+                </m:ctrlPr>
+              </m:e>
+              <m:sub>
+                <m:r>
+                  <w:rPr>
+                    <w:rFonts w:ascii="Cambria Math" w:hAnsi="Cambria Math"/>
+                  </w:rPr>
+                  <m:t>Biomass</m:t>
+                </m:r>
+              </m:sub>
+            </m:sSub>
+            <m:r>
+              <w:rPr>
+                <w:rFonts w:ascii="Cambria Math" w:hAnsi="Cambria Math"/>
+                <w:lang w:val="en-GB"/>
+              </w:rPr>
+              <m:t>⋅hr</m:t>
+            </m:r>
+          </m:den>
+        </m:f>
         <m:r>
           <w:rPr>
             <w:rFonts w:ascii="Cambria Math" w:hAnsi="Cambria Math"/>
+            <w:lang w:val="en-GB"/>
           </w:rPr>
-          <m:t xml:space="preserve">/kg/hr </m:t>
+          <m:t xml:space="preserve"> </m:t>
         </m:r>
       </m:oMath>
       <w:r>
+        <w:rPr>
+          <w:lang w:val="en-GB"/>
+        </w:rPr>
         <w:t xml:space="preserve"> </w:t>
       </w:r>
       <w:r>
         <w:fldChar w:fldCharType="begin"/>
       </w:r>
       <w:r>
+        <w:rPr>
+          <w:lang w:val="en-GB"/>
+        </w:rPr>
         <w:instrText xml:space="preserve"> ADDIN ZOTERO_ITEM CSL_CITATION {"citationID":"BHx8jqpG","properties":{"formattedCitation":"[5]","plainCitation":"[5]","noteIndex":0},"citationItems":[{"id":346,"uris":["http://zotero.org/groups/6447497/items/FZ4WD9MC"],"itemData":{"id":346,"type":"post-weblog","abstract":"In aquatic animals, blood hemo-globin unloads oxygen to the tissue fluids. Coldwater species have higher dissolved-oxygen concentration requirements than warmwater species do.","container-title":"Global Seafood Alliance","language":"en-US","title":"Dissolved oxygen requirements in aquatic animal respiration - Responsible Seafood Advocate","URL":"https://www.globalseafood.org/advocate/dissolved-oxygen-requirements-in-aquatic-animal-respiration/","accessed":{"date-parts":[["2026",3,6]]},"issued":{"date-parts":[["2011",11,1]]}}}],"schema":"https://github.com/citation-style-language/schema/raw/master/csl-citation.json"} </w:instrText>
       </w:r>
       <w:r>
@@ -2911,6 +3464,7 @@
       <w:r>
         <w:rPr>
           <w:rFonts w:ascii="Aptos" w:hAnsi="Aptos"/>
+          <w:lang w:val="en-GB"/>
         </w:rPr>
         <w:t>[5]</w:t>
       </w:r>
@@ -2918,15 +3472,21 @@
         <w:fldChar w:fldCharType="end"/>
       </w:r>
       <w:r>
+        <w:rPr>
+          <w:lang w:val="en-GB"/>
+        </w:rPr>
         <w:t>, variable oxygen consumption based on feeding times is not considered (this value depends on the type of fish)</w:t>
       </w:r>
       <w:r>
+        <w:rPr>
+          <w:lang w:val="en-GB"/>
+        </w:rPr>
         <w:t>.</w:t>
       </w:r>
     </w:p>
     <w:p>
       <w:pPr>
-        <w:pStyle w:val="ListParagraph"/>
+        <w:pStyle w:val="Listenabsatz"/>
         <w:numPr>
           <w:ilvl w:val="0"/>
           <w:numId w:val="25"/>
@@ -2937,25 +3497,38 @@
         <w:adjustRightInd/>
         <w:ind w:left="284" w:hanging="284"/>
         <w:textAlignment w:val="auto"/>
-      </w:pPr>
-      <w:r>
+        <w:rPr>
+          <w:lang w:val="en-GB"/>
+        </w:rPr>
+      </w:pPr>
+      <w:r>
+        <w:rPr>
+          <w:lang w:val="en-GB"/>
+        </w:rPr>
         <w:t xml:space="preserve">The biomass content of the fish farm is considered to be </w:t>
       </w:r>
       <m:oMath>
         <m:r>
           <w:rPr>
             <w:rFonts w:ascii="Cambria Math" w:hAnsi="Cambria Math"/>
+            <w:lang w:val="en-GB"/>
           </w:rPr>
           <m:t>2.5 %</m:t>
         </m:r>
       </m:oMath>
       <w:r>
+        <w:rPr>
+          <w:lang w:val="en-GB"/>
+        </w:rPr>
         <w:t xml:space="preserve"> </w:t>
       </w:r>
       <w:r>
         <w:fldChar w:fldCharType="begin"/>
       </w:r>
       <w:r>
+        <w:rPr>
+          <w:lang w:val="en-GB"/>
+        </w:rPr>
         <w:instrText xml:space="preserve"> ADDIN ZOTERO_ITEM CSL_CITATION {"citationID":"kHqLTQgV","properties":{"formattedCitation":"[6]","plainCitation":"[6]","noteIndex":0},"citationItems":[{"id":348,"uris":["http://zotero.org/groups/6447497/items/N4356IC4"],"itemData":{"id":348,"type":"webpage","abstract":"The pens provide space for the fish in our farms to thrive, grow healthy and express normal patterns of behavior.","title":"Fish density on our farms","URL":"https://griegseafood.com/our-impact-fish-density-on-our-farms","accessed":{"date-parts":[["2026",3,7]]}}}],"schema":"https://github.com/citation-style-language/schema/raw/master/csl-citation.json"} </w:instrText>
       </w:r>
       <w:r>
@@ -2964,6 +3537,7 @@
       <w:r>
         <w:rPr>
           <w:rFonts w:ascii="Aptos" w:hAnsi="Aptos"/>
+          <w:lang w:val="en-GB"/>
         </w:rPr>
         <w:t>[6]</w:t>
       </w:r>
@@ -2971,12 +3545,22 @@
         <w:fldChar w:fldCharType="end"/>
       </w:r>
       <w:r>
+        <w:rPr>
+          <w:lang w:val="en-GB"/>
+        </w:rPr>
         <w:t>.</w:t>
       </w:r>
     </w:p>
     <w:p>
-      <w:r>
-        <w:lastRenderedPageBreak/>
+      <w:pPr>
+        <w:rPr>
+          <w:lang w:val="en-GB"/>
+        </w:rPr>
+      </w:pPr>
+      <w:r>
+        <w:rPr>
+          <w:lang w:val="en-GB"/>
+        </w:rPr>
         <w:t>To calculate the size of the fish tank, the average production of oxygen per hour must be calculated. The first step is to calculate how much energy is available for electrolysis per hour on average:</w:t>
       </w:r>
     </w:p>
@@ -2984,9 +3568,6 @@
       <w:pPr>
         <w:ind w:left="-709"/>
         <w:jc w:val="center"/>
-        <w:rPr>
-          <w:rFonts w:eastAsiaTheme="minorEastAsia"/>
-        </w:rPr>
       </w:pPr>
       <m:oMathPara>
         <m:oMath>
@@ -3032,21 +3613,98 @@
             <w:rPr>
               <w:rFonts w:ascii="Cambria Math" w:eastAsiaTheme="minorEastAsia" w:hAnsi="Cambria Math"/>
             </w:rPr>
-            <m:t>=0.917 MWh/hr=3.29 GJ/hr</m:t>
+            <m:t>=0.917</m:t>
           </m:r>
+          <m:f>
+            <m:fPr>
+              <m:ctrlPr>
+                <w:rPr>
+                  <w:rFonts w:ascii="Cambria Math" w:eastAsiaTheme="minorEastAsia" w:hAnsi="Cambria Math"/>
+                  <w:i/>
+                </w:rPr>
+              </m:ctrlPr>
+            </m:fPr>
+            <m:num>
+              <m:r>
+                <w:rPr>
+                  <w:rFonts w:ascii="Cambria Math" w:eastAsiaTheme="minorEastAsia" w:hAnsi="Cambria Math"/>
+                </w:rPr>
+                <m:t>MWh</m:t>
+              </m:r>
+            </m:num>
+            <m:den>
+              <m:r>
+                <w:rPr>
+                  <w:rFonts w:ascii="Cambria Math" w:eastAsiaTheme="minorEastAsia" w:hAnsi="Cambria Math"/>
+                </w:rPr>
+                <m:t>hr</m:t>
+              </m:r>
+            </m:den>
+          </m:f>
         </m:oMath>
       </m:oMathPara>
     </w:p>
     <w:p>
       <w:pPr>
+        <w:ind w:left="-709"/>
+        <w:jc w:val="center"/>
+      </w:pPr>
+      <m:oMathPara>
+        <m:oMath>
+          <m:r>
+            <w:rPr>
+              <w:rFonts w:ascii="Cambria Math" w:eastAsiaTheme="minorEastAsia" w:hAnsi="Cambria Math"/>
+            </w:rPr>
+            <m:t>=3.29</m:t>
+          </m:r>
+          <m:f>
+            <m:fPr>
+              <m:ctrlPr>
+                <w:rPr>
+                  <w:rFonts w:ascii="Cambria Math" w:eastAsiaTheme="minorEastAsia" w:hAnsi="Cambria Math"/>
+                  <w:i/>
+                </w:rPr>
+              </m:ctrlPr>
+            </m:fPr>
+            <m:num>
+              <m:r>
+                <w:rPr>
+                  <w:rFonts w:ascii="Cambria Math" w:eastAsiaTheme="minorEastAsia" w:hAnsi="Cambria Math"/>
+                </w:rPr>
+                <m:t>GJ</m:t>
+              </m:r>
+            </m:num>
+            <m:den>
+              <m:r>
+                <w:rPr>
+                  <w:rFonts w:ascii="Cambria Math" w:eastAsiaTheme="minorEastAsia" w:hAnsi="Cambria Math"/>
+                </w:rPr>
+                <m:t>hr</m:t>
+              </m:r>
+            </m:den>
+          </m:f>
+        </m:oMath>
+      </m:oMathPara>
+    </w:p>
+    <w:p>
+      <w:pPr>
+        <w:ind w:left="-709"/>
+        <w:jc w:val="center"/>
+      </w:pPr>
+    </w:p>
+    <w:p>
+      <w:pPr>
         <w:rPr>
           <w:rFonts w:eastAsiaTheme="minorEastAsia"/>
+          <w:lang w:val="en-GB"/>
         </w:rPr>
       </w:pPr>
       <w:r>
         <w:rPr>
           <w:rFonts w:eastAsiaTheme="minorEastAsia"/>
-        </w:rPr>
+          <w:lang w:val="en-GB"/>
+        </w:rPr>
+        <w:lastRenderedPageBreak/>
         <w:t>The energy produced per hour can be divided by the formation enthalpy of one mol of hydrogen and multiplied by a factor of 0.5 to give the amount of oxygen produced per hour in mol:</w:t>
       </w:r>
     </w:p>
@@ -3176,11 +3834,13 @@
       <w:pPr>
         <w:rPr>
           <w:rFonts w:eastAsiaTheme="minorEastAsia"/>
+          <w:lang w:val="en-GB"/>
         </w:rPr>
       </w:pPr>
       <w:r>
         <w:rPr>
           <w:rFonts w:eastAsiaTheme="minorEastAsia"/>
+          <w:lang w:val="en-GB"/>
         </w:rPr>
         <w:t>The amount of oxygen produced per hour can be divided by the amount of oxygen required by the fish per kilogram per hour to give the amount of fish in kilograms:</w:t>
       </w:r>
@@ -3345,11 +4005,13 @@
       <w:pPr>
         <w:rPr>
           <w:rFonts w:eastAsiaTheme="minorEastAsia"/>
+          <w:lang w:val="en-GB"/>
         </w:rPr>
       </w:pPr>
       <w:r>
         <w:rPr>
           <w:rFonts w:eastAsiaTheme="minorEastAsia"/>
+          <w:lang w:val="en-GB"/>
         </w:rPr>
         <w:t>This value can be used to calculate the total volume of the fish tank using the biomass content:</w:t>
       </w:r>
@@ -3510,20 +4172,35 @@
     </w:p>
     <w:p>
       <w:pPr>
-        <w:pStyle w:val="Heading2"/>
+        <w:pStyle w:val="berschrift2"/>
       </w:pPr>
       <w:bookmarkStart w:id="12" w:name="_Toc224395689"/>
+      <w:proofErr w:type="spellStart"/>
       <w:r>
         <w:t>Parameters</w:t>
       </w:r>
-      <w:r>
-        <w:t>/Stocks/Flows</w:t>
+      <w:proofErr w:type="spellEnd"/>
+      <w:r>
+        <w:t>/</w:t>
+      </w:r>
+      <w:proofErr w:type="spellStart"/>
+      <w:r>
+        <w:t>Stocks</w:t>
+      </w:r>
+      <w:proofErr w:type="spellEnd"/>
+      <w:r>
+        <w:t>/</w:t>
+      </w:r>
+      <w:proofErr w:type="spellStart"/>
+      <w:r>
+        <w:t>Flows</w:t>
       </w:r>
       <w:bookmarkEnd w:id="12"/>
+      <w:proofErr w:type="spellEnd"/>
     </w:p>
     <w:tbl>
       <w:tblPr>
-        <w:tblStyle w:val="TableGrid"/>
+        <w:tblStyle w:val="Tabellenraster"/>
         <w:tblW w:w="9209" w:type="dxa"/>
         <w:jc w:val="center"/>
         <w:tblLayout w:type="fixed"/>
@@ -3555,6 +4232,7 @@
                 <w:bCs/>
               </w:rPr>
             </w:pPr>
+            <w:proofErr w:type="spellStart"/>
             <w:r>
               <w:rPr>
                 <w:b/>
@@ -3569,6 +4247,7 @@
               </w:rPr>
               <w:t>s</w:t>
             </w:r>
+            <w:proofErr w:type="spellEnd"/>
           </w:p>
         </w:tc>
         <w:tc>
@@ -3592,8 +4271,17 @@
                 <w:b/>
                 <w:bCs/>
               </w:rPr>
-              <w:t>Value/Unit</w:t>
+              <w:t>Value/</w:t>
             </w:r>
+            <w:proofErr w:type="spellStart"/>
+            <w:r>
+              <w:rPr>
+                <w:b/>
+                <w:bCs/>
+              </w:rPr>
+              <w:t>Unit</w:t>
+            </w:r>
+            <w:proofErr w:type="spellEnd"/>
           </w:p>
         </w:tc>
         <w:tc>
@@ -3612,6 +4300,7 @@
                 <w:bCs/>
               </w:rPr>
             </w:pPr>
+            <w:proofErr w:type="spellStart"/>
             <w:r>
               <w:rPr>
                 <w:b/>
@@ -3619,6 +4308,7 @@
               </w:rPr>
               <w:t>Description</w:t>
             </w:r>
+            <w:proofErr w:type="spellEnd"/>
           </w:p>
         </w:tc>
       </w:tr>
@@ -3638,9 +4328,11 @@
               <w:ind w:left="-108" w:right="-103"/>
               <w:jc w:val="center"/>
             </w:pPr>
+            <w:proofErr w:type="spellStart"/>
             <w:r>
               <w:t>P_Electrolyzer</w:t>
             </w:r>
+            <w:proofErr w:type="spellEnd"/>
           </w:p>
         </w:tc>
         <w:tc>
@@ -3654,9 +4346,11 @@
               <w:ind w:left="-108" w:right="-103"/>
               <w:jc w:val="center"/>
             </w:pPr>
+            <w:proofErr w:type="spellStart"/>
             <w:r>
               <w:t>variable</w:t>
             </w:r>
+            <w:proofErr w:type="spellEnd"/>
           </w:p>
         </w:tc>
         <w:tc>
@@ -3671,34 +4365,60 @@
               <w:jc w:val="center"/>
             </w:pPr>
             <w:r>
+              <w:rPr>
+                <w:lang w:val="en-GB"/>
+              </w:rPr>
               <w:t xml:space="preserve">Power output of a </w:t>
             </w:r>
             <m:oMath>
               <m:r>
                 <w:rPr>
                   <w:rFonts w:ascii="Cambria Math" w:hAnsi="Cambria Math"/>
+                  <w:lang w:val="en-GB"/>
                 </w:rPr>
-                <m:t>2.9 MW</m:t>
+                <m:t xml:space="preserve">2.9 </m:t>
+              </m:r>
+              <m:r>
+                <w:rPr>
+                  <w:rFonts w:ascii="Cambria Math" w:hAnsi="Cambria Math"/>
+                </w:rPr>
+                <m:t>MW</m:t>
               </m:r>
             </m:oMath>
             <w:r>
+              <w:rPr>
+                <w:lang w:val="en-GB"/>
+              </w:rPr>
               <w:t xml:space="preserve"> wind farm for a </w:t>
             </w:r>
             <m:oMath>
               <m:r>
                 <w:rPr>
                   <w:rFonts w:ascii="Cambria Math" w:hAnsi="Cambria Math"/>
+                  <w:lang w:val="en-GB"/>
                 </w:rPr>
-                <m:t>2.5 MW</m:t>
+                <m:t xml:space="preserve">2.5 </m:t>
+              </m:r>
+              <m:r>
+                <w:rPr>
+                  <w:rFonts w:ascii="Cambria Math" w:hAnsi="Cambria Math"/>
+                </w:rPr>
+                <m:t>MW</m:t>
               </m:r>
             </m:oMath>
             <w:r>
+              <w:rPr>
+                <w:lang w:val="en-GB"/>
+              </w:rPr>
               <w:t xml:space="preserve"> industrial pilot scale PEM electrolyzer plant. </w:t>
             </w:r>
             <w:r>
               <w:fldChar w:fldCharType="begin"/>
             </w:r>
             <w:r>
+              <w:rPr>
+                <w:lang w:val="en-GB"/>
+              </w:rPr>
               <w:instrText xml:space="preserve"> ADDIN ZOTERO_ITEM CSL_CITATION {"citationID":"DSsI2lzZ","properties":{"formattedCitation":"[7]","plainCitation":"[7]","noteIndex":0},"citationItems":[{"id":343,"uris":["http://zotero.org/groups/6447497/items/SRB46M8K"],"itemData":{"id":343,"type":"post-weblog","language":"en-GB","title":"Haeolus – Hydrogen-Aeolic Energy with Optimised eLectrolysers Upstream of Substation","URL":"https://haeolus.eu/","accessed":{"date-parts":[["2026",3,6]]},"issued":{"date-parts":[["2024",1,8]]}}}],"schema":"https://github.com/citation-style-language/schema/raw/master/csl-citation.json"} </w:instrText>
             </w:r>
             <w:r>
@@ -3729,9 +4449,11 @@
               <w:ind w:left="-108" w:right="-103"/>
               <w:jc w:val="center"/>
             </w:pPr>
+            <w:proofErr w:type="spellStart"/>
             <w:r>
               <w:t>Eff_Electrolyzer</w:t>
             </w:r>
+            <w:proofErr w:type="spellEnd"/>
           </w:p>
         </w:tc>
         <w:tc>
@@ -3769,12 +4491,18 @@
               <w:jc w:val="center"/>
             </w:pPr>
             <w:r>
+              <w:rPr>
+                <w:lang w:val="en-GB"/>
+              </w:rPr>
               <w:t xml:space="preserve">Mid-range efficiency of alkaline or PEM electrolyzers (considered constant). </w:t>
             </w:r>
             <w:r>
               <w:fldChar w:fldCharType="begin"/>
             </w:r>
             <w:r>
+              <w:rPr>
+                <w:lang w:val="en-GB"/>
+              </w:rPr>
               <w:instrText xml:space="preserve"> ADDIN ZOTERO_ITEM CSL_CITATION {"citationID":"gPCdkhXq","properties":{"formattedCitation":"[8]","plainCitation":"[8]","noteIndex":0},"citationItems":[{"id":359,"uris":["http://zotero.org/groups/6447497/items/SS8CMKJN"],"itemData":{"id":359,"type":"article-journal","abstract":"This study investigates the impact of including (or neglecting) the variable efficiency of hydrogen electrolyzers as a function of operating power in the modelling of green hydrogen produced from variable renewable energy sources. Results show that neglecting the variable electrolyzer efficiency, as is commonly done in studies of green hydrogen, leads to significant overestimation of hydrogen production in the range of 5–24%. The effects of the time resolution used in models are also investigated, as well as the impact of including the option for the electrolyzer to switch to stand-by mode instead of powering down and electrolyzer ramp rate constraints. Results indicate that these have a minor effect on overall hydrogen production, with the use of hour resolution data leading to overestimation in the range of 0.2–2%, relative to using 5-min data. This study used data from three solar farms and three wind in Australia, from which it is observed that wind farms produced 55% more hydrogen than the solar farms. The results in this study highlight the critical importance of including the variable efficiency of electrolyzers in the modelling of green hydrogen production. As this industry scales, continuing to neglect this effect would lead to the overestimation of hydrogen production by tens of megatonnes.","container-title":"International Journal of Hydrogen Energy","DOI":"10.1016/j.ijhydene.2024.05.360","ISSN":"0360-3199","journalAbbreviation":"International Journal of Hydrogen Energy","page":"49-59","source":"ScienceDirect","title":"Ignore variability, overestimate hydrogen production – Quantifying the effects of electrolyzer efficiency curves on hydrogen production from renewable energy sources","volume":"72","author":[{"family":"Virah-Sawmy","given":"Dan"},{"family":"Beck","given":"Fiona J."},{"family":"Sturmberg","given":"Bjorn"}],"issued":{"date-parts":[["2024",6,27]]}}}],"schema":"https://github.com/citation-style-language/schema/raw/master/csl-citation.json"} </w:instrText>
             </w:r>
             <w:r>
@@ -3805,9 +4533,11 @@
               <w:ind w:left="-108" w:right="-103"/>
               <w:jc w:val="center"/>
             </w:pPr>
+            <w:proofErr w:type="spellStart"/>
             <w:r>
               <w:t>Delta_h</w:t>
             </w:r>
+            <w:proofErr w:type="spellEnd"/>
           </w:p>
         </w:tc>
         <w:tc>
@@ -3872,17 +4602,30 @@
               <w:jc w:val="center"/>
             </w:pPr>
             <w:r>
+              <w:rPr>
+                <w:lang w:val="en-GB"/>
+              </w:rPr>
               <w:t xml:space="preserve">Formation enthalpy (energy required to form </w:t>
             </w:r>
             <m:oMath>
               <m:r>
                 <w:rPr>
                   <w:rFonts w:ascii="Cambria Math" w:hAnsi="Cambria Math"/>
+                  <w:lang w:val="en-GB"/>
                 </w:rPr>
-                <m:t>1 mol</m:t>
+                <m:t xml:space="preserve">1 </m:t>
+              </m:r>
+              <m:r>
+                <w:rPr>
+                  <w:rFonts w:ascii="Cambria Math" w:hAnsi="Cambria Math"/>
+                </w:rPr>
+                <m:t>mol</m:t>
               </m:r>
             </m:oMath>
             <w:r>
+              <w:rPr>
+                <w:lang w:val="en-GB"/>
+              </w:rPr>
               <w:t xml:space="preserve"> of </w:t>
             </w:r>
             <m:oMath>
@@ -3907,6 +4650,7 @@
                   <m:r>
                     <w:rPr>
                       <w:rFonts w:ascii="Cambria Math" w:hAnsi="Cambria Math"/>
+                      <w:lang w:val="en-GB"/>
                     </w:rPr>
                     <m:t>2</m:t>
                   </m:r>
@@ -3914,6 +4658,9 @@
               </m:sSub>
             </m:oMath>
             <w:r>
+              <w:rPr>
+                <w:lang w:val="en-GB"/>
+              </w:rPr>
               <w:t xml:space="preserve"> from </w:t>
             </w:r>
             <m:oMath>
@@ -3938,6 +4685,7 @@
                   <m:r>
                     <w:rPr>
                       <w:rFonts w:ascii="Cambria Math" w:hAnsi="Cambria Math"/>
+                      <w:lang w:val="en-GB"/>
                     </w:rPr>
                     <m:t>2</m:t>
                   </m:r>
@@ -3951,12 +4699,18 @@
               </m:r>
             </m:oMath>
             <w:r>
+              <w:rPr>
+                <w:lang w:val="en-GB"/>
+              </w:rPr>
               <w:t xml:space="preserve">). </w:t>
             </w:r>
             <w:r>
               <w:fldChar w:fldCharType="begin"/>
             </w:r>
             <w:r>
+              <w:rPr>
+                <w:lang w:val="en-GB"/>
+              </w:rPr>
               <w:instrText xml:space="preserve"> ADDIN ZOTERO_ITEM CSL_CITATION {"citationID":"eSBSfdEq","properties":{"formattedCitation":"[9]","plainCitation":"[9]","noteIndex":0},"citationItems":[{"id":358,"uris":["http://zotero.org/groups/6447497/items/ZK2PQ9AW"],"itemData":{"id":358,"type":"book","ISBN":"3-527-33342-8","language":"English","title":"Hydrogen Production by Electrolysis","author":[{"family":"Godula-Jopek","given":"Agata"}],"issued":{"date-parts":[["2015",7,7]]}}}],"schema":"https://github.com/citation-style-language/schema/raw/master/csl-citation.json"} </w:instrText>
             </w:r>
             <w:r>
@@ -3987,9 +4741,11 @@
               <w:ind w:left="-108" w:right="-103"/>
               <w:jc w:val="center"/>
             </w:pPr>
+            <w:proofErr w:type="spellStart"/>
             <w:r>
               <w:t>V_tank</w:t>
             </w:r>
+            <w:proofErr w:type="spellEnd"/>
           </w:p>
         </w:tc>
         <w:tc>
@@ -4051,9 +4807,29 @@
               <w:spacing w:after="0" w:line="276" w:lineRule="auto"/>
               <w:ind w:right="36"/>
               <w:jc w:val="center"/>
+              <w:rPr>
+                <w:lang w:val="en-GB"/>
+              </w:rPr>
             </w:pPr>
             <w:r>
-              <w:t>Calculated from Oxygen production, oxygen consumption of fish and space required for resulting amount of fish.</w:t>
+              <w:rPr>
+                <w:lang w:val="en-GB"/>
+              </w:rPr>
+              <w:t xml:space="preserve">Calculated from Oxygen production, oxygen consumption of fish and space required for resulting </w:t>
+            </w:r>
+            <w:proofErr w:type="gramStart"/>
+            <w:r>
+              <w:rPr>
+                <w:lang w:val="en-GB"/>
+              </w:rPr>
+              <w:t>amount</w:t>
+            </w:r>
+            <w:proofErr w:type="gramEnd"/>
+            <w:r>
+              <w:rPr>
+                <w:lang w:val="en-GB"/>
+              </w:rPr>
+              <w:t xml:space="preserve"> of fish.</w:t>
             </w:r>
           </w:p>
         </w:tc>
@@ -4074,9 +4850,11 @@
               <w:ind w:left="-108" w:right="-103"/>
               <w:jc w:val="center"/>
             </w:pPr>
+            <w:proofErr w:type="spellStart"/>
             <w:r>
               <w:t>V_greenhouse</w:t>
             </w:r>
+            <w:proofErr w:type="spellEnd"/>
           </w:p>
         </w:tc>
         <w:tc>
@@ -4100,13 +4878,7 @@
                   <w:rPr>
                     <w:rFonts w:ascii="Cambria Math" w:eastAsiaTheme="minorEastAsia" w:hAnsi="Cambria Math"/>
                   </w:rPr>
-                  <m:t>1500</m:t>
-                </m:r>
-                <m:r>
-                  <w:rPr>
-                    <w:rFonts w:ascii="Cambria Math" w:eastAsiaTheme="minorEastAsia" w:hAnsi="Cambria Math"/>
-                  </w:rPr>
-                  <m:t xml:space="preserve"> </m:t>
+                  <m:t xml:space="preserve">1500 </m:t>
                 </m:r>
                 <m:sSup>
                   <m:sSupPr>
@@ -4150,8 +4922,21 @@
               <w:jc w:val="center"/>
             </w:pPr>
             <w:r>
-              <w:t>Volume of the greenhouse</w:t>
+              <w:t xml:space="preserve">Volume of </w:t>
             </w:r>
+            <w:proofErr w:type="spellStart"/>
+            <w:r>
+              <w:t>the</w:t>
+            </w:r>
+            <w:proofErr w:type="spellEnd"/>
+            <w:r>
+              <w:t xml:space="preserve"> </w:t>
+            </w:r>
+            <w:proofErr w:type="spellStart"/>
+            <w:r>
+              <w:t>greenhouse</w:t>
+            </w:r>
+            <w:proofErr w:type="spellEnd"/>
           </w:p>
         </w:tc>
       </w:tr>
@@ -4171,9 +4956,11 @@
               <w:ind w:left="-108" w:right="-103"/>
               <w:jc w:val="center"/>
             </w:pPr>
+            <w:proofErr w:type="spellStart"/>
             <w:r>
               <w:t>cp_water</w:t>
             </w:r>
+            <w:proofErr w:type="spellEnd"/>
           </w:p>
         </w:tc>
         <w:tc>
@@ -4235,8 +5022,14 @@
               <w:spacing w:after="0" w:line="276" w:lineRule="auto"/>
               <w:ind w:right="36"/>
               <w:jc w:val="center"/>
+              <w:rPr>
+                <w:lang w:val="en-GB"/>
+              </w:rPr>
             </w:pPr>
             <w:r>
+              <w:rPr>
+                <w:lang w:val="en-GB"/>
+              </w:rPr>
               <w:t>The specific heat capacity of water.</w:t>
             </w:r>
           </w:p>
@@ -4258,10 +5051,11 @@
               <w:ind w:left="-108" w:right="-103"/>
               <w:jc w:val="center"/>
             </w:pPr>
+            <w:proofErr w:type="spellStart"/>
             <w:r>
-              <w:lastRenderedPageBreak/>
               <w:t>cp_air</w:t>
             </w:r>
+            <w:proofErr w:type="spellEnd"/>
           </w:p>
         </w:tc>
         <w:tc>
@@ -4323,8 +5117,14 @@
               <w:spacing w:after="0" w:line="276" w:lineRule="auto"/>
               <w:ind w:right="36"/>
               <w:jc w:val="center"/>
+              <w:rPr>
+                <w:lang w:val="en-GB"/>
+              </w:rPr>
             </w:pPr>
             <w:r>
+              <w:rPr>
+                <w:lang w:val="en-GB"/>
+              </w:rPr>
               <w:t>The specific heat capacity of air.</w:t>
             </w:r>
           </w:p>
@@ -4413,8 +5213,14 @@
               <w:spacing w:after="0" w:line="276" w:lineRule="auto"/>
               <w:ind w:right="36"/>
               <w:jc w:val="center"/>
+              <w:rPr>
+                <w:lang w:val="en-GB"/>
+              </w:rPr>
             </w:pPr>
             <w:r>
+              <w:rPr>
+                <w:lang w:val="en-GB"/>
+              </w:rPr>
               <w:t>See “Fish Farm Design” for calculation; result converted to mol to match units in simulation.</w:t>
             </w:r>
           </w:p>
@@ -4436,9 +5242,11 @@
               <w:ind w:left="-108" w:right="-103"/>
               <w:jc w:val="center"/>
             </w:pPr>
+            <w:proofErr w:type="spellStart"/>
             <w:r>
               <w:t>rho_air</w:t>
             </w:r>
+            <w:proofErr w:type="spellEnd"/>
           </w:p>
         </w:tc>
         <w:tc>
@@ -4650,7 +5458,7 @@
     </w:p>
     <w:tbl>
       <w:tblPr>
-        <w:tblStyle w:val="TableGrid"/>
+        <w:tblStyle w:val="Tabellenraster"/>
         <w:tblW w:w="9209" w:type="dxa"/>
         <w:jc w:val="center"/>
         <w:tblLayout w:type="fixed"/>
@@ -4687,6 +5495,7 @@
                 <w:b/>
                 <w:bCs/>
               </w:rPr>
+              <w:lastRenderedPageBreak/>
               <w:t>Stock</w:t>
             </w:r>
           </w:p>
@@ -4897,8 +5706,14 @@
               <w:spacing w:after="0" w:line="276" w:lineRule="auto"/>
               <w:ind w:left="-102" w:right="-110"/>
               <w:jc w:val="center"/>
+              <w:rPr>
+                <w:lang w:val="en-GB"/>
+              </w:rPr>
             </w:pPr>
             <w:r>
+              <w:rPr>
+                <w:lang w:val="en-GB"/>
+              </w:rPr>
               <w:t>Concentration of oxygen in fish tank</w:t>
             </w:r>
           </w:p>
@@ -5080,8 +5895,14 @@
               <w:spacing w:after="0" w:line="276" w:lineRule="auto"/>
               <w:ind w:left="-102" w:right="-110"/>
               <w:jc w:val="center"/>
+              <w:rPr>
+                <w:lang w:val="en-GB"/>
+              </w:rPr>
             </w:pPr>
             <w:r>
+              <w:rPr>
+                <w:lang w:val="en-GB"/>
+              </w:rPr>
               <w:t>Temperature of the fish tank</w:t>
             </w:r>
           </w:p>
@@ -5103,9 +5924,11 @@
               <w:ind w:left="-102" w:right="-110"/>
               <w:jc w:val="center"/>
             </w:pPr>
+            <w:proofErr w:type="spellStart"/>
             <w:r>
               <w:t>T_greenhouse</w:t>
             </w:r>
+            <w:proofErr w:type="spellEnd"/>
           </w:p>
         </w:tc>
         <w:tc>
@@ -5161,7 +5984,7 @@
     </w:p>
     <w:tbl>
       <w:tblPr>
-        <w:tblStyle w:val="TableGrid"/>
+        <w:tblStyle w:val="Tabellenraster"/>
         <w:tblW w:w="9209" w:type="dxa"/>
         <w:jc w:val="center"/>
         <w:tblLayout w:type="fixed"/>
@@ -5489,8 +6312,14 @@
               <w:spacing w:after="0" w:line="276" w:lineRule="auto"/>
               <w:ind w:left="-108" w:right="-108"/>
               <w:jc w:val="center"/>
+              <w:rPr>
+                <w:lang w:val="en-GB"/>
+              </w:rPr>
             </w:pPr>
             <w:r>
+              <w:rPr>
+                <w:lang w:val="en-GB"/>
+              </w:rPr>
               <w:t>Oxygen transfer rate from buffer to fish tank</w:t>
             </w:r>
           </w:p>
@@ -5512,9 +6341,11 @@
               <w:ind w:left="-108" w:right="-108"/>
               <w:jc w:val="center"/>
             </w:pPr>
+            <w:proofErr w:type="spellStart"/>
             <w:r>
               <w:t>Q_diss_greenhouse</w:t>
             </w:r>
+            <w:proofErr w:type="spellEnd"/>
           </w:p>
         </w:tc>
         <w:tc>
@@ -5570,8 +6401,14 @@
               <w:spacing w:after="0" w:line="276" w:lineRule="auto"/>
               <w:ind w:left="-108" w:right="-108"/>
               <w:jc w:val="center"/>
+              <w:rPr>
+                <w:lang w:val="en-GB"/>
+              </w:rPr>
             </w:pPr>
             <w:r>
+              <w:rPr>
+                <w:lang w:val="en-GB"/>
+              </w:rPr>
               <w:t>A dummy value representing heat loss from the greenhouse</w:t>
             </w:r>
           </w:p>
@@ -5593,9 +6430,11 @@
               <w:ind w:left="-108" w:right="-108"/>
               <w:jc w:val="center"/>
             </w:pPr>
+            <w:proofErr w:type="spellStart"/>
             <w:r>
               <w:t>Q_diss_tank</w:t>
             </w:r>
+            <w:proofErr w:type="spellEnd"/>
           </w:p>
         </w:tc>
         <w:tc>
@@ -5651,8 +6490,14 @@
               <w:spacing w:after="0" w:line="276" w:lineRule="auto"/>
               <w:ind w:left="-108" w:right="-108"/>
               <w:jc w:val="center"/>
+              <w:rPr>
+                <w:lang w:val="en-GB"/>
+              </w:rPr>
             </w:pPr>
             <w:r>
+              <w:rPr>
+                <w:lang w:val="en-GB"/>
+              </w:rPr>
               <w:t>A dummy value representing heat loss from the fish tank</w:t>
             </w:r>
           </w:p>
@@ -5674,9 +6519,11 @@
               <w:ind w:left="-108" w:right="-108"/>
               <w:jc w:val="center"/>
             </w:pPr>
+            <w:proofErr w:type="spellStart"/>
             <w:r>
               <w:t>Q_greenhouse_in</w:t>
             </w:r>
+            <w:proofErr w:type="spellEnd"/>
           </w:p>
         </w:tc>
         <w:tc>
@@ -5735,8 +6582,14 @@
               <w:spacing w:after="0" w:line="276" w:lineRule="auto"/>
               <w:ind w:left="-108" w:right="-108"/>
               <w:jc w:val="center"/>
+              <w:rPr>
+                <w:lang w:val="en-GB"/>
+              </w:rPr>
             </w:pPr>
             <w:r>
+              <w:rPr>
+                <w:lang w:val="en-GB"/>
+              </w:rPr>
               <w:t>A dummy value representing the heat flow to the greenhouse</w:t>
             </w:r>
           </w:p>
@@ -5758,9 +6611,11 @@
               <w:ind w:left="-108" w:right="-108"/>
               <w:jc w:val="center"/>
             </w:pPr>
+            <w:proofErr w:type="spellStart"/>
             <w:r>
               <w:t>Q_tank_in</w:t>
             </w:r>
+            <w:proofErr w:type="spellEnd"/>
           </w:p>
         </w:tc>
         <w:tc>
@@ -5819,8 +6674,14 @@
               <w:spacing w:after="0" w:line="276" w:lineRule="auto"/>
               <w:ind w:left="-108" w:right="-108"/>
               <w:jc w:val="center"/>
+              <w:rPr>
+                <w:lang w:val="en-GB"/>
+              </w:rPr>
             </w:pPr>
             <w:r>
+              <w:rPr>
+                <w:lang w:val="en-GB"/>
+              </w:rPr>
               <w:t>A dummy value representing the flow of heat to the fish tank</w:t>
             </w:r>
           </w:p>
@@ -5842,9 +6703,11 @@
               <w:ind w:left="-108" w:right="-108"/>
               <w:jc w:val="center"/>
             </w:pPr>
+            <w:proofErr w:type="spellStart"/>
             <w:r>
               <w:t>Q_prod</w:t>
             </w:r>
+            <w:proofErr w:type="spellEnd"/>
           </w:p>
         </w:tc>
         <w:tc>
@@ -5980,48 +6843,136 @@
       </w:r>
     </w:p>
     <w:p>
-      <w:r>
-        <w:t xml:space="preserve">This obviously needs to be digitalized, its just preliminary. It’s the original idea. </w:t>
-      </w:r>
-    </w:p>
-    <w:p>
-      <w:pPr>
-        <w:pStyle w:val="Heading2"/>
+      <w:pPr>
+        <w:rPr>
+          <w:lang w:val="en-GB"/>
+        </w:rPr>
+      </w:pPr>
+      <w:r>
+        <w:rPr>
+          <w:lang w:val="en-GB"/>
+        </w:rPr>
+        <w:t xml:space="preserve">This obviously needs to be </w:t>
+      </w:r>
+      <w:proofErr w:type="gramStart"/>
+      <w:r>
+        <w:rPr>
+          <w:lang w:val="en-GB"/>
+        </w:rPr>
+        <w:t>digitalized,</w:t>
+      </w:r>
+      <w:proofErr w:type="gramEnd"/>
+      <w:r>
+        <w:rPr>
+          <w:lang w:val="en-GB"/>
+        </w:rPr>
+        <w:t xml:space="preserve"> it</w:t>
+      </w:r>
+      <w:r>
+        <w:rPr>
+          <w:lang w:val="en-GB"/>
+        </w:rPr>
+        <w:t xml:space="preserve"> i</w:t>
+      </w:r>
+      <w:r>
+        <w:rPr>
+          <w:lang w:val="en-GB"/>
+        </w:rPr>
+        <w:t>s just preliminary</w:t>
+      </w:r>
+      <w:r>
+        <w:rPr>
+          <w:lang w:val="en-GB"/>
+        </w:rPr>
+        <w:t xml:space="preserve"> (</w:t>
+      </w:r>
+      <w:r>
+        <w:rPr>
+          <w:lang w:val="en-GB"/>
+        </w:rPr>
+        <w:t>original idea</w:t>
+      </w:r>
+      <w:r>
+        <w:rPr>
+          <w:lang w:val="en-GB"/>
+        </w:rPr>
+        <w:t>)</w:t>
+      </w:r>
+      <w:r>
+        <w:rPr>
+          <w:lang w:val="en-GB"/>
+        </w:rPr>
+        <w:t xml:space="preserve">. </w:t>
+      </w:r>
+    </w:p>
+    <w:p>
+      <w:pPr>
+        <w:pStyle w:val="berschrift2"/>
       </w:pPr>
       <w:bookmarkStart w:id="13" w:name="_Toc224395690"/>
       <w:r>
-        <w:t>Key Equations</w:t>
+        <w:t xml:space="preserve">Key </w:t>
+      </w:r>
+      <w:proofErr w:type="spellStart"/>
+      <w:r>
+        <w:t>Equations</w:t>
       </w:r>
       <w:bookmarkEnd w:id="13"/>
-    </w:p>
-    <w:p>
-      <w:r>
-        <w:t>Each</w:t>
-      </w:r>
-      <w:r>
-        <w:t xml:space="preserve"> equation is represented in a part of the model. The variable names are not the same as in the model, to make the equations more easily recognizable at a glance. The equation is described shortly and the section of the model where it can be found is named. The variables for the equations below are listed under </w:t>
+      <w:proofErr w:type="spellEnd"/>
+    </w:p>
+    <w:p>
+      <w:pPr>
+        <w:rPr>
+          <w:lang w:val="en-GB"/>
+        </w:rPr>
+      </w:pPr>
+      <w:r>
+        <w:rPr>
+          <w:lang w:val="en-GB"/>
+        </w:rPr>
+        <w:t xml:space="preserve">Each equation is represented in a part of the model. The variable names are not the same as in the model, to make the equations more easily recognizable </w:t>
+      </w:r>
+      <w:proofErr w:type="gramStart"/>
+      <w:r>
+        <w:rPr>
+          <w:lang w:val="en-GB"/>
+        </w:rPr>
+        <w:t>at a glance</w:t>
+      </w:r>
+      <w:proofErr w:type="gramEnd"/>
+      <w:r>
+        <w:rPr>
+          <w:lang w:val="en-GB"/>
+        </w:rPr>
+        <w:t xml:space="preserve">. The equation is described shortly and the section of the model where it can be found is named. The variables for the equations below are listed under </w:t>
       </w:r>
       <w:r>
         <w:rPr>
           <w:b/>
           <w:bCs/>
+          <w:lang w:val="en-GB"/>
         </w:rPr>
         <w:t>Variables</w:t>
       </w:r>
       <w:r>
+        <w:rPr>
+          <w:lang w:val="en-GB"/>
+        </w:rPr>
         <w:t>.</w:t>
       </w:r>
     </w:p>
     <w:p>
       <w:pPr>
-        <w:pStyle w:val="Heading3"/>
+        <w:pStyle w:val="berschrift3"/>
       </w:pPr>
       <w:bookmarkStart w:id="14" w:name="_Toc224395691"/>
+      <w:proofErr w:type="spellStart"/>
       <w:r>
         <w:lastRenderedPageBreak/>
         <w:t>Variables</w:t>
       </w:r>
       <w:bookmarkEnd w:id="14"/>
+      <w:proofErr w:type="spellEnd"/>
     </w:p>
     <w:p>
       <w:pPr>
@@ -6044,19 +6995,58 @@
               </m:ctrlPr>
             </m:sSubPr>
             <m:e>
+              <m:acc>
+                <m:accPr>
+                  <m:chr m:val="̇"/>
+                  <m:ctrlPr>
+                    <w:rPr>
+                      <w:rFonts w:ascii="Cambria Math" w:hAnsi="Cambria Math" w:cs="Calibri"/>
+                      <w:i/>
+                    </w:rPr>
+                  </m:ctrlPr>
+                </m:accPr>
+                <m:e>
+                  <m:r>
+                    <w:rPr>
+                      <w:rFonts w:ascii="Cambria Math" w:hAnsi="Cambria Math" w:cs="Calibri"/>
+                    </w:rPr>
+                    <m:t>n</m:t>
+                  </m:r>
+                </m:e>
+              </m:acc>
+            </m:e>
+            <m:sub>
+              <m:sSub>
+                <m:sSubPr>
+                  <m:ctrlPr>
+                    <w:rPr>
+                      <w:rFonts w:ascii="Cambria Math" w:hAnsi="Cambria Math" w:cs="Calibri"/>
+                      <w:i/>
+                    </w:rPr>
+                  </m:ctrlPr>
+                </m:sSubPr>
+                <m:e>
+                  <m:r>
+                    <w:rPr>
+                      <w:rFonts w:ascii="Cambria Math" w:hAnsi="Cambria Math" w:cs="Calibri"/>
+                    </w:rPr>
+                    <m:t>H</m:t>
+                  </m:r>
+                </m:e>
+                <m:sub>
+                  <m:r>
+                    <w:rPr>
+                      <w:rFonts w:ascii="Cambria Math" w:hAnsi="Cambria Math" w:cs="Calibri"/>
+                    </w:rPr>
+                    <m:t>2</m:t>
+                  </m:r>
+                </m:sub>
+              </m:sSub>
               <m:r>
                 <w:rPr>
                   <w:rFonts w:ascii="Cambria Math" w:hAnsi="Cambria Math" w:cs="Calibri"/>
                 </w:rPr>
-                <m:t>H</m:t>
-              </m:r>
-            </m:e>
-            <m:sub>
-              <m:r>
-                <w:rPr>
-                  <w:rFonts w:ascii="Cambria Math" w:hAnsi="Cambria Math" w:cs="Calibri"/>
-                </w:rPr>
-                <m:t>2, prod</m:t>
+                <m:t>, prod</m:t>
               </m:r>
             </m:sub>
           </m:sSub>
@@ -6224,12 +7214,25 @@
               </m:ctrlPr>
             </m:sSubPr>
             <m:e>
-              <m:r>
-                <w:rPr>
-                  <w:rFonts w:ascii="Cambria Math" w:hAnsi="Cambria Math" w:cs="Calibri"/>
-                </w:rPr>
-                <m:t>Rate</m:t>
-              </m:r>
+              <m:acc>
+                <m:accPr>
+                  <m:chr m:val="̇"/>
+                  <m:ctrlPr>
+                    <w:rPr>
+                      <w:rFonts w:ascii="Cambria Math" w:hAnsi="Cambria Math" w:cs="Calibri"/>
+                      <w:i/>
+                    </w:rPr>
+                  </m:ctrlPr>
+                </m:accPr>
+                <m:e>
+                  <m:r>
+                    <w:rPr>
+                      <w:rFonts w:ascii="Cambria Math" w:hAnsi="Cambria Math" w:cs="Calibri"/>
+                    </w:rPr>
+                    <m:t>n</m:t>
+                  </m:r>
+                </m:e>
+              </m:acc>
             </m:e>
             <m:sub>
               <m:sSub>
@@ -6284,12 +7287,25 @@
               </m:ctrlPr>
             </m:sSubPr>
             <m:e>
-              <m:r>
-                <w:rPr>
-                  <w:rFonts w:ascii="Cambria Math" w:hAnsi="Cambria Math" w:cs="Calibri"/>
-                </w:rPr>
-                <m:t>Rate</m:t>
-              </m:r>
+              <m:acc>
+                <m:accPr>
+                  <m:chr m:val="̇"/>
+                  <m:ctrlPr>
+                    <w:rPr>
+                      <w:rFonts w:ascii="Cambria Math" w:hAnsi="Cambria Math" w:cs="Calibri"/>
+                      <w:i/>
+                    </w:rPr>
+                  </m:ctrlPr>
+                </m:accPr>
+                <m:e>
+                  <m:r>
+                    <w:rPr>
+                      <w:rFonts w:ascii="Cambria Math" w:hAnsi="Cambria Math" w:cs="Calibri"/>
+                    </w:rPr>
+                    <m:t>n</m:t>
+                  </m:r>
+                </m:e>
+              </m:acc>
             </m:e>
             <m:sub>
               <m:sSub>
@@ -6344,12 +7360,25 @@
               </m:ctrlPr>
             </m:sSubPr>
             <m:e>
-              <m:r>
-                <w:rPr>
-                  <w:rFonts w:ascii="Cambria Math" w:hAnsi="Cambria Math" w:cs="Calibri"/>
-                </w:rPr>
-                <m:t>Rate</m:t>
-              </m:r>
+              <m:acc>
+                <m:accPr>
+                  <m:chr m:val="̇"/>
+                  <m:ctrlPr>
+                    <w:rPr>
+                      <w:rFonts w:ascii="Cambria Math" w:hAnsi="Cambria Math" w:cs="Calibri"/>
+                      <w:i/>
+                    </w:rPr>
+                  </m:ctrlPr>
+                </m:accPr>
+                <m:e>
+                  <m:r>
+                    <w:rPr>
+                      <w:rFonts w:ascii="Cambria Math" w:hAnsi="Cambria Math" w:cs="Calibri"/>
+                    </w:rPr>
+                    <m:t>n</m:t>
+                  </m:r>
+                </m:e>
+              </m:acc>
             </m:e>
             <m:sub>
               <m:sSub>
@@ -6400,12 +7429,6 @@
           <m:jc m:val="left"/>
         </m:oMathParaPr>
         <m:oMath>
-          <m:r>
-            <w:rPr>
-              <w:rFonts w:ascii="Cambria Math" w:hAnsi="Cambria Math" w:cs="Calibri"/>
-            </w:rPr>
-            <m:t>Rat</m:t>
-          </m:r>
           <m:sSub>
             <m:sSubPr>
               <m:ctrlPr>
@@ -6416,12 +7439,25 @@
               </m:ctrlPr>
             </m:sSubPr>
             <m:e>
-              <m:r>
-                <w:rPr>
-                  <w:rFonts w:ascii="Cambria Math" w:hAnsi="Cambria Math" w:cs="Calibri"/>
-                </w:rPr>
-                <m:t>e</m:t>
-              </m:r>
+              <m:acc>
+                <m:accPr>
+                  <m:chr m:val="̇"/>
+                  <m:ctrlPr>
+                    <w:rPr>
+                      <w:rFonts w:ascii="Cambria Math" w:hAnsi="Cambria Math" w:cs="Calibri"/>
+                      <w:i/>
+                    </w:rPr>
+                  </m:ctrlPr>
+                </m:accPr>
+                <m:e>
+                  <m:r>
+                    <w:rPr>
+                      <w:rFonts w:ascii="Cambria Math" w:hAnsi="Cambria Math" w:cs="Calibri"/>
+                    </w:rPr>
+                    <m:t>n</m:t>
+                  </m:r>
+                </m:e>
+              </m:acc>
             </m:e>
             <m:sub>
               <m:sSub>
@@ -6810,8 +7846,8 @@
       <w:pPr>
         <w:rPr>
           <w:rFonts w:eastAsiaTheme="minorEastAsia"/>
-          <w:b/>
           <w:bCs/>
+          <w:lang w:val="en-GB"/>
         </w:rPr>
       </w:pPr>
       <m:oMathPara>
@@ -6884,76 +7920,107 @@
     </w:p>
     <w:p>
       <w:pPr>
-        <w:pStyle w:val="Heading3"/>
-      </w:pPr>
-      <w:bookmarkStart w:id="15" w:name="_Toc224395692"/>
-      <w:r>
-        <w:t>Hydrogen Production Rate</w:t>
-      </w:r>
-      <w:bookmarkEnd w:id="15"/>
-    </w:p>
-    <w:p>
-      <w:r>
-        <w:t xml:space="preserve">Description: </w:t>
-      </w:r>
-      <w:r>
-        <w:t xml:space="preserve">calculates hydrogen production rate </w:t>
-      </w:r>
-      <w:r>
-        <w:t>(</w:t>
-      </w:r>
-      <m:oMath>
-        <m:r>
-          <w:rPr>
-            <w:rFonts w:ascii="Cambria Math" w:hAnsi="Cambria Math"/>
-          </w:rPr>
-          <m:t>mol/s</m:t>
-        </m:r>
-      </m:oMath>
-      <w:r>
-        <w:t>)</w:t>
-      </w:r>
-      <w:r>
-        <w:t xml:space="preserve"> from</w:t>
-      </w:r>
-      <w:r>
-        <w:t xml:space="preserve"> electrical power</w:t>
-      </w:r>
-      <w:r>
-        <w:t xml:space="preserve"> input</w:t>
-      </w:r>
-      <w:r>
-        <w:t xml:space="preserve"> (</w:t>
-      </w:r>
-      <m:oMath>
-        <m:r>
-          <w:rPr>
-            <w:rFonts w:ascii="Cambria Math" w:hAnsi="Cambria Math"/>
-          </w:rPr>
-          <m:t>kW</m:t>
-        </m:r>
-      </m:oMath>
-      <w:r>
-        <w:t>)</w:t>
-      </w:r>
-      <w:r>
-        <w:t>.</w:t>
-      </w:r>
-      <w:r>
-        <w:t xml:space="preserve"> </w:t>
-      </w:r>
-    </w:p>
-    <w:p>
-      <w:pPr>
-        <w:rPr>
-          <w:rFonts w:ascii="Calibri" w:hAnsi="Calibri" w:cs="Calibri"/>
+        <w:rPr>
+          <w:rFonts w:eastAsiaTheme="minorEastAsia"/>
+          <w:bCs/>
+          <w:lang w:val="en-GB"/>
+        </w:rPr>
+      </w:pPr>
+      <m:oMathPara>
+        <m:oMathParaPr>
+          <m:jc m:val="left"/>
+        </m:oMathParaPr>
+        <m:oMath>
+          <m:sSub>
+            <m:sSubPr>
+              <m:ctrlPr>
+                <w:rPr>
+                  <w:rFonts w:ascii="Cambria Math" w:eastAsiaTheme="minorEastAsia" w:hAnsi="Cambria Math"/>
+                  <w:bCs/>
+                  <w:i/>
+                  <w:lang w:val="en-GB"/>
+                </w:rPr>
+              </m:ctrlPr>
+            </m:sSubPr>
+            <m:e>
+              <m:r>
+                <w:rPr>
+                  <w:rFonts w:ascii="Cambria Math" w:eastAsiaTheme="minorEastAsia" w:hAnsi="Cambria Math"/>
+                  <w:lang w:val="en-GB"/>
+                </w:rPr>
+                <m:t>T</m:t>
+              </m:r>
+            </m:e>
+            <m:sub>
+              <m:r>
+                <w:rPr>
+                  <w:rFonts w:ascii="Cambria Math" w:eastAsiaTheme="minorEastAsia" w:hAnsi="Cambria Math"/>
+                  <w:lang w:val="en-GB"/>
+                </w:rPr>
+                <m:t>greenhouse</m:t>
+              </m:r>
+            </m:sub>
+          </m:sSub>
+        </m:oMath>
+      </m:oMathPara>
+    </w:p>
+    <w:p>
+      <w:pPr>
+        <w:rPr>
+          <w:rFonts w:eastAsiaTheme="minorEastAsia"/>
+          <w:bCs/>
+          <w:lang w:val="en-GB"/>
+        </w:rPr>
+      </w:pPr>
+      <m:oMathPara>
+        <m:oMathParaPr>
+          <m:jc m:val="left"/>
+        </m:oMathParaPr>
+        <m:oMath>
+          <m:sSub>
+            <m:sSubPr>
+              <m:ctrlPr>
+                <w:rPr>
+                  <w:rFonts w:ascii="Cambria Math" w:hAnsi="Cambria Math"/>
+                  <w:bCs/>
+                  <w:i/>
+                  <w:lang w:val="de-DE"/>
+                </w:rPr>
+              </m:ctrlPr>
+            </m:sSubPr>
+            <m:e>
+              <m:r>
+                <w:rPr>
+                  <w:rFonts w:ascii="Cambria Math" w:hAnsi="Cambria Math"/>
+                  <w:lang w:val="de-DE"/>
+                </w:rPr>
+                <m:t>T</m:t>
+              </m:r>
+            </m:e>
+            <m:sub>
+              <m:r>
+                <w:rPr>
+                  <w:rFonts w:ascii="Cambria Math" w:hAnsi="Cambria Math"/>
+                  <w:lang w:val="de-DE"/>
+                </w:rPr>
+                <m:t>tank</m:t>
+              </m:r>
+            </m:sub>
+          </m:sSub>
+        </m:oMath>
+      </m:oMathPara>
+    </w:p>
+    <w:p>
+      <w:pPr>
+        <w:rPr>
+          <w:rFonts w:eastAsiaTheme="minorEastAsia"/>
           <w:b/>
           <w:bCs/>
         </w:rPr>
       </w:pPr>
       <m:oMathPara>
         <m:oMathParaPr>
-          <m:jc m:val="center"/>
+          <m:jc m:val="left"/>
         </m:oMathParaPr>
         <m:oMath>
           <m:sSub>
@@ -6970,15 +8037,176 @@
                 <w:rPr>
                   <w:rFonts w:ascii="Cambria Math" w:hAnsi="Cambria Math" w:cs="Calibri"/>
                 </w:rPr>
-                <m:t>H</m:t>
+                <m:t>C</m:t>
               </m:r>
             </m:e>
             <m:sub>
+              <m:sSub>
+                <m:sSubPr>
+                  <m:ctrlPr>
+                    <w:rPr>
+                      <w:rFonts w:ascii="Cambria Math" w:hAnsi="Cambria Math" w:cs="Calibri"/>
+                      <w:i/>
+                    </w:rPr>
+                  </m:ctrlPr>
+                </m:sSubPr>
+                <m:e>
+                  <m:r>
+                    <w:rPr>
+                      <w:rFonts w:ascii="Cambria Math" w:hAnsi="Cambria Math" w:cs="Calibri"/>
+                    </w:rPr>
+                    <m:t>O</m:t>
+                  </m:r>
+                </m:e>
+                <m:sub>
+                  <m:r>
+                    <w:rPr>
+                      <w:rFonts w:ascii="Cambria Math" w:hAnsi="Cambria Math" w:cs="Calibri"/>
+                    </w:rPr>
+                    <m:t>2</m:t>
+                  </m:r>
+                </m:sub>
+              </m:sSub>
               <m:r>
                 <w:rPr>
                   <w:rFonts w:ascii="Cambria Math" w:hAnsi="Cambria Math" w:cs="Calibri"/>
                 </w:rPr>
-                <m:t>2, prod</m:t>
+                <m:t>, tank</m:t>
+              </m:r>
+            </m:sub>
+          </m:sSub>
+        </m:oMath>
+      </m:oMathPara>
+    </w:p>
+    <w:p>
+      <w:pPr>
+        <w:pStyle w:val="berschrift3"/>
+      </w:pPr>
+      <w:bookmarkStart w:id="15" w:name="_Toc224395692"/>
+      <w:r>
+        <w:t>Hydrogen Production Rate</w:t>
+      </w:r>
+      <w:bookmarkEnd w:id="15"/>
+    </w:p>
+    <w:p>
+      <w:pPr>
+        <w:rPr>
+          <w:lang w:val="en-GB"/>
+        </w:rPr>
+      </w:pPr>
+      <w:r>
+        <w:rPr>
+          <w:lang w:val="en-GB"/>
+        </w:rPr>
+        <w:t>Description: calculates hydrogen production rate (</w:t>
+      </w:r>
+      <m:oMath>
+        <m:r>
+          <w:rPr>
+            <w:rFonts w:ascii="Cambria Math" w:hAnsi="Cambria Math"/>
+          </w:rPr>
+          <m:t>mol</m:t>
+        </m:r>
+        <m:r>
+          <w:rPr>
+            <w:rFonts w:ascii="Cambria Math" w:hAnsi="Cambria Math"/>
+            <w:lang w:val="en-GB"/>
+          </w:rPr>
+          <m:t>/</m:t>
+        </m:r>
+        <m:r>
+          <w:rPr>
+            <w:rFonts w:ascii="Cambria Math" w:hAnsi="Cambria Math"/>
+          </w:rPr>
+          <m:t>s</m:t>
+        </m:r>
+      </m:oMath>
+      <w:r>
+        <w:rPr>
+          <w:lang w:val="en-GB"/>
+        </w:rPr>
+        <w:t>) from electrical power input (</w:t>
+      </w:r>
+      <m:oMath>
+        <m:r>
+          <w:rPr>
+            <w:rFonts w:ascii="Cambria Math" w:hAnsi="Cambria Math"/>
+          </w:rPr>
+          <m:t>kW</m:t>
+        </m:r>
+      </m:oMath>
+      <w:r>
+        <w:rPr>
+          <w:lang w:val="en-GB"/>
+        </w:rPr>
+        <w:t xml:space="preserve">). </w:t>
+      </w:r>
+    </w:p>
+    <w:p>
+      <m:oMathPara>
+        <m:oMath>
+          <m:sSub>
+            <m:sSubPr>
+              <m:ctrlPr>
+                <w:rPr>
+                  <w:rFonts w:ascii="Cambria Math" w:hAnsi="Cambria Math" w:cs="Calibri"/>
+                  <w:i/>
+                </w:rPr>
+              </m:ctrlPr>
+            </m:sSubPr>
+            <m:e>
+              <m:acc>
+                <m:accPr>
+                  <m:chr m:val="̇"/>
+                  <m:ctrlPr>
+                    <w:rPr>
+                      <w:rFonts w:ascii="Cambria Math" w:hAnsi="Cambria Math" w:cs="Calibri"/>
+                      <w:i/>
+                    </w:rPr>
+                  </m:ctrlPr>
+                </m:accPr>
+                <m:e>
+                  <m:r>
+                    <w:rPr>
+                      <w:rFonts w:ascii="Cambria Math" w:hAnsi="Cambria Math" w:cs="Calibri"/>
+                    </w:rPr>
+                    <m:t>n</m:t>
+                  </m:r>
+                </m:e>
+              </m:acc>
+            </m:e>
+            <m:sub>
+              <m:sSub>
+                <m:sSubPr>
+                  <m:ctrlPr>
+                    <w:rPr>
+                      <w:rFonts w:ascii="Cambria Math" w:hAnsi="Cambria Math" w:cs="Calibri"/>
+                      <w:i/>
+                    </w:rPr>
+                  </m:ctrlPr>
+                </m:sSubPr>
+                <m:e>
+                  <m:r>
+                    <w:rPr>
+                      <w:rFonts w:ascii="Cambria Math" w:hAnsi="Cambria Math" w:cs="Calibri"/>
+                    </w:rPr>
+                    <m:t>H</m:t>
+                  </m:r>
+                </m:e>
+                <m:sub>
+                  <m:r>
+                    <w:rPr>
+                      <w:rFonts w:ascii="Cambria Math" w:hAnsi="Cambria Math" w:cs="Calibri"/>
+                    </w:rPr>
+                    <m:t>2</m:t>
+                  </m:r>
+                </m:sub>
+              </m:sSub>
+              <m:r>
+                <w:rPr>
+                  <w:rFonts w:ascii="Cambria Math" w:hAnsi="Cambria Math" w:cs="Calibri"/>
+                </w:rPr>
+                <m:t>,prod</m:t>
               </m:r>
             </m:sub>
           </m:sSub>
@@ -7028,7 +8256,7 @@
                 <w:rPr>
                   <w:rFonts w:ascii="Cambria Math" w:hAnsi="Cambria Math" w:cs="Calibri"/>
                 </w:rPr>
-                <m:t>×</m:t>
+                <m:t>⋅</m:t>
               </m:r>
               <m:sSub>
                 <m:sSubPr>
@@ -7111,16 +8339,25 @@
     </w:p>
     <w:p>
       <w:pPr>
-        <w:pStyle w:val="Heading3"/>
+        <w:pStyle w:val="berschrift3"/>
       </w:pPr>
       <w:bookmarkStart w:id="16" w:name="_Toc224395693"/>
       <w:r>
+        <w:lastRenderedPageBreak/>
         <w:t>Oxygen Production Rate</w:t>
       </w:r>
       <w:bookmarkEnd w:id="16"/>
     </w:p>
     <w:p>
-      <w:r>
+      <w:pPr>
+        <w:rPr>
+          <w:lang w:val="en-GB"/>
+        </w:rPr>
+      </w:pPr>
+      <w:r>
+        <w:rPr>
+          <w:lang w:val="en-GB"/>
+        </w:rPr>
         <w:t xml:space="preserve">Description: Based on the molar ratio of </w:t>
       </w:r>
       <m:oMath>
@@ -7145,6 +8382,7 @@
             <m:r>
               <w:rPr>
                 <w:rFonts w:ascii="Cambria Math" w:hAnsi="Cambria Math"/>
+                <w:lang w:val="en-GB"/>
               </w:rPr>
               <m:t>2</m:t>
             </m:r>
@@ -7154,6 +8392,7 @@
       <w:r>
         <w:rPr>
           <w:rFonts w:eastAsiaTheme="minorEastAsia"/>
+          <w:lang w:val="en-GB"/>
         </w:rPr>
         <w:t xml:space="preserve"> to </w:t>
       </w:r>
@@ -7179,6 +8418,7 @@
             <m:r>
               <w:rPr>
                 <w:rFonts w:ascii="Cambria Math" w:hAnsi="Cambria Math"/>
+                <w:lang w:val="en-GB"/>
               </w:rPr>
               <m:t>2</m:t>
             </m:r>
@@ -7186,6 +8426,9 @@
         </m:sSub>
       </m:oMath>
       <w:r>
+        <w:rPr>
+          <w:lang w:val="en-GB"/>
+        </w:rPr>
         <w:t xml:space="preserve"> in </w:t>
       </w:r>
       <m:oMath>
@@ -7211,6 +8454,7 @@
               <w:rPr>
                 <w:rFonts w:ascii="Cambria Math" w:hAnsi="Cambria Math"/>
                 <w:vertAlign w:val="subscript"/>
+                <w:lang w:val="en-GB"/>
               </w:rPr>
               <m:t>2</m:t>
             </m:r>
@@ -7243,12 +8487,25 @@
               </m:ctrlPr>
             </m:sSubPr>
             <m:e>
-              <m:r>
-                <w:rPr>
-                  <w:rFonts w:ascii="Cambria Math" w:hAnsi="Cambria Math" w:cs="Calibri"/>
-                </w:rPr>
-                <m:t>Rate</m:t>
-              </m:r>
+              <m:acc>
+                <m:accPr>
+                  <m:chr m:val="̇"/>
+                  <m:ctrlPr>
+                    <w:rPr>
+                      <w:rFonts w:ascii="Cambria Math" w:hAnsi="Cambria Math" w:cs="Calibri"/>
+                      <w:i/>
+                    </w:rPr>
+                  </m:ctrlPr>
+                </m:accPr>
+                <m:e>
+                  <m:r>
+                    <w:rPr>
+                      <w:rFonts w:ascii="Cambria Math" w:hAnsi="Cambria Math" w:cs="Calibri"/>
+                    </w:rPr>
+                    <m:t>n</m:t>
+                  </m:r>
+                </m:e>
+              </m:acc>
             </m:e>
             <m:sub>
               <m:sSub>
@@ -7295,12 +8552,25 @@
               </m:ctrlPr>
             </m:sSubPr>
             <m:e>
-              <m:r>
-                <w:rPr>
-                  <w:rFonts w:ascii="Cambria Math" w:hAnsi="Cambria Math" w:cs="Calibri"/>
-                </w:rPr>
-                <m:t>Rate</m:t>
-              </m:r>
+              <m:acc>
+                <m:accPr>
+                  <m:chr m:val="̇"/>
+                  <m:ctrlPr>
+                    <w:rPr>
+                      <w:rFonts w:ascii="Cambria Math" w:hAnsi="Cambria Math" w:cs="Calibri"/>
+                      <w:i/>
+                    </w:rPr>
+                  </m:ctrlPr>
+                </m:accPr>
+                <m:e>
+                  <m:r>
+                    <w:rPr>
+                      <w:rFonts w:ascii="Cambria Math" w:hAnsi="Cambria Math" w:cs="Calibri"/>
+                    </w:rPr>
+                    <m:t>n</m:t>
+                  </m:r>
+                </m:e>
+              </m:acc>
             </m:e>
             <m:sub>
               <m:sSub>
@@ -7342,7 +8612,7 @@
     </w:p>
     <w:p>
       <w:pPr>
-        <w:pStyle w:val="Heading3"/>
+        <w:pStyle w:val="berschrift3"/>
         <w:rPr>
           <w:rFonts w:eastAsiaTheme="minorEastAsia"/>
         </w:rPr>
@@ -7360,19 +8630,15 @@
       <w:pPr>
         <w:rPr>
           <w:rFonts w:ascii="Calibri" w:eastAsiaTheme="minorEastAsia" w:hAnsi="Calibri" w:cs="Calibri"/>
+          <w:lang w:val="en-GB"/>
         </w:rPr>
       </w:pPr>
       <w:r>
         <w:rPr>
           <w:rFonts w:ascii="Calibri" w:eastAsiaTheme="minorEastAsia" w:hAnsi="Calibri" w:cs="Calibri"/>
-        </w:rPr>
-        <w:t xml:space="preserve">Description: </w:t>
-      </w:r>
-      <w:r>
-        <w:rPr>
-          <w:rFonts w:ascii="Calibri" w:eastAsiaTheme="minorEastAsia" w:hAnsi="Calibri" w:cs="Calibri"/>
-        </w:rPr>
-        <w:t>concentration of oxygen in the fish tank water as an integral of:</w:t>
+          <w:lang w:val="en-GB"/>
+        </w:rPr>
+        <w:t>Description: concentration of oxygen in the fish tank water as an integral of:</w:t>
       </w:r>
     </w:p>
     <w:p>
@@ -7384,6 +8650,64 @@
       </w:pPr>
       <m:oMathPara>
         <m:oMath>
+          <m:sSub>
+            <m:sSubPr>
+              <m:ctrlPr>
+                <w:rPr>
+                  <w:rFonts w:ascii="Cambria Math" w:hAnsi="Cambria Math" w:cs="Calibri"/>
+                  <w:i/>
+                </w:rPr>
+              </m:ctrlPr>
+            </m:sSubPr>
+            <m:e>
+              <m:r>
+                <w:rPr>
+                  <w:rFonts w:ascii="Cambria Math" w:hAnsi="Cambria Math" w:cs="Calibri"/>
+                </w:rPr>
+                <m:t>C</m:t>
+              </m:r>
+            </m:e>
+            <m:sub>
+              <m:sSub>
+                <m:sSubPr>
+                  <m:ctrlPr>
+                    <w:rPr>
+                      <w:rFonts w:ascii="Cambria Math" w:hAnsi="Cambria Math" w:cs="Calibri"/>
+                      <w:i/>
+                    </w:rPr>
+                  </m:ctrlPr>
+                </m:sSubPr>
+                <m:e>
+                  <m:r>
+                    <w:rPr>
+                      <w:rFonts w:ascii="Cambria Math" w:hAnsi="Cambria Math" w:cs="Calibri"/>
+                    </w:rPr>
+                    <m:t>O</m:t>
+                  </m:r>
+                </m:e>
+                <m:sub>
+                  <m:r>
+                    <w:rPr>
+                      <w:rFonts w:ascii="Cambria Math" w:hAnsi="Cambria Math" w:cs="Calibri"/>
+                    </w:rPr>
+                    <m:t>2</m:t>
+                  </m:r>
+                </m:sub>
+              </m:sSub>
+              <m:r>
+                <w:rPr>
+                  <w:rFonts w:ascii="Cambria Math" w:hAnsi="Cambria Math" w:cs="Calibri"/>
+                </w:rPr>
+                <m:t>, tank</m:t>
+              </m:r>
+            </m:sub>
+          </m:sSub>
+          <m:r>
+            <w:rPr>
+              <w:rFonts w:ascii="Cambria Math" w:hAnsi="Cambria Math" w:cs="Calibri"/>
+            </w:rPr>
+            <m:t>=</m:t>
+          </m:r>
           <m:f>
             <m:fPr>
               <m:ctrlPr>
@@ -7404,12 +8728,25 @@
                   </m:ctrlPr>
                 </m:sSubPr>
                 <m:e>
-                  <m:r>
-                    <w:rPr>
-                      <w:rFonts w:ascii="Cambria Math" w:hAnsi="Cambria Math" w:cs="Calibri"/>
-                    </w:rPr>
-                    <m:t>Rate</m:t>
-                  </m:r>
+                  <m:acc>
+                    <m:accPr>
+                      <m:chr m:val="̇"/>
+                      <m:ctrlPr>
+                        <w:rPr>
+                          <w:rFonts w:ascii="Cambria Math" w:hAnsi="Cambria Math" w:cs="Calibri"/>
+                          <w:i/>
+                        </w:rPr>
+                      </m:ctrlPr>
+                    </m:accPr>
+                    <m:e>
+                      <m:r>
+                        <w:rPr>
+                          <w:rFonts w:ascii="Cambria Math" w:hAnsi="Cambria Math" w:cs="Calibri"/>
+                        </w:rPr>
+                        <m:t>n</m:t>
+                      </m:r>
+                    </m:e>
+                  </m:acc>
                 </m:e>
                 <m:sub>
                   <m:sSub>
@@ -7450,7 +8787,7 @@
                 <w:rPr>
                   <w:rFonts w:ascii="Cambria Math" w:hAnsi="Cambria Math" w:cs="Calibri"/>
                 </w:rPr>
-                <m:t>-Rat</m:t>
+                <m:t>-</m:t>
               </m:r>
               <m:sSub>
                 <m:sSubPr>
@@ -7462,12 +8799,25 @@
                   </m:ctrlPr>
                 </m:sSubPr>
                 <m:e>
-                  <m:r>
-                    <w:rPr>
-                      <w:rFonts w:ascii="Cambria Math" w:hAnsi="Cambria Math" w:cs="Calibri"/>
-                    </w:rPr>
-                    <m:t>e</m:t>
-                  </m:r>
+                  <m:acc>
+                    <m:accPr>
+                      <m:chr m:val="̇"/>
+                      <m:ctrlPr>
+                        <w:rPr>
+                          <w:rFonts w:ascii="Cambria Math" w:hAnsi="Cambria Math" w:cs="Calibri"/>
+                          <w:i/>
+                        </w:rPr>
+                      </m:ctrlPr>
+                    </m:accPr>
+                    <m:e>
+                      <m:r>
+                        <w:rPr>
+                          <w:rFonts w:ascii="Cambria Math" w:hAnsi="Cambria Math" w:cs="Calibri"/>
+                        </w:rPr>
+                        <m:t>n</m:t>
+                      </m:r>
+                    </m:e>
+                  </m:acc>
                 </m:e>
                 <m:sub>
                   <m:sSub>
@@ -7545,7 +8895,7 @@
     </w:p>
     <w:p>
       <w:pPr>
-        <w:pStyle w:val="Heading3"/>
+        <w:pStyle w:val="berschrift3"/>
       </w:pPr>
       <w:bookmarkStart w:id="18" w:name="_Toc224395695"/>
       <w:r>
@@ -7557,11 +8907,16 @@
       <w:bookmarkEnd w:id="18"/>
     </w:p>
     <w:p>
-      <w:r>
-        <w:t>Description: Based on</w:t>
-      </w:r>
-      <w:r>
-        <w:t xml:space="preserve"> the efficiency of the electrolyzer. Assumption is that all the electrical energy not used for hydrolysis becomes usable waste heat.</w:t>
+      <w:pPr>
+        <w:rPr>
+          <w:lang w:val="en-GB"/>
+        </w:rPr>
+      </w:pPr>
+      <w:r>
+        <w:rPr>
+          <w:lang w:val="en-GB"/>
+        </w:rPr>
+        <w:t>Description: Based on the efficiency of the electrolyzer. Assumption is that all the electrical energy not used for hydrolysis becomes usable waste heat.</w:t>
       </w:r>
     </w:p>
     <w:p>
@@ -7675,7 +9030,7 @@
     </w:p>
     <w:p>
       <w:pPr>
-        <w:pStyle w:val="Heading3"/>
+        <w:pStyle w:val="berschrift3"/>
       </w:pPr>
       <w:bookmarkStart w:id="19" w:name="_Toc224395696"/>
       <w:r>
@@ -7684,23 +9039,20 @@
       <w:bookmarkEnd w:id="19"/>
     </w:p>
     <w:p>
-      <w:r>
-        <w:t xml:space="preserve">Description: </w:t>
-      </w:r>
-      <w:r>
-        <w:t>Calculates</w:t>
-      </w:r>
-      <w:r>
-        <w:t xml:space="preserve"> temperature in the greenhouse </w:t>
-      </w:r>
-      <w:r>
-        <w:t>as an integral of:</w:t>
-      </w:r>
-    </w:p>
-    <w:p>
-      <w:pPr>
-        <w:pStyle w:val="ListParagraph"/>
-        <w:ind w:left="7200" w:firstLine="720"/>
+      <w:pPr>
+        <w:rPr>
+          <w:lang w:val="en-GB"/>
+        </w:rPr>
+      </w:pPr>
+      <w:r>
+        <w:rPr>
+          <w:lang w:val="en-GB"/>
+        </w:rPr>
+        <w:t>Description: Calculates temperature in the greenhouse as an integral of:</w:t>
+      </w:r>
+    </w:p>
+    <w:p>
+      <w:pPr>
         <w:rPr>
           <w:rFonts w:ascii="Calibri" w:eastAsiaTheme="minorEastAsia" w:hAnsi="Calibri" w:cs="Calibri"/>
           <w:bCs/>
@@ -7709,6 +9061,43 @@
       </w:pPr>
       <m:oMathPara>
         <m:oMath>
+          <m:sSub>
+            <m:sSubPr>
+              <m:ctrlPr>
+                <w:rPr>
+                  <w:rFonts w:ascii="Cambria Math" w:eastAsiaTheme="minorEastAsia" w:hAnsi="Cambria Math" w:cs="Calibri"/>
+                  <w:bCs/>
+                  <w:i/>
+                  <w:lang w:val="en-GB"/>
+                </w:rPr>
+              </m:ctrlPr>
+            </m:sSubPr>
+            <m:e>
+              <m:r>
+                <w:rPr>
+                  <w:rFonts w:ascii="Cambria Math" w:eastAsiaTheme="minorEastAsia" w:hAnsi="Cambria Math" w:cs="Calibri"/>
+                  <w:lang w:val="en-GB"/>
+                </w:rPr>
+                <m:t>T</m:t>
+              </m:r>
+            </m:e>
+            <m:sub>
+              <m:r>
+                <w:rPr>
+                  <w:rFonts w:ascii="Cambria Math" w:eastAsiaTheme="minorEastAsia" w:hAnsi="Cambria Math" w:cs="Calibri"/>
+                  <w:lang w:val="en-GB"/>
+                </w:rPr>
+                <m:t>greenhouse</m:t>
+              </m:r>
+            </m:sub>
+          </m:sSub>
+          <m:r>
+            <w:rPr>
+              <w:rFonts w:ascii="Cambria Math" w:eastAsiaTheme="minorEastAsia" w:hAnsi="Cambria Math" w:cs="Calibri"/>
+              <w:lang w:val="en-GB"/>
+            </w:rPr>
+            <m:t>=</m:t>
+          </m:r>
           <m:f>
             <m:fPr>
               <m:ctrlPr>
@@ -7900,7 +9289,7 @@
     </w:p>
     <w:p>
       <w:pPr>
-        <w:pStyle w:val="Heading3"/>
+        <w:pStyle w:val="berschrift3"/>
       </w:pPr>
       <w:bookmarkStart w:id="20" w:name="_Toc224395697"/>
       <w:r>
@@ -7912,34 +9301,65 @@
       <w:bookmarkEnd w:id="20"/>
     </w:p>
     <w:p>
-      <w:r>
-        <w:t>Calculates</w:t>
-      </w:r>
-      <w:r>
-        <w:t xml:space="preserve"> temperature in the </w:t>
-      </w:r>
-      <w:r>
-        <w:t>fish tank</w:t>
-      </w:r>
-      <w:r>
-        <w:t xml:space="preserve"> </w:t>
-      </w:r>
-      <w:r>
-        <w:t>as an integral of:</w:t>
-      </w:r>
-    </w:p>
-    <w:p>
-      <w:pPr>
-        <w:pStyle w:val="ListParagraph"/>
-        <w:ind w:left="7200" w:firstLine="720"/>
+      <w:pPr>
+        <w:rPr>
+          <w:lang w:val="en-GB"/>
+        </w:rPr>
+      </w:pPr>
+      <w:r>
+        <w:rPr>
+          <w:lang w:val="en-GB"/>
+        </w:rPr>
+        <w:t>Calculates temperature in the fish tank as an integral of:</w:t>
+      </w:r>
+    </w:p>
+    <w:p>
+      <w:pPr>
         <w:rPr>
           <w:rFonts w:ascii="Calibri" w:eastAsiaTheme="minorEastAsia" w:hAnsi="Calibri" w:cs="Calibri"/>
           <w:bCs/>
-          <w:lang w:val="en-GB"/>
+          <w:lang w:val="de-DE"/>
         </w:rPr>
       </w:pPr>
       <m:oMathPara>
         <m:oMath>
+          <m:sSub>
+            <m:sSubPr>
+              <m:ctrlPr>
+                <w:rPr>
+                  <w:rFonts w:ascii="Cambria Math" w:hAnsi="Cambria Math"/>
+                  <w:bCs/>
+                  <w:i/>
+                  <w:lang w:val="de-DE"/>
+                </w:rPr>
+              </m:ctrlPr>
+            </m:sSubPr>
+            <m:e>
+              <m:r>
+                <w:rPr>
+                  <w:rFonts w:ascii="Cambria Math" w:hAnsi="Cambria Math"/>
+                  <w:lang w:val="de-DE"/>
+                </w:rPr>
+                <m:t>T</m:t>
+              </m:r>
+            </m:e>
+            <m:sub>
+              <m:r>
+                <w:rPr>
+                  <w:rFonts w:ascii="Cambria Math" w:hAnsi="Cambria Math"/>
+                  <w:lang w:val="de-DE"/>
+                </w:rPr>
+                <m:t>tank</m:t>
+              </m:r>
+            </m:sub>
+          </m:sSub>
+          <m:r>
+            <w:rPr>
+              <w:rFonts w:ascii="Cambria Math" w:hAnsi="Cambria Math"/>
+              <w:lang w:val="de-DE"/>
+            </w:rPr>
+            <m:t>=</m:t>
+          </m:r>
           <m:f>
             <m:fPr>
               <m:ctrlPr>
@@ -7984,7 +9404,7 @@
               <m:r>
                 <w:rPr>
                   <w:rFonts w:ascii="Cambria Math" w:eastAsiaTheme="minorEastAsia" w:hAnsi="Cambria Math" w:cs="Calibri"/>
-                  <w:lang w:val="en-GB"/>
+                  <w:lang w:val="de-DE"/>
                 </w:rPr>
                 <m:t>-</m:t>
               </m:r>
@@ -8046,14 +9466,28 @@
                       <w:rFonts w:ascii="Cambria Math" w:eastAsiaTheme="minorEastAsia" w:hAnsi="Cambria Math" w:cs="Calibri"/>
                       <w:lang w:val="en-GB"/>
                     </w:rPr>
-                    <m:t>water,tank</m:t>
+                    <m:t>water</m:t>
+                  </m:r>
+                  <m:r>
+                    <w:rPr>
+                      <w:rFonts w:ascii="Cambria Math" w:eastAsiaTheme="minorEastAsia" w:hAnsi="Cambria Math" w:cs="Calibri"/>
+                      <w:lang w:val="de-DE"/>
+                    </w:rPr>
+                    <m:t>,</m:t>
+                  </m:r>
+                  <m:r>
+                    <w:rPr>
+                      <w:rFonts w:ascii="Cambria Math" w:eastAsiaTheme="minorEastAsia" w:hAnsi="Cambria Math" w:cs="Calibri"/>
+                      <w:lang w:val="en-GB"/>
+                    </w:rPr>
+                    <m:t>tank</m:t>
                   </m:r>
                 </m:sub>
               </m:sSub>
               <m:r>
                 <w:rPr>
                   <w:rFonts w:ascii="Cambria Math" w:eastAsiaTheme="minorEastAsia" w:hAnsi="Cambria Math" w:cs="Calibri"/>
-                  <w:lang w:val="en-GB"/>
+                  <w:lang w:val="de-DE"/>
                 </w:rPr>
                 <m:t>*</m:t>
               </m:r>
@@ -8120,7 +9554,7 @@
               <m:r>
                 <w:rPr>
                   <w:rFonts w:ascii="Cambria Math" w:eastAsiaTheme="minorEastAsia" w:hAnsi="Cambria Math" w:cs="Calibri"/>
-                  <w:lang w:val="en-GB"/>
+                  <w:lang w:val="de-DE"/>
                 </w:rPr>
                 <m:t xml:space="preserve">  </m:t>
               </m:r>
@@ -8161,7 +9595,7 @@
     </w:p>
     <w:p>
       <w:pPr>
-        <w:pStyle w:val="Heading1"/>
+        <w:pStyle w:val="berschrift1"/>
         <w:rPr>
           <w:rFonts w:eastAsiaTheme="minorEastAsia"/>
           <w:lang w:val="en-GB"/>
@@ -8180,7 +9614,7 @@
     </w:p>
     <w:p>
       <w:pPr>
-        <w:pStyle w:val="Bibliography"/>
+        <w:pStyle w:val="Literaturverzeichnis"/>
         <w:jc w:val="both"/>
         <w:rPr>
           <w:rFonts w:ascii="Times New Roman" w:hAnsi="Times New Roman" w:cs="Times New Roman"/>
@@ -8225,7 +9659,7 @@
     </w:p>
     <w:p>
       <w:pPr>
-        <w:pStyle w:val="Bibliography"/>
+        <w:pStyle w:val="Literaturverzeichnis"/>
         <w:jc w:val="both"/>
         <w:rPr>
           <w:rFonts w:ascii="Times New Roman" w:hAnsi="Times New Roman" w:cs="Times New Roman"/>
@@ -8264,7 +9698,7 @@
     </w:p>
     <w:p>
       <w:pPr>
-        <w:pStyle w:val="Bibliography"/>
+        <w:pStyle w:val="Literaturverzeichnis"/>
         <w:jc w:val="both"/>
         <w:rPr>
           <w:rFonts w:ascii="Times New Roman" w:hAnsi="Times New Roman" w:cs="Times New Roman"/>
@@ -8286,26 +9720,39 @@
         <w:rPr>
           <w:rFonts w:ascii="Times New Roman" w:hAnsi="Times New Roman" w:cs="Times New Roman"/>
         </w:rPr>
-        <w:t xml:space="preserve">NIB lends to </w:t>
-      </w:r>
-      <w:proofErr w:type="spellStart"/>
-      <w:r>
+        <w:t>NIB lends to Varanger Kraft´s hydrogen and power grid projects’, Nordic Investment Bank. Accessed: Mar. 08, 2026. [Online]. Available: https://www.nib.int/news/nib-lends-to-varanger-krafts-hydrogen-and-power-grid-projects/</w:t>
+      </w:r>
+    </w:p>
+    <w:p>
+      <w:pPr>
+        <w:pStyle w:val="Literaturverzeichnis"/>
+        <w:jc w:val="both"/>
         <w:rPr>
           <w:rFonts w:ascii="Times New Roman" w:hAnsi="Times New Roman" w:cs="Times New Roman"/>
         </w:rPr>
-        <w:t>Varanger</w:t>
-      </w:r>
-      <w:proofErr w:type="spellEnd"/>
+      </w:pPr>
       <w:r>
         <w:rPr>
           <w:rFonts w:ascii="Times New Roman" w:hAnsi="Times New Roman" w:cs="Times New Roman"/>
         </w:rPr>
-        <w:t xml:space="preserve"> Kraft´s hydrogen and power grid projects’, Nordic Investment Bank. Accessed: Mar. 08, 2026. [Online]. Available: https://www.nib.int/news/nib-lends-to-varanger-krafts-hydrogen-and-power-grid-projects/</w:t>
-      </w:r>
-    </w:p>
-    <w:p>
-      <w:pPr>
-        <w:pStyle w:val="Bibliography"/>
+        <w:t>[4</w:t>
+      </w:r>
+      <w:r>
+        <w:rPr>
+          <w:rFonts w:ascii="Times New Roman" w:hAnsi="Times New Roman" w:cs="Times New Roman"/>
+        </w:rPr>
+        <w:t xml:space="preserve">] </w:t>
+      </w:r>
+      <w:r>
+        <w:rPr>
+          <w:rFonts w:ascii="Times New Roman" w:hAnsi="Times New Roman" w:cs="Times New Roman"/>
+        </w:rPr>
+        <w:t>Hydrogen-Aeolic Energy with Optimised eLectrolysers Upstream of Substation | H2020’, CORDIS | European Commission. Accessed: Mar. 08, 2026. [Online]. Available: https://cordis.europa.eu/project/id/779469/reporting</w:t>
+      </w:r>
+    </w:p>
+    <w:p>
+      <w:pPr>
+        <w:pStyle w:val="Literaturverzeichnis"/>
         <w:jc w:val="both"/>
         <w:rPr>
           <w:rFonts w:ascii="Times New Roman" w:hAnsi="Times New Roman" w:cs="Times New Roman"/>
@@ -8315,7 +9762,7 @@
         <w:rPr>
           <w:rFonts w:ascii="Times New Roman" w:hAnsi="Times New Roman" w:cs="Times New Roman"/>
         </w:rPr>
-        <w:t>[4</w:t>
+        <w:t>[5</w:t>
       </w:r>
       <w:r>
         <w:rPr>
@@ -8327,40 +9774,39 @@
         <w:rPr>
           <w:rFonts w:ascii="Times New Roman" w:hAnsi="Times New Roman" w:cs="Times New Roman"/>
         </w:rPr>
-        <w:t xml:space="preserve">Hydrogen-Aeolic Energy with </w:t>
-      </w:r>
-      <w:proofErr w:type="spellStart"/>
-      <w:r>
+        <w:t>Dissolved oxygen requirements in aquatic animal respiration - Responsible Seafood Advocate’, Global Seafood Alliance. Accessed: Mar. 06, 2026. [Online]. Available: https://www.globalseafood.org/advocate/dissolved-oxygen-requirements-in-aquatic-animal-respiration/</w:t>
+      </w:r>
+    </w:p>
+    <w:p>
+      <w:pPr>
+        <w:pStyle w:val="Literaturverzeichnis"/>
+        <w:jc w:val="both"/>
         <w:rPr>
           <w:rFonts w:ascii="Times New Roman" w:hAnsi="Times New Roman" w:cs="Times New Roman"/>
         </w:rPr>
-        <w:t>Optimised</w:t>
-      </w:r>
-      <w:proofErr w:type="spellEnd"/>
+      </w:pPr>
       <w:r>
         <w:rPr>
           <w:rFonts w:ascii="Times New Roman" w:hAnsi="Times New Roman" w:cs="Times New Roman"/>
         </w:rPr>
-        <w:t xml:space="preserve"> </w:t>
-      </w:r>
-      <w:proofErr w:type="spellStart"/>
+        <w:t>[6</w:t>
+      </w:r>
       <w:r>
         <w:rPr>
           <w:rFonts w:ascii="Times New Roman" w:hAnsi="Times New Roman" w:cs="Times New Roman"/>
         </w:rPr>
-        <w:t>eLectrolysers</w:t>
-      </w:r>
-      <w:proofErr w:type="spellEnd"/>
+        <w:t xml:space="preserve">] </w:t>
+      </w:r>
       <w:r>
         <w:rPr>
           <w:rFonts w:ascii="Times New Roman" w:hAnsi="Times New Roman" w:cs="Times New Roman"/>
         </w:rPr>
-        <w:t xml:space="preserve"> Upstream of Substation | H2020’, CORDIS | European Commission. Accessed: Mar. 08, 2026. [Online]. Available: https://cordis.europa.eu/project/id/779469/reporting</w:t>
-      </w:r>
-    </w:p>
-    <w:p>
-      <w:pPr>
-        <w:pStyle w:val="Bibliography"/>
+        <w:t>Fish density on our farms’. Accessed: Mar. 07, 2026. [Online]. Available: https://griegseafood.com/our-impact-fish-density-on-our-farms</w:t>
+      </w:r>
+    </w:p>
+    <w:p>
+      <w:pPr>
+        <w:pStyle w:val="Literaturverzeichnis"/>
         <w:jc w:val="both"/>
         <w:rPr>
           <w:rFonts w:ascii="Times New Roman" w:hAnsi="Times New Roman" w:cs="Times New Roman"/>
@@ -8370,24 +9816,24 @@
         <w:rPr>
           <w:rFonts w:ascii="Times New Roman" w:hAnsi="Times New Roman" w:cs="Times New Roman"/>
         </w:rPr>
-        <w:t>[5</w:t>
+        <w:t>[</w:t>
       </w:r>
       <w:r>
         <w:rPr>
           <w:rFonts w:ascii="Times New Roman" w:hAnsi="Times New Roman" w:cs="Times New Roman"/>
         </w:rPr>
-        <w:t xml:space="preserve">] </w:t>
+        <w:t>7] ‘</w:t>
       </w:r>
       <w:r>
         <w:rPr>
           <w:rFonts w:ascii="Times New Roman" w:hAnsi="Times New Roman" w:cs="Times New Roman"/>
         </w:rPr>
-        <w:t>Dissolved oxygen requirements in aquatic animal respiration - Responsible Seafood Advocate’, Global Seafood Alliance. Accessed: Mar. 06, 2026. [Online]. Available: https://www.globalseafood.org/advocate/dissolved-oxygen-requirements-in-aquatic-animal-respiration/</w:t>
-      </w:r>
-    </w:p>
-    <w:p>
-      <w:pPr>
-        <w:pStyle w:val="Bibliography"/>
+        <w:t>Haeolus – Hydrogen-Aeolic Energy with Optimised eLectrolysers Upstream of Substation’. Accessed: Mar. 06, 2026. [Online]. Available: https://haeolus.eu/</w:t>
+      </w:r>
+    </w:p>
+    <w:p>
+      <w:pPr>
+        <w:pStyle w:val="Literaturverzeichnis"/>
         <w:jc w:val="both"/>
         <w:rPr>
           <w:rFonts w:ascii="Times New Roman" w:hAnsi="Times New Roman" w:cs="Times New Roman"/>
@@ -8397,151 +9843,19 @@
         <w:rPr>
           <w:rFonts w:ascii="Times New Roman" w:hAnsi="Times New Roman" w:cs="Times New Roman"/>
         </w:rPr>
-        <w:t>[6</w:t>
+        <w:t>[</w:t>
       </w:r>
       <w:r>
         <w:rPr>
           <w:rFonts w:ascii="Times New Roman" w:hAnsi="Times New Roman" w:cs="Times New Roman"/>
         </w:rPr>
-        <w:t xml:space="preserve">] </w:t>
+        <w:t>8] D.</w:t>
       </w:r>
       <w:r>
         <w:rPr>
           <w:rFonts w:ascii="Times New Roman" w:hAnsi="Times New Roman" w:cs="Times New Roman"/>
         </w:rPr>
-        <w:t>Fish density on our farms’. Accessed: Mar. 07, 2026. [Online]. Available: https://griegseafood.com/our-impact-fish-density-on-our-farms</w:t>
-      </w:r>
-    </w:p>
-    <w:p>
-      <w:pPr>
-        <w:pStyle w:val="Bibliography"/>
-        <w:jc w:val="both"/>
-        <w:rPr>
-          <w:rFonts w:ascii="Times New Roman" w:hAnsi="Times New Roman" w:cs="Times New Roman"/>
-        </w:rPr>
-      </w:pPr>
-      <w:r>
-        <w:rPr>
-          <w:rFonts w:ascii="Times New Roman" w:hAnsi="Times New Roman" w:cs="Times New Roman"/>
-        </w:rPr>
-        <w:t>[</w:t>
-      </w:r>
-      <w:r>
-        <w:rPr>
-          <w:rFonts w:ascii="Times New Roman" w:hAnsi="Times New Roman" w:cs="Times New Roman"/>
-        </w:rPr>
-        <w:t>7] ‘</w:t>
-      </w:r>
-      <w:proofErr w:type="spellStart"/>
-      <w:r>
-        <w:rPr>
-          <w:rFonts w:ascii="Times New Roman" w:hAnsi="Times New Roman" w:cs="Times New Roman"/>
-        </w:rPr>
-        <w:t>Haeolus</w:t>
-      </w:r>
-      <w:proofErr w:type="spellEnd"/>
-      <w:r>
-        <w:rPr>
-          <w:rFonts w:ascii="Times New Roman" w:hAnsi="Times New Roman" w:cs="Times New Roman"/>
-        </w:rPr>
-        <w:t xml:space="preserve"> – Hydrogen-Aeolic Energy with </w:t>
-      </w:r>
-      <w:proofErr w:type="spellStart"/>
-      <w:r>
-        <w:rPr>
-          <w:rFonts w:ascii="Times New Roman" w:hAnsi="Times New Roman" w:cs="Times New Roman"/>
-        </w:rPr>
-        <w:t>Optimised</w:t>
-      </w:r>
-      <w:proofErr w:type="spellEnd"/>
-      <w:r>
-        <w:rPr>
-          <w:rFonts w:ascii="Times New Roman" w:hAnsi="Times New Roman" w:cs="Times New Roman"/>
-        </w:rPr>
-        <w:t xml:space="preserve"> </w:t>
-      </w:r>
-      <w:proofErr w:type="spellStart"/>
-      <w:r>
-        <w:rPr>
-          <w:rFonts w:ascii="Times New Roman" w:hAnsi="Times New Roman" w:cs="Times New Roman"/>
-        </w:rPr>
-        <w:t>eLectrolysers</w:t>
-      </w:r>
-      <w:proofErr w:type="spellEnd"/>
-      <w:r>
-        <w:rPr>
-          <w:rFonts w:ascii="Times New Roman" w:hAnsi="Times New Roman" w:cs="Times New Roman"/>
-        </w:rPr>
-        <w:t xml:space="preserve"> Upstream of Substation’. Accessed: Mar. 06, 2026. [Online]. Available: https://haeolus.eu/</w:t>
-      </w:r>
-    </w:p>
-    <w:p>
-      <w:pPr>
-        <w:pStyle w:val="Bibliography"/>
-        <w:jc w:val="both"/>
-        <w:rPr>
-          <w:rFonts w:ascii="Times New Roman" w:hAnsi="Times New Roman" w:cs="Times New Roman"/>
-        </w:rPr>
-      </w:pPr>
-      <w:r>
-        <w:rPr>
-          <w:rFonts w:ascii="Times New Roman" w:hAnsi="Times New Roman" w:cs="Times New Roman"/>
-        </w:rPr>
-        <w:t>[</w:t>
-      </w:r>
-      <w:r>
-        <w:rPr>
-          <w:rFonts w:ascii="Times New Roman" w:hAnsi="Times New Roman" w:cs="Times New Roman"/>
-        </w:rPr>
-        <w:t>8] D.</w:t>
-      </w:r>
-      <w:r>
-        <w:rPr>
-          <w:rFonts w:ascii="Times New Roman" w:hAnsi="Times New Roman" w:cs="Times New Roman"/>
-        </w:rPr>
-        <w:t xml:space="preserve"> </w:t>
-      </w:r>
-      <w:proofErr w:type="spellStart"/>
-      <w:r>
-        <w:rPr>
-          <w:rFonts w:ascii="Times New Roman" w:hAnsi="Times New Roman" w:cs="Times New Roman"/>
-        </w:rPr>
-        <w:t>Virah</w:t>
-      </w:r>
-      <w:proofErr w:type="spellEnd"/>
-      <w:r>
-        <w:rPr>
-          <w:rFonts w:ascii="Times New Roman" w:hAnsi="Times New Roman" w:cs="Times New Roman"/>
-        </w:rPr>
-        <w:t xml:space="preserve">-Sawmy, F. J. Beck, and B. </w:t>
-      </w:r>
-      <w:proofErr w:type="spellStart"/>
-      <w:r>
-        <w:rPr>
-          <w:rFonts w:ascii="Times New Roman" w:hAnsi="Times New Roman" w:cs="Times New Roman"/>
-        </w:rPr>
-        <w:t>Sturmberg</w:t>
-      </w:r>
-      <w:proofErr w:type="spellEnd"/>
-      <w:r>
-        <w:rPr>
-          <w:rFonts w:ascii="Times New Roman" w:hAnsi="Times New Roman" w:cs="Times New Roman"/>
-        </w:rPr>
-        <w:t xml:space="preserve">, ‘Ignore variability, overestimate hydrogen production – Quantifying the effects of </w:t>
-      </w:r>
-      <w:proofErr w:type="spellStart"/>
-      <w:r>
-        <w:rPr>
-          <w:rFonts w:ascii="Times New Roman" w:hAnsi="Times New Roman" w:cs="Times New Roman"/>
-        </w:rPr>
-        <w:t>electrolyzer</w:t>
-      </w:r>
-      <w:proofErr w:type="spellEnd"/>
-      <w:r>
-        <w:rPr>
-          <w:rFonts w:ascii="Times New Roman" w:hAnsi="Times New Roman" w:cs="Times New Roman"/>
-        </w:rPr>
-        <w:t xml:space="preserve"> efficiency curves on hydrogen production from renewable energy sources’, </w:t>
+        <w:t xml:space="preserve"> Virah-Sawmy, F. J. Beck, and B. Sturmberg, ‘Ignore variability, overestimate hydrogen production – Quantifying the effects of electrolyzer efficiency curves on hydrogen production from renewable energy sources’, </w:t>
       </w:r>
       <w:r>
         <w:rPr>
@@ -8549,98 +9863,52 @@
           <w:i/>
           <w:iCs/>
         </w:rPr>
-        <w:t xml:space="preserve">Int. J. </w:t>
-      </w:r>
-      <w:proofErr w:type="spellStart"/>
+        <w:t>Int. J. Hydrog. Energy</w:t>
+      </w:r>
+      <w:r>
+        <w:rPr>
+          <w:rFonts w:ascii="Times New Roman" w:hAnsi="Times New Roman" w:cs="Times New Roman"/>
+        </w:rPr>
+        <w:t>, vol. 72, pp. 49–59, Jun. 2024, doi: 10.1016/j.ijhydene.2024.05.360.</w:t>
+      </w:r>
+    </w:p>
+    <w:p>
+      <w:pPr>
+        <w:pStyle w:val="Literaturverzeichnis"/>
+        <w:jc w:val="both"/>
+        <w:rPr>
+          <w:rFonts w:ascii="Times New Roman" w:hAnsi="Times New Roman" w:cs="Times New Roman"/>
+        </w:rPr>
+      </w:pPr>
+      <w:r>
+        <w:rPr>
+          <w:rFonts w:ascii="Times New Roman" w:hAnsi="Times New Roman" w:cs="Times New Roman"/>
+        </w:rPr>
+        <w:t>[</w:t>
+      </w:r>
+      <w:r>
+        <w:rPr>
+          <w:rFonts w:ascii="Times New Roman" w:hAnsi="Times New Roman" w:cs="Times New Roman"/>
+        </w:rPr>
+        <w:t>9] A.</w:t>
+      </w:r>
+      <w:r>
+        <w:rPr>
+          <w:rFonts w:ascii="Times New Roman" w:hAnsi="Times New Roman" w:cs="Times New Roman"/>
+        </w:rPr>
+        <w:t xml:space="preserve"> Godula-Jopek, </w:t>
+      </w:r>
       <w:r>
         <w:rPr>
           <w:rFonts w:ascii="Times New Roman" w:hAnsi="Times New Roman" w:cs="Times New Roman"/>
           <w:i/>
           <w:iCs/>
         </w:rPr>
-        <w:t>Hydrog</w:t>
-      </w:r>
-      <w:proofErr w:type="spellEnd"/>
+        <w:t>Hydrogen Production by Electrolysis</w:t>
+      </w:r>
       <w:r>
         <w:rPr>
           <w:rFonts w:ascii="Times New Roman" w:hAnsi="Times New Roman" w:cs="Times New Roman"/>
-          <w:i/>
-          <w:iCs/>
-        </w:rPr>
-        <w:t>. Energy</w:t>
-      </w:r>
-      <w:r>
-        <w:rPr>
-          <w:rFonts w:ascii="Times New Roman" w:hAnsi="Times New Roman" w:cs="Times New Roman"/>
-        </w:rPr>
-        <w:t xml:space="preserve">, vol. 72, pp. 49–59, Jun. 2024, </w:t>
-      </w:r>
-      <w:proofErr w:type="spellStart"/>
-      <w:r>
-        <w:rPr>
-          <w:rFonts w:ascii="Times New Roman" w:hAnsi="Times New Roman" w:cs="Times New Roman"/>
-        </w:rPr>
-        <w:t>doi</w:t>
-      </w:r>
-      <w:proofErr w:type="spellEnd"/>
-      <w:r>
-        <w:rPr>
-          <w:rFonts w:ascii="Times New Roman" w:hAnsi="Times New Roman" w:cs="Times New Roman"/>
-        </w:rPr>
-        <w:t>: 10.1016/j.ijhydene.2024.05.360.</w:t>
-      </w:r>
-    </w:p>
-    <w:p>
-      <w:pPr>
-        <w:pStyle w:val="Bibliography"/>
-        <w:jc w:val="both"/>
-        <w:rPr>
-          <w:rFonts w:ascii="Times New Roman" w:hAnsi="Times New Roman" w:cs="Times New Roman"/>
-        </w:rPr>
-      </w:pPr>
-      <w:r>
-        <w:rPr>
-          <w:rFonts w:ascii="Times New Roman" w:hAnsi="Times New Roman" w:cs="Times New Roman"/>
-        </w:rPr>
-        <w:t>[</w:t>
-      </w:r>
-      <w:r>
-        <w:rPr>
-          <w:rFonts w:ascii="Times New Roman" w:hAnsi="Times New Roman" w:cs="Times New Roman"/>
-        </w:rPr>
-        <w:t>9] A.</w:t>
-      </w:r>
-      <w:r>
-        <w:rPr>
-          <w:rFonts w:ascii="Times New Roman" w:hAnsi="Times New Roman" w:cs="Times New Roman"/>
-        </w:rPr>
-        <w:t xml:space="preserve"> </w:t>
-      </w:r>
-      <w:proofErr w:type="spellStart"/>
-      <w:r>
-        <w:rPr>
-          <w:rFonts w:ascii="Times New Roman" w:hAnsi="Times New Roman" w:cs="Times New Roman"/>
-        </w:rPr>
-        <w:t>Godula</w:t>
-      </w:r>
-      <w:proofErr w:type="spellEnd"/>
-      <w:r>
-        <w:rPr>
-          <w:rFonts w:ascii="Times New Roman" w:hAnsi="Times New Roman" w:cs="Times New Roman"/>
-        </w:rPr>
-        <w:t xml:space="preserve">-Jopek, </w:t>
-      </w:r>
-      <w:r>
-        <w:rPr>
-          <w:rFonts w:ascii="Times New Roman" w:hAnsi="Times New Roman" w:cs="Times New Roman"/>
-          <w:i/>
-          <w:iCs/>
-        </w:rPr>
-        <w:t>Hydrogen Production by Electrolysis</w:t>
-      </w:r>
-      <w:r>
-        <w:rPr>
-          <w:rFonts w:ascii="Times New Roman" w:hAnsi="Times New Roman" w:cs="Times New Roman"/>
         </w:rPr>
         <w:t>. 2015.</w:t>
       </w:r>
@@ -8648,7 +9916,7 @@
     <w:p>
       <w:pPr>
         <w:rPr>
-          <w:lang w:val="en-US" w:eastAsia="en-US"/>
+          <w:lang w:val="de-DE" w:eastAsia="en-US"/>
         </w:rPr>
       </w:pPr>
       <w:r>
@@ -8658,7 +9926,7 @@
     <w:sectPr>
       <w:footerReference w:type="default" r:id="rId13"/>
       <w:pgSz w:w="11907" w:h="16840"/>
-      <w:pgMar w:top="1134" w:right="1134" w:bottom="1134" w:left="2268" w:header="709" w:footer="709" w:gutter="0"/>
+      <w:pgMar w:top="1134" w:right="1134" w:bottom="1134" w:left="1134" w:header="709" w:footer="709" w:gutter="0"/>
       <w:cols w:space="708"/>
       <w:docGrid w:linePitch="326"/>
     </w:sectPr>
@@ -8689,13 +9957,13 @@
 <w:ftr xmlns:wpc="http://schemas.microsoft.com/office/word/2010/wordprocessingCanvas" xmlns:cx="http://schemas.microsoft.com/office/drawing/2014/chartex" xmlns:cx1="http://schemas.microsoft.com/office/drawing/2015/9/8/chartex" xmlns:cx2="http://schemas.microsoft.com/office/drawing/2015/10/21/chartex" xmlns:cx3="http://schemas.microsoft.com/office/drawing/2016/5/9/chartex" xmlns:cx4="http://schemas.microsoft.com/office/drawing/2016/5/10/chartex" xmlns:cx5="http://schemas.microsoft.com/office/drawing/2016/5/11/chartex" xmlns:cx6="http://schemas.microsoft.com/office/drawing/2016/5/12/chartex" xmlns:cx7="http://schemas.microsoft.com/office/drawing/2016/5/13/chartex" xmlns:cx8="http://schemas.microsoft.com/office/drawing/2016/5/14/chartex" xmlns:mc="http://schemas.openxmlformats.org/markup-compatibility/2006" xmlns:aink="http://schemas.microsoft.com/office/drawing/2016/ink" xmlns:am3d="http://schemas.microsoft.com/office/drawing/2017/model3d" xmlns:o="urn:schemas-microsoft-com:office:office" xmlns:oel="http://schemas.microsoft.com/office/2019/extlst" xmlns:r="http://schemas.openxmlformats.org/officeDocument/2006/relationships" xmlns:m="http://schemas.openxmlformats.org/officeDocument/2006/math" xmlns:v="urn:schemas-microsoft-com:vml" xmlns:wp14="http://schemas.microsoft.com/office/word/2010/wordprocessingDrawing" xmlns:wp="http://schemas.openxmlformats.org/drawingml/2006/wordprocessingDrawing" xmlns:w10="urn:schemas-microsoft-com:office:word" xmlns:w="http://schemas.openxmlformats.org/wordprocessingml/2006/main" xmlns:w14="http://schemas.microsoft.com/office/word/2010/wordml" xmlns:w15="http://schemas.microsoft.com/office/word/2012/wordml" xmlns:w16cex="http://schemas.microsoft.com/office/word/2018/wordml/cex" xmlns:w16cid="http://schemas.microsoft.com/office/word/2016/wordml/cid" xmlns:w16="http://schemas.microsoft.com/office/word/2018/wordml" xmlns:w16du="http://schemas.microsoft.com/office/word/2023/wordml/word16du" xmlns:w16sdtdh="http://schemas.microsoft.com/office/word/2020/wordml/sdtdatahash" xmlns:w16sdtfl="http://schemas.microsoft.com/office/word/2024/wordml/sdtformatlock" xmlns:w16se="http://schemas.microsoft.com/office/word/2015/wordml/symex" xmlns:wpg="http://schemas.microsoft.com/office/word/2010/wordprocessingGroup" xmlns:wpi="http://schemas.microsoft.com/office/word/2010/wordprocessingInk" xmlns:wne="http://schemas.microsoft.com/office/word/2006/wordml" xmlns:wps="http://schemas.microsoft.com/office/word/2010/wordprocessingShape" mc:Ignorable="w14 w15 w16se w16cid w16 w16cex w16sdtdh w16sdtfl w16du wp14">
   <w:p>
     <w:pPr>
-      <w:pStyle w:val="Footer"/>
+      <w:pStyle w:val="Fuzeile"/>
       <w:jc w:val="center"/>
     </w:pPr>
   </w:p>
   <w:p>
     <w:pPr>
-      <w:pStyle w:val="Footer"/>
+      <w:pStyle w:val="Fuzeile"/>
     </w:pPr>
   </w:p>
 </w:ftr>
@@ -8719,7 +9987,7 @@
     <w:sdtContent>
       <w:p>
         <w:pPr>
-          <w:pStyle w:val="Footer"/>
+          <w:pStyle w:val="Fuzeile"/>
           <w:jc w:val="center"/>
         </w:pPr>
         <w:r>
@@ -8748,7 +10016,7 @@
   </w:sdt>
   <w:p>
     <w:pPr>
-      <w:pStyle w:val="Footer"/>
+      <w:pStyle w:val="Fuzeile"/>
     </w:pPr>
   </w:p>
 </w:ftr>
@@ -8777,7 +10045,7 @@
 <w:hdr xmlns:wpc="http://schemas.microsoft.com/office/word/2010/wordprocessingCanvas" xmlns:cx="http://schemas.microsoft.com/office/drawing/2014/chartex" xmlns:cx1="http://schemas.microsoft.com/office/drawing/2015/9/8/chartex" xmlns:cx2="http://schemas.microsoft.com/office/drawing/2015/10/21/chartex" xmlns:cx3="http://schemas.microsoft.com/office/drawing/2016/5/9/chartex" xmlns:cx4="http://schemas.microsoft.com/office/drawing/2016/5/10/chartex" xmlns:cx5="http://schemas.microsoft.com/office/drawing/2016/5/11/chartex" xmlns:cx6="http://schemas.microsoft.com/office/drawing/2016/5/12/chartex" xmlns:cx7="http://schemas.microsoft.com/office/drawing/2016/5/13/chartex" xmlns:cx8="http://schemas.microsoft.com/office/drawing/2016/5/14/chartex" xmlns:mc="http://schemas.openxmlformats.org/markup-compatibility/2006" xmlns:aink="http://schemas.microsoft.com/office/drawing/2016/ink" xmlns:am3d="http://schemas.microsoft.com/office/drawing/2017/model3d" xmlns:o="urn:schemas-microsoft-com:office:office" xmlns:oel="http://schemas.microsoft.com/office/2019/extlst" xmlns:r="http://schemas.openxmlformats.org/officeDocument/2006/relationships" xmlns:m="http://schemas.openxmlformats.org/officeDocument/2006/math" xmlns:v="urn:schemas-microsoft-com:vml" xmlns:wp14="http://schemas.microsoft.com/office/word/2010/wordprocessingDrawing" xmlns:wp="http://schemas.openxmlformats.org/drawingml/2006/wordprocessingDrawing" xmlns:w10="urn:schemas-microsoft-com:office:word" xmlns:w="http://schemas.openxmlformats.org/wordprocessingml/2006/main" xmlns:w14="http://schemas.microsoft.com/office/word/2010/wordml" xmlns:w15="http://schemas.microsoft.com/office/word/2012/wordml" xmlns:w16cex="http://schemas.microsoft.com/office/word/2018/wordml/cex" xmlns:w16cid="http://schemas.microsoft.com/office/word/2016/wordml/cid" xmlns:w16="http://schemas.microsoft.com/office/word/2018/wordml" xmlns:w16du="http://schemas.microsoft.com/office/word/2023/wordml/word16du" xmlns:w16sdtdh="http://schemas.microsoft.com/office/word/2020/wordml/sdtdatahash" xmlns:w16sdtfl="http://schemas.microsoft.com/office/word/2024/wordml/sdtformatlock" xmlns:w16se="http://schemas.microsoft.com/office/word/2015/wordml/symex" xmlns:wpg="http://schemas.microsoft.com/office/word/2010/wordprocessingGroup" xmlns:wpi="http://schemas.microsoft.com/office/word/2010/wordprocessingInk" xmlns:wne="http://schemas.microsoft.com/office/word/2006/wordml" xmlns:wps="http://schemas.microsoft.com/office/word/2010/wordprocessingShape" mc:Ignorable="w14 w15 w16se w16cid w16 w16cex w16sdtdh w16sdtfl w16du wp14">
   <w:p>
     <w:pPr>
-      <w:pStyle w:val="Header"/>
+      <w:pStyle w:val="Kopfzeile"/>
       <w:spacing w:after="0"/>
       <w:jc w:val="right"/>
       <w:rPr>
@@ -8797,7 +10065,7 @@
     <w:lvl w:ilvl="0">
       <w:start w:val="1"/>
       <w:numFmt w:val="bullet"/>
-      <w:pStyle w:val="ListBullet2"/>
+      <w:pStyle w:val="Aufzhlungszeichen2"/>
       <w:lvlText w:val=""/>
       <w:lvlJc w:val="left"/>
       <w:pPr>
@@ -9157,7 +10425,7 @@
     <w:lvl w:ilvl="0">
       <w:start w:val="1"/>
       <w:numFmt w:val="bullet"/>
-      <w:pStyle w:val="ListBullet"/>
+      <w:pStyle w:val="Aufzhlungszeichen"/>
       <w:lvlText w:val=""/>
       <w:lvlJc w:val="left"/>
       <w:pPr>
@@ -9948,19 +11216,18 @@
   <w:abstractNum w:abstractNumId="11" w15:restartNumberingAfterBreak="0">
     <w:nsid w:val="4BD318EA"/>
     <w:multiLevelType w:val="multilevel"/>
-    <w:tmpl w:val="417A4044"/>
+    <w:tmpl w:val="670E1D74"/>
     <w:lvl w:ilvl="0">
       <w:start w:val="1"/>
       <w:numFmt w:val="decimal"/>
-      <w:pStyle w:val="Heading1"/>
-      <w:suff w:val="space"/>
-      <w:lvlText w:val="%1"/>
+      <w:pStyle w:val="berschrift1"/>
+      <w:lvlText w:val="%1."/>
       <w:lvlJc w:val="left"/>
       <w:pPr>
         <w:ind w:left="76" w:hanging="360"/>
       </w:pPr>
       <w:rPr>
-        <w:rFonts w:ascii="Times New Roman" w:hAnsi="Times New Roman" w:hint="default"/>
+        <w:rFonts w:hint="default"/>
         <w:b/>
         <w:i w:val="0"/>
         <w:caps/>
@@ -9970,7 +11237,7 @@
     <w:lvl w:ilvl="1">
       <w:start w:val="1"/>
       <w:numFmt w:val="decimal"/>
-      <w:pStyle w:val="Heading2"/>
+      <w:pStyle w:val="berschrift2"/>
       <w:suff w:val="space"/>
       <w:lvlText w:val="%1.%2"/>
       <w:lvlJc w:val="left"/>
@@ -9984,7 +11251,7 @@
     <w:lvl w:ilvl="2">
       <w:start w:val="1"/>
       <w:numFmt w:val="decimal"/>
-      <w:pStyle w:val="Heading3"/>
+      <w:pStyle w:val="berschrift3"/>
       <w:suff w:val="space"/>
       <w:lvlText w:val="%1.%2.%3"/>
       <w:lvlJc w:val="left"/>
@@ -10646,7 +11913,7 @@
     <w:lvl w:ilvl="0" w:tplc="6690F932">
       <w:start w:val="1"/>
       <w:numFmt w:val="decimal"/>
-      <w:pStyle w:val="Heading8"/>
+      <w:pStyle w:val="berschrift8"/>
       <w:lvlText w:val="Table %1."/>
       <w:lvlJc w:val="left"/>
       <w:pPr>
@@ -11417,7 +12684,7 @@
     <w:lvl w:ilvl="0" w:tplc="C87A8670">
       <w:start w:val="1"/>
       <w:numFmt w:val="decimal"/>
-      <w:pStyle w:val="Heading7"/>
+      <w:pStyle w:val="berschrift7"/>
       <w:lvlText w:val="Figure %1. "/>
       <w:lvlJc w:val="left"/>
       <w:pPr>
@@ -11953,7 +13220,7 @@
     <w:lsdException w:name="Unresolved Mention" w:semiHidden="1" w:uiPriority="99" w:unhideWhenUsed="1"/>
     <w:lsdException w:name="Smart Link" w:semiHidden="1" w:uiPriority="99" w:unhideWhenUsed="1"/>
   </w:latentStyles>
-  <w:style w:type="paragraph" w:default="1" w:styleId="Normal">
+  <w:style w:type="paragraph" w:default="1" w:styleId="Standard">
     <w:name w:val="Normal"/>
     <w:qFormat/>
     <w:rsid w:val="00971FFF"/>
@@ -11972,20 +13239,19 @@
       <w:lang w:val="fi-FI" w:eastAsia="fi-FI"/>
     </w:rPr>
   </w:style>
-  <w:style w:type="paragraph" w:styleId="Heading1">
+  <w:style w:type="paragraph" w:styleId="berschrift1">
     <w:name w:val="heading 1"/>
-    <w:basedOn w:val="Normal"/>
-    <w:next w:val="Normal"/>
+    <w:basedOn w:val="Standard"/>
+    <w:next w:val="Standard"/>
     <w:autoRedefine/>
     <w:qFormat/>
-    <w:rsid w:val="00A84519"/>
+    <w:rsid w:val="00827C00"/>
     <w:pPr>
       <w:keepNext/>
       <w:numPr>
         <w:numId w:val="3"/>
       </w:numPr>
       <w:spacing w:before="600" w:after="360" w:line="240" w:lineRule="auto"/>
-      <w:ind w:left="284" w:hanging="284"/>
       <w:outlineLvl w:val="0"/>
     </w:pPr>
     <w:rPr>
@@ -11998,13 +13264,14 @@
       <w:szCs w:val="32"/>
     </w:rPr>
   </w:style>
-  <w:style w:type="paragraph" w:styleId="Heading2">
+  <w:style w:type="paragraph" w:styleId="berschrift2">
     <w:name w:val="heading 2"/>
-    <w:basedOn w:val="Normal"/>
-    <w:next w:val="Normal"/>
+    <w:basedOn w:val="Standard"/>
+    <w:next w:val="Standard"/>
+    <w:link w:val="berschrift2Zchn"/>
     <w:autoRedefine/>
     <w:qFormat/>
-    <w:rsid w:val="004A03ED"/>
+    <w:rsid w:val="00D86E1A"/>
     <w:pPr>
       <w:keepNext/>
       <w:keepLines/>
@@ -12023,13 +13290,13 @@
       <w:szCs w:val="28"/>
     </w:rPr>
   </w:style>
-  <w:style w:type="paragraph" w:styleId="Heading3">
+  <w:style w:type="paragraph" w:styleId="berschrift3">
     <w:name w:val="heading 3"/>
-    <w:basedOn w:val="Normal"/>
-    <w:next w:val="Normal"/>
+    <w:basedOn w:val="Standard"/>
+    <w:next w:val="Standard"/>
     <w:autoRedefine/>
     <w:qFormat/>
-    <w:rsid w:val="00584CB7"/>
+    <w:rsid w:val="00827C00"/>
     <w:pPr>
       <w:keepNext/>
       <w:numPr>
@@ -12043,15 +13310,15 @@
     <w:rPr>
       <w:b/>
       <w:bCs/>
-      <w:color w:val="0070C0"/>
+      <w:color w:val="000000" w:themeColor="text1"/>
       <w:szCs w:val="28"/>
     </w:rPr>
   </w:style>
-  <w:style w:type="paragraph" w:styleId="Heading4">
+  <w:style w:type="paragraph" w:styleId="berschrift4">
     <w:name w:val="heading 4"/>
     <w:aliases w:val="Symbolilista"/>
-    <w:basedOn w:val="Normal"/>
-    <w:next w:val="Normal"/>
+    <w:basedOn w:val="Standard"/>
+    <w:next w:val="Standard"/>
     <w:qFormat/>
     <w:rsid w:val="00DE666F"/>
     <w:pPr>
@@ -12064,11 +13331,11 @@
       <w:szCs w:val="28"/>
     </w:rPr>
   </w:style>
-  <w:style w:type="paragraph" w:styleId="Heading5">
+  <w:style w:type="paragraph" w:styleId="berschrift5">
     <w:name w:val="heading 5"/>
     <w:aliases w:val="Kuva"/>
-    <w:basedOn w:val="Normal"/>
-    <w:next w:val="Normal"/>
+    <w:basedOn w:val="Standard"/>
+    <w:next w:val="Standard"/>
     <w:autoRedefine/>
     <w:qFormat/>
     <w:rsid w:val="008B4C12"/>
@@ -12081,11 +13348,11 @@
       <w:color w:val="000000" w:themeColor="text1"/>
     </w:rPr>
   </w:style>
-  <w:style w:type="paragraph" w:styleId="Heading6">
+  <w:style w:type="paragraph" w:styleId="berschrift6">
     <w:name w:val="heading 6"/>
     <w:aliases w:val="Taulukko"/>
-    <w:basedOn w:val="Normal"/>
-    <w:next w:val="Normal"/>
+    <w:basedOn w:val="Standard"/>
+    <w:next w:val="Standard"/>
     <w:autoRedefine/>
     <w:qFormat/>
     <w:rsid w:val="003F15C5"/>
@@ -12100,11 +13367,11 @@
       <w:szCs w:val="20"/>
     </w:rPr>
   </w:style>
-  <w:style w:type="paragraph" w:styleId="Heading7">
+  <w:style w:type="paragraph" w:styleId="berschrift7">
     <w:name w:val="heading 7"/>
     <w:aliases w:val="Figure"/>
-    <w:basedOn w:val="Normal"/>
-    <w:next w:val="Normal"/>
+    <w:basedOn w:val="Standard"/>
+    <w:next w:val="Standard"/>
     <w:autoRedefine/>
     <w:qFormat/>
     <w:rsid w:val="00CC4899"/>
@@ -12126,11 +13393,11 @@
       <w:lang w:val="en-US"/>
     </w:rPr>
   </w:style>
-  <w:style w:type="paragraph" w:styleId="Heading8">
+  <w:style w:type="paragraph" w:styleId="berschrift8">
     <w:name w:val="heading 8"/>
     <w:aliases w:val="Table"/>
-    <w:basedOn w:val="Normal"/>
-    <w:next w:val="Normal"/>
+    <w:basedOn w:val="Standard"/>
+    <w:next w:val="Standard"/>
     <w:autoRedefine/>
     <w:qFormat/>
     <w:rsid w:val="00CC4899"/>
@@ -12153,10 +13420,10 @@
       <w:lang w:val="en-US"/>
     </w:rPr>
   </w:style>
-  <w:style w:type="paragraph" w:styleId="Heading9">
+  <w:style w:type="paragraph" w:styleId="berschrift9">
     <w:name w:val="heading 9"/>
-    <w:basedOn w:val="Normal"/>
-    <w:next w:val="Normal"/>
+    <w:basedOn w:val="Standard"/>
+    <w:next w:val="Standard"/>
     <w:rsid w:val="00E35506"/>
     <w:pPr>
       <w:spacing w:before="240" w:after="60"/>
@@ -12172,12 +13439,13 @@
       <w:szCs w:val="18"/>
     </w:rPr>
   </w:style>
-  <w:style w:type="character" w:default="1" w:styleId="DefaultParagraphFont">
+  <w:style w:type="character" w:default="1" w:styleId="Absatz-Standardschriftart">
     <w:name w:val="Default Paragraph Font"/>
     <w:uiPriority w:val="1"/>
+    <w:semiHidden/>
     <w:unhideWhenUsed/>
   </w:style>
-  <w:style w:type="table" w:default="1" w:styleId="TableNormal">
+  <w:style w:type="table" w:default="1" w:styleId="NormaleTabelle">
     <w:name w:val="Normal Table"/>
     <w:uiPriority w:val="99"/>
     <w:semiHidden/>
@@ -12192,16 +13460,16 @@
       </w:tblCellMar>
     </w:tblPr>
   </w:style>
-  <w:style w:type="numbering" w:default="1" w:styleId="NoList">
+  <w:style w:type="numbering" w:default="1" w:styleId="KeineListe">
     <w:name w:val="No List"/>
     <w:uiPriority w:val="99"/>
     <w:semiHidden/>
     <w:unhideWhenUsed/>
   </w:style>
-  <w:style w:type="paragraph" w:styleId="Header">
+  <w:style w:type="paragraph" w:styleId="Kopfzeile">
     <w:name w:val="header"/>
-    <w:basedOn w:val="Normal"/>
-    <w:link w:val="HeaderChar"/>
+    <w:basedOn w:val="Standard"/>
+    <w:link w:val="KopfzeileZchn"/>
     <w:uiPriority w:val="99"/>
     <w:qFormat/>
     <w:rsid w:val="00B97865"/>
@@ -12218,11 +13486,11 @@
       <w:sz w:val="32"/>
     </w:rPr>
   </w:style>
-  <w:style w:type="paragraph" w:styleId="Footer">
+  <w:style w:type="paragraph" w:styleId="Fuzeile">
     <w:name w:val="footer"/>
     <w:aliases w:val="Alatunniste"/>
-    <w:basedOn w:val="Normal"/>
-    <w:link w:val="FooterChar"/>
+    <w:basedOn w:val="Standard"/>
+    <w:link w:val="FuzeileZchn"/>
     <w:uiPriority w:val="99"/>
     <w:qFormat/>
     <w:rsid w:val="00796981"/>
@@ -12234,16 +13502,16 @@
       <w:ind w:left="1418"/>
     </w:pPr>
   </w:style>
-  <w:style w:type="character" w:styleId="PageNumber">
+  <w:style w:type="character" w:styleId="Seitenzahl">
     <w:name w:val="page number"/>
-    <w:basedOn w:val="DefaultParagraphFont"/>
+    <w:basedOn w:val="Absatz-Standardschriftart"/>
     <w:semiHidden/>
     <w:rsid w:val="00F27F36"/>
   </w:style>
-  <w:style w:type="paragraph" w:styleId="TOC1">
+  <w:style w:type="paragraph" w:styleId="Verzeichnis1">
     <w:name w:val="toc 1"/>
-    <w:basedOn w:val="Normal"/>
-    <w:next w:val="Normal"/>
+    <w:basedOn w:val="Standard"/>
+    <w:next w:val="Standard"/>
     <w:autoRedefine/>
     <w:uiPriority w:val="39"/>
     <w:rsid w:val="00821EA8"/>
@@ -12260,10 +13528,10 @@
       <w:noProof/>
     </w:rPr>
   </w:style>
-  <w:style w:type="paragraph" w:styleId="TOC2">
+  <w:style w:type="paragraph" w:styleId="Verzeichnis2">
     <w:name w:val="toc 2"/>
-    <w:basedOn w:val="Normal"/>
-    <w:next w:val="Normal"/>
+    <w:basedOn w:val="Standard"/>
+    <w:next w:val="Standard"/>
     <w:autoRedefine/>
     <w:uiPriority w:val="39"/>
     <w:rsid w:val="00AD3704"/>
@@ -12279,10 +13547,10 @@
       <w:lang w:val="en-GB"/>
     </w:rPr>
   </w:style>
-  <w:style w:type="paragraph" w:styleId="TOC3">
+  <w:style w:type="paragraph" w:styleId="Verzeichnis3">
     <w:name w:val="toc 3"/>
-    <w:basedOn w:val="Normal"/>
-    <w:next w:val="Normal"/>
+    <w:basedOn w:val="Standard"/>
+    <w:next w:val="Standard"/>
     <w:autoRedefine/>
     <w:uiPriority w:val="39"/>
     <w:rsid w:val="00301EB3"/>
@@ -12294,10 +13562,10 @@
       <w:ind w:left="1191" w:hanging="567"/>
     </w:pPr>
   </w:style>
-  <w:style w:type="paragraph" w:styleId="TOC4">
+  <w:style w:type="paragraph" w:styleId="Verzeichnis4">
     <w:name w:val="toc 4"/>
-    <w:basedOn w:val="Normal"/>
-    <w:next w:val="Normal"/>
+    <w:basedOn w:val="Standard"/>
+    <w:next w:val="Standard"/>
     <w:autoRedefine/>
     <w:uiPriority w:val="39"/>
     <w:semiHidden/>
@@ -12309,10 +13577,10 @@
       <w:ind w:left="720"/>
     </w:pPr>
   </w:style>
-  <w:style w:type="paragraph" w:styleId="TOC5">
+  <w:style w:type="paragraph" w:styleId="Verzeichnis5">
     <w:name w:val="toc 5"/>
-    <w:basedOn w:val="Normal"/>
-    <w:next w:val="Normal"/>
+    <w:basedOn w:val="Standard"/>
+    <w:next w:val="Standard"/>
     <w:autoRedefine/>
     <w:uiPriority w:val="39"/>
     <w:semiHidden/>
@@ -12324,10 +13592,10 @@
       <w:ind w:left="960"/>
     </w:pPr>
   </w:style>
-  <w:style w:type="paragraph" w:styleId="TOC6">
+  <w:style w:type="paragraph" w:styleId="Verzeichnis6">
     <w:name w:val="toc 6"/>
-    <w:basedOn w:val="Normal"/>
-    <w:next w:val="Normal"/>
+    <w:basedOn w:val="Standard"/>
+    <w:next w:val="Standard"/>
     <w:autoRedefine/>
     <w:uiPriority w:val="39"/>
     <w:semiHidden/>
@@ -12339,10 +13607,10 @@
       <w:ind w:left="1200"/>
     </w:pPr>
   </w:style>
-  <w:style w:type="paragraph" w:styleId="TOC7">
+  <w:style w:type="paragraph" w:styleId="Verzeichnis7">
     <w:name w:val="toc 7"/>
-    <w:basedOn w:val="Normal"/>
-    <w:next w:val="Normal"/>
+    <w:basedOn w:val="Standard"/>
+    <w:next w:val="Standard"/>
     <w:autoRedefine/>
     <w:uiPriority w:val="39"/>
     <w:semiHidden/>
@@ -12354,10 +13622,10 @@
       <w:ind w:left="1440"/>
     </w:pPr>
   </w:style>
-  <w:style w:type="paragraph" w:styleId="TOC8">
+  <w:style w:type="paragraph" w:styleId="Verzeichnis8">
     <w:name w:val="toc 8"/>
-    <w:basedOn w:val="Normal"/>
-    <w:next w:val="Normal"/>
+    <w:basedOn w:val="Standard"/>
+    <w:next w:val="Standard"/>
     <w:autoRedefine/>
     <w:uiPriority w:val="39"/>
     <w:semiHidden/>
@@ -12369,10 +13637,10 @@
       <w:ind w:left="1680"/>
     </w:pPr>
   </w:style>
-  <w:style w:type="paragraph" w:styleId="TOC9">
+  <w:style w:type="paragraph" w:styleId="Verzeichnis9">
     <w:name w:val="toc 9"/>
-    <w:basedOn w:val="Normal"/>
-    <w:next w:val="Normal"/>
+    <w:basedOn w:val="Standard"/>
+    <w:next w:val="Standard"/>
     <w:autoRedefine/>
     <w:uiPriority w:val="39"/>
     <w:semiHidden/>
@@ -12384,9 +13652,9 @@
       <w:ind w:left="1920"/>
     </w:pPr>
   </w:style>
-  <w:style w:type="paragraph" w:styleId="Title">
+  <w:style w:type="paragraph" w:styleId="Titel">
     <w:name w:val="Title"/>
-    <w:basedOn w:val="Normal"/>
+    <w:basedOn w:val="Standard"/>
     <w:rsid w:val="00F27F36"/>
     <w:pPr>
       <w:keepNext/>
@@ -12401,10 +13669,10 @@
       <w:szCs w:val="32"/>
     </w:rPr>
   </w:style>
-  <w:style w:type="paragraph" w:styleId="Caption">
+  <w:style w:type="paragraph" w:styleId="Beschriftung">
     <w:name w:val="caption"/>
-    <w:basedOn w:val="Normal"/>
-    <w:next w:val="Normal"/>
+    <w:basedOn w:val="Standard"/>
+    <w:next w:val="Standard"/>
     <w:uiPriority w:val="35"/>
     <w:qFormat/>
     <w:rsid w:val="00F27F36"/>
@@ -12418,7 +13686,7 @@
   </w:style>
   <w:style w:type="paragraph" w:customStyle="1" w:styleId="Sivuotsikko">
     <w:name w:val="Sivuotsikko"/>
-    <w:basedOn w:val="Normal"/>
+    <w:basedOn w:val="Standard"/>
     <w:rsid w:val="00F27F36"/>
     <w:rPr>
       <w:b/>
@@ -12427,10 +13695,10 @@
       <w:szCs w:val="28"/>
     </w:rPr>
   </w:style>
-  <w:style w:type="paragraph" w:styleId="BodyText">
+  <w:style w:type="paragraph" w:styleId="Textkrper">
     <w:name w:val="Body Text"/>
-    <w:basedOn w:val="Normal"/>
-    <w:link w:val="BodyTextChar"/>
+    <w:basedOn w:val="Standard"/>
+    <w:link w:val="TextkrperZchn"/>
     <w:semiHidden/>
     <w:rsid w:val="00F27F36"/>
     <w:rPr>
@@ -12440,7 +13708,7 @@
   </w:style>
   <w:style w:type="paragraph" w:customStyle="1" w:styleId="GlossTerm">
     <w:name w:val="GlossTerm"/>
-    <w:basedOn w:val="Normal"/>
+    <w:basedOn w:val="Standard"/>
     <w:rsid w:val="008F5DE4"/>
     <w:pPr>
       <w:tabs>
@@ -12485,10 +13753,10 @@
       <w:lang w:val="fi-FI" w:eastAsia="fi-FI"/>
     </w:rPr>
   </w:style>
-  <w:style w:type="paragraph" w:styleId="ListBullet">
+  <w:style w:type="paragraph" w:styleId="Aufzhlungszeichen">
     <w:name w:val="List Bullet"/>
-    <w:basedOn w:val="Normal"/>
-    <w:next w:val="ListBullet2"/>
+    <w:basedOn w:val="Standard"/>
+    <w:next w:val="Aufzhlungszeichen2"/>
     <w:rsid w:val="002F24A3"/>
     <w:pPr>
       <w:numPr>
@@ -12508,9 +13776,9 @@
       <w:lang w:val="en-GB" w:eastAsia="en-US"/>
     </w:rPr>
   </w:style>
-  <w:style w:type="paragraph" w:styleId="ListBullet2">
+  <w:style w:type="paragraph" w:styleId="Aufzhlungszeichen2">
     <w:name w:val="List Bullet 2"/>
-    <w:basedOn w:val="ListBullet"/>
+    <w:basedOn w:val="Aufzhlungszeichen"/>
     <w:rsid w:val="002F24A3"/>
     <w:pPr>
       <w:numPr>
@@ -12520,7 +13788,7 @@
       <w:ind w:left="238" w:hanging="238"/>
     </w:pPr>
   </w:style>
-  <w:style w:type="character" w:styleId="Strong">
+  <w:style w:type="character" w:styleId="Fett">
     <w:name w:val="Strong"/>
     <w:uiPriority w:val="22"/>
     <w:qFormat/>
@@ -12532,7 +13800,7 @@
   </w:style>
   <w:style w:type="paragraph" w:customStyle="1" w:styleId="StyleHeading2Italic">
     <w:name w:val="Style Heading 2 + Italic"/>
-    <w:basedOn w:val="Heading2"/>
+    <w:basedOn w:val="berschrift2"/>
     <w:autoRedefine/>
     <w:rsid w:val="009F026B"/>
     <w:pPr>
@@ -12558,10 +13826,10 @@
       <w:u w:val="single"/>
     </w:rPr>
   </w:style>
-  <w:style w:type="paragraph" w:styleId="EndnoteText">
+  <w:style w:type="paragraph" w:styleId="Endnotentext">
     <w:name w:val="endnote text"/>
-    <w:basedOn w:val="Normal"/>
-    <w:link w:val="EndnoteTextChar"/>
+    <w:basedOn w:val="Standard"/>
+    <w:link w:val="EndnotentextZchn"/>
     <w:rsid w:val="0088018E"/>
     <w:pPr>
       <w:keepLines/>
@@ -12586,9 +13854,9 @@
       <w:lang w:eastAsia="zh-CN"/>
     </w:rPr>
   </w:style>
-  <w:style w:type="character" w:customStyle="1" w:styleId="EndnoteTextChar">
-    <w:name w:val="Endnote Text Char"/>
-    <w:link w:val="EndnoteText"/>
+  <w:style w:type="character" w:customStyle="1" w:styleId="EndnotentextZchn">
+    <w:name w:val="Endnotentext Zchn"/>
+    <w:link w:val="Endnotentext"/>
     <w:rsid w:val="0088018E"/>
     <w:rPr>
       <w:rFonts w:eastAsia="SimSun"/>
@@ -12598,19 +13866,19 @@
       <w:lang w:eastAsia="zh-CN"/>
     </w:rPr>
   </w:style>
-  <w:style w:type="character" w:customStyle="1" w:styleId="FooterChar">
-    <w:name w:val="Footer Char"/>
-    <w:aliases w:val="Alatunniste Char"/>
-    <w:link w:val="Footer"/>
+  <w:style w:type="character" w:customStyle="1" w:styleId="FuzeileZchn">
+    <w:name w:val="Fußzeile Zchn"/>
+    <w:aliases w:val="Alatunniste Zchn"/>
+    <w:link w:val="Fuzeile"/>
     <w:uiPriority w:val="99"/>
     <w:rsid w:val="00796981"/>
     <w:rPr>
       <w:lang w:eastAsia="fi-FI"/>
     </w:rPr>
   </w:style>
-  <w:style w:type="character" w:customStyle="1" w:styleId="HeaderChar">
-    <w:name w:val="Header Char"/>
-    <w:link w:val="Header"/>
+  <w:style w:type="character" w:customStyle="1" w:styleId="KopfzeileZchn">
+    <w:name w:val="Kopfzeile Zchn"/>
+    <w:link w:val="Kopfzeile"/>
     <w:uiPriority w:val="99"/>
     <w:rsid w:val="00B97865"/>
     <w:rPr>
@@ -12619,9 +13887,9 @@
       <w:lang w:eastAsia="fi-FI"/>
     </w:rPr>
   </w:style>
-  <w:style w:type="table" w:styleId="TableGrid">
+  <w:style w:type="table" w:styleId="Tabellenraster">
     <w:name w:val="Table Grid"/>
-    <w:basedOn w:val="TableNormal"/>
+    <w:basedOn w:val="NormaleTabelle"/>
     <w:uiPriority w:val="39"/>
     <w:rsid w:val="00F23F9B"/>
     <w:tblPr>
@@ -12641,10 +13909,10 @@
     <w:autoRedefine/>
     <w:rsid w:val="00796981"/>
   </w:style>
-  <w:style w:type="paragraph" w:styleId="BalloonText">
+  <w:style w:type="paragraph" w:styleId="Sprechblasentext">
     <w:name w:val="Balloon Text"/>
-    <w:basedOn w:val="Normal"/>
-    <w:link w:val="BalloonTextChar"/>
+    <w:basedOn w:val="Standard"/>
+    <w:link w:val="SprechblasentextZchn"/>
     <w:rsid w:val="006501F6"/>
     <w:pPr>
       <w:spacing w:after="0" w:line="240" w:lineRule="auto"/>
@@ -12655,9 +13923,9 @@
       <w:szCs w:val="16"/>
     </w:rPr>
   </w:style>
-  <w:style w:type="character" w:customStyle="1" w:styleId="BalloonTextChar">
-    <w:name w:val="Balloon Text Char"/>
-    <w:link w:val="BalloonText"/>
+  <w:style w:type="character" w:customStyle="1" w:styleId="SprechblasentextZchn">
+    <w:name w:val="Sprechblasentext Zchn"/>
+    <w:link w:val="Sprechblasentext"/>
     <w:rsid w:val="006501F6"/>
     <w:rPr>
       <w:rFonts w:ascii="Tahoma" w:hAnsi="Tahoma" w:cs="Tahoma"/>
@@ -12666,14 +13934,14 @@
       <w:lang w:eastAsia="fi-FI"/>
     </w:rPr>
   </w:style>
-  <w:style w:type="character" w:styleId="IntenseReference">
+  <w:style w:type="character" w:styleId="IntensiverVerweis">
     <w:name w:val="Intense Reference"/>
     <w:uiPriority w:val="32"/>
     <w:rsid w:val="00D538D6"/>
   </w:style>
-  <w:style w:type="character" w:customStyle="1" w:styleId="BodyTextChar">
-    <w:name w:val="Body Text Char"/>
-    <w:link w:val="BodyText"/>
+  <w:style w:type="character" w:customStyle="1" w:styleId="TextkrperZchn">
+    <w:name w:val="Textkörper Zchn"/>
+    <w:link w:val="Textkrper"/>
     <w:semiHidden/>
     <w:rsid w:val="00A832BB"/>
     <w:rPr>
@@ -12691,10 +13959,10 @@
       <w:sz w:val="18"/>
     </w:rPr>
   </w:style>
-  <w:style w:type="paragraph" w:styleId="CommentText">
+  <w:style w:type="paragraph" w:styleId="Kommentartext">
     <w:name w:val="annotation text"/>
-    <w:basedOn w:val="Normal"/>
-    <w:link w:val="CommentTextChar"/>
+    <w:basedOn w:val="Standard"/>
+    <w:link w:val="KommentartextZchn"/>
     <w:rsid w:val="00904A7B"/>
     <w:pPr>
       <w:spacing w:line="240" w:lineRule="auto"/>
@@ -12704,9 +13972,9 @@
       <w:szCs w:val="20"/>
     </w:rPr>
   </w:style>
-  <w:style w:type="character" w:customStyle="1" w:styleId="CommentTextChar">
-    <w:name w:val="Comment Text Char"/>
-    <w:link w:val="CommentText"/>
+  <w:style w:type="character" w:customStyle="1" w:styleId="KommentartextZchn">
+    <w:name w:val="Kommentartext Zchn"/>
+    <w:link w:val="Kommentartext"/>
     <w:rsid w:val="00904A7B"/>
     <w:rPr>
       <w:sz w:val="20"/>
@@ -12714,9 +13982,9 @@
       <w:lang w:eastAsia="fi-FI"/>
     </w:rPr>
   </w:style>
-  <w:style w:type="paragraph" w:styleId="NormalWeb">
+  <w:style w:type="paragraph" w:styleId="StandardWeb">
     <w:name w:val="Normal (Web)"/>
-    <w:basedOn w:val="Normal"/>
+    <w:basedOn w:val="Standard"/>
     <w:uiPriority w:val="99"/>
     <w:unhideWhenUsed/>
     <w:rsid w:val="00F01B49"/>
@@ -12730,9 +13998,9 @@
       <w:textAlignment w:val="auto"/>
     </w:pPr>
   </w:style>
-  <w:style w:type="paragraph" w:styleId="ListParagraph">
+  <w:style w:type="paragraph" w:styleId="Listenabsatz">
     <w:name w:val="List Paragraph"/>
-    <w:basedOn w:val="Normal"/>
+    <w:basedOn w:val="Standard"/>
     <w:uiPriority w:val="34"/>
     <w:qFormat/>
     <w:rsid w:val="00AF535E"/>
@@ -12741,18 +14009,18 @@
       <w:contextualSpacing/>
     </w:pPr>
   </w:style>
-  <w:style w:type="character" w:styleId="PlaceholderText">
+  <w:style w:type="character" w:styleId="Platzhaltertext">
     <w:name w:val="Placeholder Text"/>
-    <w:basedOn w:val="DefaultParagraphFont"/>
+    <w:basedOn w:val="Absatz-Standardschriftart"/>
     <w:rsid w:val="007613A7"/>
     <w:rPr>
       <w:color w:val="808080"/>
     </w:rPr>
   </w:style>
-  <w:style w:type="paragraph" w:styleId="DocumentMap">
+  <w:style w:type="paragraph" w:styleId="Dokumentstruktur">
     <w:name w:val="Document Map"/>
-    <w:basedOn w:val="Normal"/>
-    <w:link w:val="DocumentMapChar"/>
+    <w:basedOn w:val="Standard"/>
+    <w:link w:val="DokumentstrukturZchn"/>
     <w:rsid w:val="00552BA9"/>
     <w:pPr>
       <w:spacing w:after="0" w:line="240" w:lineRule="auto"/>
@@ -12763,10 +14031,10 @@
       <w:szCs w:val="16"/>
     </w:rPr>
   </w:style>
-  <w:style w:type="character" w:customStyle="1" w:styleId="DocumentMapChar">
-    <w:name w:val="Document Map Char"/>
-    <w:basedOn w:val="DefaultParagraphFont"/>
-    <w:link w:val="DocumentMap"/>
+  <w:style w:type="character" w:customStyle="1" w:styleId="DokumentstrukturZchn">
+    <w:name w:val="Dokumentstruktur Zchn"/>
+    <w:basedOn w:val="Absatz-Standardschriftart"/>
+    <w:link w:val="Dokumentstruktur"/>
     <w:rsid w:val="00552BA9"/>
     <w:rPr>
       <w:rFonts w:ascii="Tahoma" w:hAnsi="Tahoma" w:cs="Tahoma"/>
@@ -12775,39 +14043,39 @@
       <w:lang w:val="fi-FI" w:eastAsia="fi-FI"/>
     </w:rPr>
   </w:style>
-  <w:style w:type="character" w:styleId="FollowedHyperlink">
+  <w:style w:type="character" w:styleId="BesuchterLink">
     <w:name w:val="FollowedHyperlink"/>
-    <w:basedOn w:val="DefaultParagraphFont"/>
+    <w:basedOn w:val="Absatz-Standardschriftart"/>
     <w:rsid w:val="005543F7"/>
     <w:rPr>
       <w:color w:val="800080" w:themeColor="followedHyperlink"/>
       <w:u w:val="single"/>
     </w:rPr>
   </w:style>
-  <w:style w:type="character" w:styleId="CommentReference">
+  <w:style w:type="character" w:styleId="Kommentarzeichen">
     <w:name w:val="annotation reference"/>
-    <w:basedOn w:val="DefaultParagraphFont"/>
+    <w:basedOn w:val="Absatz-Standardschriftart"/>
     <w:rsid w:val="00D41FB3"/>
     <w:rPr>
       <w:sz w:val="16"/>
       <w:szCs w:val="16"/>
     </w:rPr>
   </w:style>
-  <w:style w:type="paragraph" w:styleId="CommentSubject">
+  <w:style w:type="paragraph" w:styleId="Kommentarthema">
     <w:name w:val="annotation subject"/>
-    <w:basedOn w:val="CommentText"/>
-    <w:next w:val="CommentText"/>
-    <w:link w:val="CommentSubjectChar"/>
+    <w:basedOn w:val="Kommentartext"/>
+    <w:next w:val="Kommentartext"/>
+    <w:link w:val="KommentarthemaZchn"/>
     <w:rsid w:val="00D41FB3"/>
     <w:rPr>
       <w:b/>
       <w:bCs/>
     </w:rPr>
   </w:style>
-  <w:style w:type="character" w:customStyle="1" w:styleId="CommentSubjectChar">
-    <w:name w:val="Comment Subject Char"/>
-    <w:basedOn w:val="CommentTextChar"/>
-    <w:link w:val="CommentSubject"/>
+  <w:style w:type="character" w:customStyle="1" w:styleId="KommentarthemaZchn">
+    <w:name w:val="Kommentarthema Zchn"/>
+    <w:basedOn w:val="KommentartextZchn"/>
+    <w:link w:val="Kommentarthema"/>
     <w:rsid w:val="00D41FB3"/>
     <w:rPr>
       <w:b/>
@@ -12817,9 +14085,9 @@
       <w:lang w:val="fi-FI" w:eastAsia="fi-FI"/>
     </w:rPr>
   </w:style>
-  <w:style w:type="character" w:styleId="UnresolvedMention">
+  <w:style w:type="character" w:styleId="NichtaufgelsteErwhnung">
     <w:name w:val="Unresolved Mention"/>
-    <w:basedOn w:val="DefaultParagraphFont"/>
+    <w:basedOn w:val="Absatz-Standardschriftart"/>
     <w:uiPriority w:val="99"/>
     <w:semiHidden/>
     <w:unhideWhenUsed/>
@@ -12829,10 +14097,10 @@
       <w:shd w:val="clear" w:color="auto" w:fill="E1DFDD"/>
     </w:rPr>
   </w:style>
-  <w:style w:type="paragraph" w:styleId="Bibliography">
+  <w:style w:type="paragraph" w:styleId="Literaturverzeichnis">
     <w:name w:val="Bibliography"/>
-    <w:basedOn w:val="Normal"/>
-    <w:next w:val="Normal"/>
+    <w:basedOn w:val="Standard"/>
+    <w:next w:val="Standard"/>
     <w:uiPriority w:val="37"/>
     <w:unhideWhenUsed/>
     <w:rsid w:val="004A03ED"/>
@@ -12856,8 +14124,73 @@
   </w:style>
   <w:style w:type="character" w:customStyle="1" w:styleId="math-inline">
     <w:name w:val="math-inline"/>
-    <w:basedOn w:val="DefaultParagraphFont"/>
+    <w:basedOn w:val="Absatz-Standardschriftart"/>
     <w:rsid w:val="004A03ED"/>
+  </w:style>
+  <w:style w:type="paragraph" w:styleId="Inhaltsverzeichnisberschrift">
+    <w:name w:val="TOC Heading"/>
+    <w:basedOn w:val="berschrift1"/>
+    <w:next w:val="Standard"/>
+    <w:uiPriority w:val="39"/>
+    <w:unhideWhenUsed/>
+    <w:qFormat/>
+    <w:rsid w:val="00D86E1A"/>
+    <w:pPr>
+      <w:keepLines/>
+      <w:numPr>
+        <w:numId w:val="0"/>
+      </w:numPr>
+      <w:overflowPunct/>
+      <w:autoSpaceDE/>
+      <w:autoSpaceDN/>
+      <w:adjustRightInd/>
+      <w:spacing w:before="240" w:after="0" w:line="259" w:lineRule="auto"/>
+      <w:jc w:val="left"/>
+      <w:textAlignment w:val="auto"/>
+      <w:outlineLvl w:val="9"/>
+    </w:pPr>
+    <w:rPr>
+      <w:rFonts w:asciiTheme="majorHAnsi" w:eastAsiaTheme="majorEastAsia" w:hAnsiTheme="majorHAnsi" w:cstheme="majorBidi"/>
+      <w:b w:val="0"/>
+      <w:bCs w:val="0"/>
+      <w:caps w:val="0"/>
+      <w:color w:val="365F91" w:themeColor="accent1" w:themeShade="BF"/>
+      <w:kern w:val="0"/>
+      <w:lang w:val="de-DE" w:eastAsia="de-DE"/>
+    </w:rPr>
+  </w:style>
+  <w:style w:type="paragraph" w:customStyle="1" w:styleId="Formatvorlage1">
+    <w:name w:val="Formatvorlage1"/>
+    <w:basedOn w:val="berschrift2"/>
+    <w:link w:val="Formatvorlage1Zchn"/>
+    <w:qFormat/>
+    <w:rsid w:val="00A161A9"/>
+  </w:style>
+  <w:style w:type="character" w:customStyle="1" w:styleId="berschrift2Zchn">
+    <w:name w:val="Überschrift 2 Zchn"/>
+    <w:basedOn w:val="Absatz-Standardschriftart"/>
+    <w:link w:val="berschrift2"/>
+    <w:rsid w:val="00A161A9"/>
+    <w:rPr>
+      <w:b/>
+      <w:bCs/>
+      <w:sz w:val="28"/>
+      <w:szCs w:val="28"/>
+      <w:lang w:val="fi-FI" w:eastAsia="fi-FI"/>
+    </w:rPr>
+  </w:style>
+  <w:style w:type="character" w:customStyle="1" w:styleId="Formatvorlage1Zchn">
+    <w:name w:val="Formatvorlage1 Zchn"/>
+    <w:basedOn w:val="berschrift2Zchn"/>
+    <w:link w:val="Formatvorlage1"/>
+    <w:rsid w:val="00A161A9"/>
+    <w:rPr>
+      <w:b/>
+      <w:bCs/>
+      <w:sz w:val="28"/>
+      <w:szCs w:val="28"/>
+      <w:lang w:val="fi-FI" w:eastAsia="fi-FI"/>
+    </w:rPr>
   </w:style>
 </w:styles>
 </file>
@@ -13146,11 +14479,11 @@
 </file>
 
 <file path=customXml/item1.xml><?xml version="1.0" encoding="utf-8"?>
-<b:Sources xmlns:b="http://schemas.openxmlformats.org/officeDocument/2006/bibliography" xmlns="http://schemas.openxmlformats.org/officeDocument/2006/bibliography" SelectedStyle="\APA.XSL" StyleName="APA"/>
+<b:Sources xmlns:b="http://schemas.openxmlformats.org/officeDocument/2006/bibliography" xmlns="http://schemas.openxmlformats.org/officeDocument/2006/bibliography" SelectedStyle="\APASixthEditionOfficeOnline.xsl" StyleName="APA" Version="6"/>
 </file>
 
 <file path=customXml/itemProps1.xml><?xml version="1.0" encoding="utf-8"?>
-<ds:datastoreItem xmlns:ds="http://schemas.openxmlformats.org/officeDocument/2006/customXml" ds:itemID="{97243981-4BC3-4C3D-9DC9-F35058285D28}">
+<ds:datastoreItem xmlns:ds="http://schemas.openxmlformats.org/officeDocument/2006/customXml" ds:itemID="{C7C0039E-6079-4E79-B53B-7A588BC02F7D}">
   <ds:schemaRefs>
     <ds:schemaRef ds:uri="http://schemas.openxmlformats.org/officeDocument/2006/bibliography"/>
   </ds:schemaRefs>
